--- a/Форм_ые_док_ты_ГУ_+++_брошюра_для_студента.docx
+++ b/Форм_ые_док_ты_ГУ_+++_брошюра_для_студента.docx
@@ -217,7 +217,7 @@
                 <w:sz w:val="20"/>
                 <w:szCs w:val="20"/>
               </w:rPr>
-              <w:t>Командира _________________________</w:t>
+              <w:t>Командира 2-го инженерно-сапёрного взвода (2исв) инженерно-сапёрной роты (иср) исб 2мсбр</w:t>
             </w:r>
           </w:p>
         </w:tc>
@@ -307,7 +307,7 @@
                 <w:sz w:val="20"/>
                 <w:szCs w:val="20"/>
               </w:rPr>
-              <w:t>и ____</w:t>
+              <w:t>и №13</w:t>
             </w:r>
           </w:p>
         </w:tc>
@@ -332,7 +332,7 @@
                 <w:sz w:val="20"/>
                 <w:szCs w:val="20"/>
               </w:rPr>
-              <w:t>Тема _______________________________________________________     _______________________________________________________</w:t>
+              <w:t>Тема 8. Действия взвода по проделыванию проходов в МВЗ перед передним краем и в глубине обороны противника     Занятие 1. Работа командира взвода по организации действий при проделывании проходов в МВЗ перед передним краем и в глубине обороны противника. Принятие решения</w:t>
             </w:r>
           </w:p>
           <w:p>
@@ -420,7 +420,6 @@
                 <w:sz w:val="20"/>
                 <w:szCs w:val="20"/>
               </w:rPr>
-              <w:t>_____________________</w:t>
             </w:r>
           </w:p>
         </w:tc>
@@ -453,15 +452,15 @@
                 <w:sz w:val="20"/>
                 <w:szCs w:val="20"/>
               </w:rPr>
-              <w:t>_____</w:t>
-            </w:r>
-            <w:r>
-              <w:rPr>
-                <w:rFonts w:ascii="Times New Roman" w:hAnsi="Times New Roman" w:cs="Times New Roman"/>
-                <w:sz w:val="20"/>
-                <w:szCs w:val="20"/>
-              </w:rPr>
-              <w:t>___________учебно</w:t>
+              <w:t xml:space="preserve">101000-1 (М) </w:t>
+            </w:r>
+            <w:r>
+              <w:rPr>
+                <w:rFonts w:ascii="Times New Roman" w:hAnsi="Times New Roman" w:cs="Times New Roman"/>
+                <w:sz w:val="20"/>
+                <w:szCs w:val="20"/>
+              </w:rPr>
+              <w:t>учебно</w:t>
             </w:r>
             <w:r>
               <w:rPr>
@@ -511,7 +510,7 @@
                 <w:sz w:val="20"/>
                 <w:szCs w:val="20"/>
               </w:rPr>
-              <w:t>Проверил _____________</w:t>
+              <w:t xml:space="preserve">Проверил подполковник запаса </w:t>
             </w:r>
             <w:r>
               <w:rPr>
@@ -570,15 +569,13 @@
                 <w:szCs w:val="20"/>
                 <w:u w:val="single"/>
               </w:rPr>
-              <w:t>__________________</w:t>
-            </w:r>
-            <w:r>
-              <w:rPr>
-                <w:rFonts w:ascii="Times New Roman" w:hAnsi="Times New Roman" w:cs="Times New Roman"/>
-                <w:sz w:val="20"/>
-                <w:szCs w:val="20"/>
-              </w:rPr>
-              <w:t>_</w:t>
+            </w:r>
+            <w:r>
+              <w:rPr>
+                <w:rFonts w:ascii="Times New Roman" w:hAnsi="Times New Roman" w:cs="Times New Roman"/>
+                <w:sz w:val="20"/>
+                <w:szCs w:val="20"/>
+              </w:rPr>
             </w:r>
           </w:p>
         </w:tc>
@@ -765,7 +762,7 @@
           <w:sz w:val="20"/>
           <w:szCs w:val="20"/>
         </w:rPr>
-        <w:t>Владивосток – 20__</w:t>
+        <w:t>Владивосток – 2026</w:t>
       </w:r>
     </w:p>
     <w:p>
@@ -2454,6 +2451,9 @@
                 <w:szCs w:val="20"/>
               </w:rPr>
             </w:pPr>
+            <w:r>
+              <w:t>Цель действий 2мсбр – перейти в наступление и прорвать оборону противника (1 и 2мпб 1мпбр) на участке прорыва шириной до 3 км с ближайшей задачей разгромить подразделения первого эшелона 1мпбр и к исходу Д2 овладеть рубежом по вост.</w:t>
+            </w:r>
           </w:p>
         </w:tc>
       </w:tr>
@@ -2475,6 +2475,9 @@
                 <w:szCs w:val="20"/>
               </w:rPr>
             </w:pPr>
+            <w:r>
+              <w:t>берегу р.</w:t>
+            </w:r>
           </w:p>
         </w:tc>
       </w:tr>
@@ -2496,6 +2499,9 @@
                 <w:szCs w:val="20"/>
               </w:rPr>
             </w:pPr>
+            <w:r>
+              <w:t>Большой Сиуч.</w:t>
+            </w:r>
           </w:p>
         </w:tc>
       </w:tr>
@@ -2517,6 +2523,9 @@
                 <w:szCs w:val="20"/>
               </w:rPr>
             </w:pPr>
+            <w:r>
+              <w:t>Замысел старшего командира (НИС бригады): инженерное обеспечение наступления сосредоточить на проделывании проходов в МВЗ противника перед передним краем и в глубине его обороны, для чего иср исб 2мсбр проделать в полосе наступления 2мсб 2мсбр три прохода в ПТМП противника в разрыве опорных пунктов 6 и 1 мпр; при этом 2исв выделяется в состав ОРазг № 2 2мсб 2мсбр, выполняет доразведку переднего края ПТМП противника и проделывает проходы средствами разминирования (УР-83П, заряды УЗП-83) с последующей передачей проходов командиру 2мсб 1мсбр и обозначением их на местности.</w:t>
+            </w:r>
           </w:p>
         </w:tc>
       </w:tr>
@@ -2610,23 +2619,41 @@
                 <w:szCs w:val="20"/>
               </w:rPr>
             </w:pPr>
-          </w:p>
-        </w:tc>
-      </w:tr>
-      <w:tr>
-        <w:tc>
-          <w:tcPr>
-            <w:tcW w:w="10195" w:type="dxa"/>
-          </w:tcPr>
-          <w:p>
-            <w:pPr>
-              <w:jc w:val="both"/>
-              <w:rPr>
-                <w:rFonts w:ascii="Times New Roman" w:hAnsi="Times New Roman" w:cs="Times New Roman"/>
-                <w:sz w:val="20"/>
-                <w:szCs w:val="20"/>
-              </w:rPr>
-            </w:pPr>
+            <w:r>
+              <w:t>Характер задач взвода: 1) к 1.00 15.04 произвести доразведку переднего края ПТМП противника вручную в полосе 6–8 м до обнаружения первой мины на участке выс.141,6 (39715) – юж.100, КУБАЕВО (38722) опорным пунктом 6мпр; 2) в ходе огневой подготовки наступления проделать три прохода в ПТМП противника в разрыве опорных пунктов 6 и 1мпр для пропуска 2мсб 2мсбр (зарядами УЗП-83 при помощи установок разминирования УР-83П); 3) обозначить проходы и направления выдвижения к ним; 4) назначить комендантскую службу на проходах и после пропуска атакующих частей первого эшелона передать проходы командиру 2мсб 1мсбр.</w:t>
+            </w:r>
+          </w:p>
+          <w:p>
+            <w:pPr/>
+            <w:r>
+              <w:t>Сроки: пусковые позиции УР-83П оборудовать к 5.00 15.04; полевые склады зарядов разминирования – на зап.окр.</w:t>
+            </w:r>
+          </w:p>
+        </w:tc>
+      </w:tr>
+      <w:tr>
+        <w:tc>
+          <w:tcPr>
+            <w:tcW w:w="10195" w:type="dxa"/>
+          </w:tcPr>
+          <w:p>
+            <w:pPr>
+              <w:jc w:val="both"/>
+              <w:rPr>
+                <w:rFonts w:ascii="Times New Roman" w:hAnsi="Times New Roman" w:cs="Times New Roman"/>
+                <w:sz w:val="20"/>
+                <w:szCs w:val="20"/>
+              </w:rPr>
+            </w:pPr>
+            <w:r>
+              <w:t>ТУРАБЬЕВО; готовность зарядов к пуску – 6.00 15.04; пуск зарядов – по сигналу «Тайфун-333».</w:t>
+            </w:r>
+          </w:p>
+          <w:p>
+            <w:pPr/>
+            <w:r>
+              <w:t>Район сосредоточения после выполнения задачи – в составе ОРазг № 2 2мсб 2мсбр (по указанию штатного командира иср после передачи проходов).</w:t>
+            </w:r>
           </w:p>
         </w:tc>
       </w:tr>
@@ -2781,57 +2808,75 @@
                 <w:szCs w:val="20"/>
               </w:rPr>
             </w:pPr>
-          </w:p>
-        </w:tc>
-      </w:tr>
-      <w:tr>
-        <w:tc>
-          <w:tcPr>
-            <w:tcW w:w="10195" w:type="dxa"/>
-          </w:tcPr>
-          <w:p>
-            <w:pPr>
-              <w:jc w:val="both"/>
-              <w:rPr>
-                <w:rFonts w:ascii="Times New Roman" w:hAnsi="Times New Roman" w:cs="Times New Roman"/>
-                <w:sz w:val="20"/>
-                <w:szCs w:val="20"/>
-              </w:rPr>
-            </w:pPr>
-          </w:p>
-        </w:tc>
-      </w:tr>
-      <w:tr>
-        <w:tc>
-          <w:tcPr>
-            <w:tcW w:w="10195" w:type="dxa"/>
-          </w:tcPr>
-          <w:p>
-            <w:pPr>
-              <w:jc w:val="both"/>
-              <w:rPr>
-                <w:rFonts w:ascii="Times New Roman" w:hAnsi="Times New Roman" w:cs="Times New Roman"/>
-                <w:sz w:val="20"/>
-                <w:szCs w:val="20"/>
-              </w:rPr>
-            </w:pPr>
-          </w:p>
-        </w:tc>
-      </w:tr>
-      <w:tr>
-        <w:tc>
-          <w:tcPr>
-            <w:tcW w:w="10195" w:type="dxa"/>
-          </w:tcPr>
-          <w:p>
-            <w:pPr>
-              <w:jc w:val="both"/>
-              <w:rPr>
-                <w:rFonts w:ascii="Times New Roman" w:hAnsi="Times New Roman" w:cs="Times New Roman"/>
-                <w:sz w:val="20"/>
-                <w:szCs w:val="20"/>
-              </w:rPr>
-            </w:pPr>
+            <w:r>
+              <w:t>СИВ (средства инженерного вооружения) для выполнения задачи получаются в полевых складах исб 2мсбр на зап.</w:t>
+            </w:r>
+          </w:p>
+        </w:tc>
+      </w:tr>
+      <w:tr>
+        <w:tc>
+          <w:tcPr>
+            <w:tcW w:w="10195" w:type="dxa"/>
+          </w:tcPr>
+          <w:p>
+            <w:pPr>
+              <w:jc w:val="both"/>
+              <w:rPr>
+                <w:rFonts w:ascii="Times New Roman" w:hAnsi="Times New Roman" w:cs="Times New Roman"/>
+                <w:sz w:val="20"/>
+                <w:szCs w:val="20"/>
+              </w:rPr>
+            </w:pPr>
+            <w:r>
+              <w:t>окр.</w:t>
+            </w:r>
+          </w:p>
+        </w:tc>
+      </w:tr>
+      <w:tr>
+        <w:tc>
+          <w:tcPr>
+            <w:tcW w:w="10195" w:type="dxa"/>
+          </w:tcPr>
+          <w:p>
+            <w:pPr>
+              <w:jc w:val="both"/>
+              <w:rPr>
+                <w:rFonts w:ascii="Times New Roman" w:hAnsi="Times New Roman" w:cs="Times New Roman"/>
+                <w:sz w:val="20"/>
+                <w:szCs w:val="20"/>
+              </w:rPr>
+            </w:pPr>
+            <w:r>
+              <w:t>ТУРАБЬЕВО (40721): УР-83П – 3 комплекта (по числу проходов), заряды УЗП-83 – 3 комплекта, шанцевый инструмент, КЗО, средства обозначения проходов, изыскательские щупы, миноискатели ИМП-2, кошки и шнур.</w:t>
+            </w:r>
+          </w:p>
+          <w:p>
+            <w:pPr/>
+            <w:r>
+              <w:t>Доставка СИВ к пусковым позициям – штатным транспортом взвода: КамАЗ-53501 (2 ед.) и БТР, под прикрытием 1-го отделения.</w:t>
+            </w:r>
+          </w:p>
+        </w:tc>
+      </w:tr>
+      <w:tr>
+        <w:tc>
+          <w:tcPr>
+            <w:tcW w:w="10195" w:type="dxa"/>
+          </w:tcPr>
+          <w:p>
+            <w:pPr>
+              <w:jc w:val="both"/>
+              <w:rPr>
+                <w:rFonts w:ascii="Times New Roman" w:hAnsi="Times New Roman" w:cs="Times New Roman"/>
+                <w:sz w:val="20"/>
+                <w:szCs w:val="20"/>
+              </w:rPr>
+            </w:pPr>
+            <w:r>
+              <w:t>Подвоз осуществить к 4.00 15.04, скрытно, с использованием существующих укрытий и маскировки.</w:t>
+            </w:r>
           </w:p>
         </w:tc>
       </w:tr>
@@ -2884,74 +2929,113 @@
                 <w:szCs w:val="20"/>
               </w:rPr>
             </w:pPr>
-          </w:p>
-        </w:tc>
-      </w:tr>
-      <w:tr>
-        <w:tc>
-          <w:tcPr>
-            <w:tcW w:w="10195" w:type="dxa"/>
-          </w:tcPr>
-          <w:p>
-            <w:pPr>
-              <w:jc w:val="both"/>
-              <w:rPr>
-                <w:rFonts w:ascii="Times New Roman" w:hAnsi="Times New Roman" w:cs="Times New Roman"/>
-                <w:sz w:val="20"/>
-                <w:szCs w:val="20"/>
-              </w:rPr>
-            </w:pPr>
-          </w:p>
-        </w:tc>
-      </w:tr>
-      <w:tr>
-        <w:tc>
-          <w:tcPr>
-            <w:tcW w:w="10195" w:type="dxa"/>
-          </w:tcPr>
-          <w:p>
-            <w:pPr>
-              <w:jc w:val="both"/>
-              <w:rPr>
-                <w:rFonts w:ascii="Times New Roman" w:hAnsi="Times New Roman" w:cs="Times New Roman"/>
-                <w:sz w:val="20"/>
-                <w:szCs w:val="20"/>
-              </w:rPr>
-            </w:pPr>
-          </w:p>
-        </w:tc>
-      </w:tr>
-      <w:tr>
-        <w:tc>
-          <w:tcPr>
-            <w:tcW w:w="10195" w:type="dxa"/>
-          </w:tcPr>
-          <w:p>
-            <w:pPr>
-              <w:jc w:val="both"/>
-              <w:rPr>
-                <w:rFonts w:ascii="Times New Roman" w:hAnsi="Times New Roman" w:cs="Times New Roman"/>
-                <w:sz w:val="20"/>
-                <w:szCs w:val="20"/>
-              </w:rPr>
-            </w:pPr>
-          </w:p>
-        </w:tc>
-      </w:tr>
-      <w:tr>
-        <w:tc>
-          <w:tcPr>
-            <w:tcW w:w="10195" w:type="dxa"/>
-          </w:tcPr>
-          <w:p>
-            <w:pPr>
-              <w:jc w:val="both"/>
-              <w:rPr>
-                <w:rFonts w:ascii="Times New Roman" w:hAnsi="Times New Roman" w:cs="Times New Roman"/>
-                <w:sz w:val="20"/>
-                <w:szCs w:val="20"/>
-              </w:rPr>
-            </w:pPr>
+            <w:r>
+              <w:t>Взаимодействие организую:</w:t>
+            </w:r>
+          </w:p>
+          <w:p>
+            <w:pPr/>
+            <w:r>
+              <w:t>– с командиром 2мсб 2мсбр (через ОРазг № 2) – по вопросам пропуска атакующих подразделений через проходы, передачи проходов и комендантской службы; сигналы готовности проходов – «Снег-444»; позывной «ХАРЗА-2»;</w:t>
+            </w:r>
+          </w:p>
+          <w:p>
+            <w:pPr/>
+            <w:r>
+              <w:t>– с командиром иср и НИС бригады – по вопросам управления, докладов о ходе работ и получения резерва СИВ; частоты осн.</w:t>
+            </w:r>
+          </w:p>
+        </w:tc>
+      </w:tr>
+      <w:tr>
+        <w:tc>
+          <w:tcPr>
+            <w:tcW w:w="10195" w:type="dxa"/>
+          </w:tcPr>
+          <w:p>
+            <w:pPr>
+              <w:jc w:val="both"/>
+              <w:rPr>
+                <w:rFonts w:ascii="Times New Roman" w:hAnsi="Times New Roman" w:cs="Times New Roman"/>
+                <w:sz w:val="20"/>
+                <w:szCs w:val="20"/>
+              </w:rPr>
+            </w:pPr>
+            <w:r>
+              <w:t>42422 / зап.</w:t>
+            </w:r>
+          </w:p>
+        </w:tc>
+      </w:tr>
+      <w:tr>
+        <w:tc>
+          <w:tcPr>
+            <w:tcW w:w="10195" w:type="dxa"/>
+          </w:tcPr>
+          <w:p>
+            <w:pPr>
+              <w:jc w:val="both"/>
+              <w:rPr>
+                <w:rFonts w:ascii="Times New Roman" w:hAnsi="Times New Roman" w:cs="Times New Roman"/>
+                <w:sz w:val="20"/>
+                <w:szCs w:val="20"/>
+              </w:rPr>
+            </w:pPr>
+            <w:r>
+              <w:t>44422 (командир иср), осн.</w:t>
+            </w:r>
+          </w:p>
+        </w:tc>
+      </w:tr>
+      <w:tr>
+        <w:tc>
+          <w:tcPr>
+            <w:tcW w:w="10195" w:type="dxa"/>
+          </w:tcPr>
+          <w:p>
+            <w:pPr>
+              <w:jc w:val="both"/>
+              <w:rPr>
+                <w:rFonts w:ascii="Times New Roman" w:hAnsi="Times New Roman" w:cs="Times New Roman"/>
+                <w:sz w:val="20"/>
+                <w:szCs w:val="20"/>
+              </w:rPr>
+            </w:pPr>
+            <w:r>
+              <w:t>23456 / зап.</w:t>
+            </w:r>
+          </w:p>
+        </w:tc>
+      </w:tr>
+      <w:tr>
+        <w:tc>
+          <w:tcPr>
+            <w:tcW w:w="10195" w:type="dxa"/>
+          </w:tcPr>
+          <w:p>
+            <w:pPr>
+              <w:jc w:val="both"/>
+              <w:rPr>
+                <w:rFonts w:ascii="Times New Roman" w:hAnsi="Times New Roman" w:cs="Times New Roman"/>
+                <w:sz w:val="20"/>
+                <w:szCs w:val="20"/>
+              </w:rPr>
+            </w:pPr>
+            <w:r>
+              <w:t>34567 (НИС);</w:t>
+            </w:r>
+          </w:p>
+          <w:p>
+            <w:pPr/>
+            <w:r>
+              <w:t>– с 1исв (ОРазг № 1) – по вопросам стыка проходов и взаимного опознавания; позывной «ХАРЗА-1»;</w:t>
+            </w:r>
+          </w:p>
+          <w:p>
+            <w:pPr/>
+            <w:r>
+              <w:t>– с артиллерией БрАГ и 2мсбр (через КП 1мсбр выс.145,0 – 38802) – по вопросам огневого поражения противника на направлениях проходов и переноса огня в момент пуска зарядов разминирования.</w:t>
+            </w:r>
           </w:p>
         </w:tc>
       </w:tr>
@@ -2989,31 +3073,28 @@
           <w:sz w:val="20"/>
           <w:szCs w:val="20"/>
         </w:rPr>
-        <w:t>_________________</w:t>
-      </w:r>
-      <w:r>
-        <w:rPr>
-          <w:rFonts w:ascii="Times New Roman" w:hAnsi="Times New Roman" w:cs="Times New Roman"/>
-          <w:sz w:val="20"/>
-          <w:szCs w:val="20"/>
-        </w:rPr>
-        <w:t>____________________</w:t>
-      </w:r>
-      <w:r>
-        <w:rPr>
-          <w:rFonts w:ascii="Times New Roman" w:hAnsi="Times New Roman" w:cs="Times New Roman"/>
-          <w:sz w:val="20"/>
-          <w:szCs w:val="20"/>
-        </w:rPr>
-        <w:t>___</w:t>
-      </w:r>
-      <w:r>
-        <w:rPr>
-          <w:rFonts w:ascii="Times New Roman" w:hAnsi="Times New Roman" w:cs="Times New Roman"/>
-          <w:sz w:val="20"/>
-          <w:szCs w:val="20"/>
-        </w:rPr>
-        <w:t>______</w:t>
+        <w:t xml:space="preserve"> см. ниже</w:t>
+      </w:r>
+      <w:r>
+        <w:rPr>
+          <w:rFonts w:ascii="Times New Roman" w:hAnsi="Times New Roman" w:cs="Times New Roman"/>
+          <w:sz w:val="20"/>
+          <w:szCs w:val="20"/>
+        </w:rPr>
+      </w:r>
+      <w:r>
+        <w:rPr>
+          <w:rFonts w:ascii="Times New Roman" w:hAnsi="Times New Roman" w:cs="Times New Roman"/>
+          <w:sz w:val="20"/>
+          <w:szCs w:val="20"/>
+        </w:rPr>
+      </w:r>
+      <w:r>
+        <w:rPr>
+          <w:rFonts w:ascii="Times New Roman" w:hAnsi="Times New Roman" w:cs="Times New Roman"/>
+          <w:sz w:val="20"/>
+          <w:szCs w:val="20"/>
+        </w:rPr>
       </w:r>
     </w:p>
     <w:tbl>
@@ -3044,6 +3125,9 @@
                 <w:szCs w:val="20"/>
               </w:rPr>
             </w:pPr>
+            <w:r>
+              <w:t>Доклады представлять командиру иср по радио (открыто – с принятием мер маскировки переговоров) на основной частоте 42422, при отказе – на запасной 44422; позывной «ЛИС-2». Сроки: о готовности взвода к выполнению задачи – по получении приказа; о начале и окончании доразведки – немедленно; о готовности пусковых позиций – к 5.00 15.04; о готовности зарядов к пуску – к 6.00 15.04; о пуске зарядов и проделывании проходов – «Снег-444»; о выполнении задачи и передаче проходов – немедленно.</w:t>
+            </w:r>
           </w:p>
         </w:tc>
       </w:tr>
@@ -3061,6 +3145,9 @@
                 <w:szCs w:val="20"/>
               </w:rPr>
             </w:pPr>
+            <w:r>
+              <w:t>Дублирование – посыльным.</w:t>
+            </w:r>
           </w:p>
         </w:tc>
       </w:tr>
@@ -3090,23 +3177,21 @@
           <w:sz w:val="20"/>
           <w:szCs w:val="20"/>
         </w:rPr>
-        <w:t>овки взвода к выполнению задачи _____________</w:t>
-      </w:r>
-      <w:r>
-        <w:rPr>
-          <w:rFonts w:ascii="Times New Roman" w:hAnsi="Times New Roman" w:cs="Times New Roman"/>
-          <w:sz w:val="20"/>
-          <w:szCs w:val="20"/>
-        </w:rPr>
-        <w:t>_____________________________</w:t>
-      </w:r>
-      <w:r>
-        <w:rPr>
-          <w:rFonts w:ascii="Times New Roman" w:hAnsi="Times New Roman" w:cs="Times New Roman"/>
-          <w:sz w:val="20"/>
-          <w:szCs w:val="20"/>
-        </w:rPr>
-        <w:t>___</w:t>
+        <w:t>овки взвода к выполнению задачи  см. ниже</w:t>
+      </w:r>
+      <w:r>
+        <w:rPr>
+          <w:rFonts w:ascii="Times New Roman" w:hAnsi="Times New Roman" w:cs="Times New Roman"/>
+          <w:sz w:val="20"/>
+          <w:szCs w:val="20"/>
+        </w:rPr>
+      </w:r>
+      <w:r>
+        <w:rPr>
+          <w:rFonts w:ascii="Times New Roman" w:hAnsi="Times New Roman" w:cs="Times New Roman"/>
+          <w:sz w:val="20"/>
+          <w:szCs w:val="20"/>
+        </w:rPr>
       </w:r>
     </w:p>
     <w:tbl>
@@ -3137,6 +3222,9 @@
                 <w:szCs w:val="20"/>
               </w:rPr>
             </w:pPr>
+            <w:r>
+              <w:t>Немедленные мероприятия: 1) объявить состояние повышенной боевой готовности взвода; 2) уточнить наличие и комплектность СИВ (УР-83П, УЗП-83, КЗО, миноискатели, средства обозначения); 3) организовать получение боеприпасов и зарядов на полевом складе исб; 4) отдать предварительное распоряжение командирам отделений (подготовка л/с, техники, средств связи); 5) уточнить рабочую карту и нанести на неё обстановку; 6) организовать инженерную разведку маршрута выдвижения; 7) восполнить запас ВВ и СВ до нормы.</w:t>
+            </w:r>
           </w:p>
         </w:tc>
       </w:tr>
@@ -3341,58 +3429,54 @@
           <w:sz w:val="20"/>
           <w:szCs w:val="20"/>
         </w:rPr>
-        <w:t>Время получения боевой задачи ___________</w:t>
-      </w:r>
-      <w:r>
-        <w:rPr>
-          <w:rFonts w:ascii="Times New Roman" w:hAnsi="Times New Roman" w:cs="Times New Roman"/>
-          <w:sz w:val="20"/>
-          <w:szCs w:val="20"/>
-        </w:rPr>
-        <w:t>____________________________</w:t>
-      </w:r>
-      <w:r>
-        <w:rPr>
-          <w:rFonts w:ascii="Times New Roman" w:hAnsi="Times New Roman" w:cs="Times New Roman"/>
-          <w:sz w:val="20"/>
-          <w:szCs w:val="20"/>
-        </w:rPr>
-        <w:t>___</w:t>
-      </w:r>
-    </w:p>
-    <w:p>
-      <w:pPr>
-        <w:spacing w:after="0" w:line="240" w:lineRule="auto"/>
-        <w:jc w:val="both"/>
-        <w:rPr>
-          <w:rFonts w:ascii="Times New Roman" w:hAnsi="Times New Roman" w:cs="Times New Roman"/>
-          <w:sz w:val="20"/>
-          <w:szCs w:val="20"/>
-        </w:rPr>
-      </w:pPr>
-      <w:r>
-        <w:rPr>
-          <w:rFonts w:ascii="Times New Roman" w:hAnsi="Times New Roman" w:cs="Times New Roman"/>
-          <w:sz w:val="20"/>
-          <w:szCs w:val="20"/>
-        </w:rPr>
-        <w:t>Время готовности к выполнению задачи ____</w:t>
-      </w:r>
-      <w:r>
-        <w:rPr>
-          <w:rFonts w:ascii="Times New Roman" w:hAnsi="Times New Roman" w:cs="Times New Roman"/>
-          <w:sz w:val="20"/>
-          <w:szCs w:val="20"/>
-        </w:rPr>
-        <w:t>____________________________</w:t>
-      </w:r>
-      <w:r>
-        <w:rPr>
-          <w:rFonts w:ascii="Times New Roman" w:hAnsi="Times New Roman" w:cs="Times New Roman"/>
-          <w:sz w:val="20"/>
-          <w:szCs w:val="20"/>
-        </w:rPr>
-        <w:t>___</w:t>
+        <w:t>Время получения боевой задачи 10.00 13.04 (Д)</w:t>
+      </w:r>
+      <w:r>
+        <w:rPr>
+          <w:rFonts w:ascii="Times New Roman" w:hAnsi="Times New Roman" w:cs="Times New Roman"/>
+          <w:sz w:val="20"/>
+          <w:szCs w:val="20"/>
+        </w:rPr>
+      </w:r>
+      <w:r>
+        <w:rPr>
+          <w:rFonts w:ascii="Times New Roman" w:hAnsi="Times New Roman" w:cs="Times New Roman"/>
+          <w:sz w:val="20"/>
+          <w:szCs w:val="20"/>
+        </w:rPr>
+      </w:r>
+    </w:p>
+    <w:p>
+      <w:pPr>
+        <w:spacing w:after="0" w:line="240" w:lineRule="auto"/>
+        <w:jc w:val="both"/>
+        <w:rPr>
+          <w:rFonts w:ascii="Times New Roman" w:hAnsi="Times New Roman" w:cs="Times New Roman"/>
+          <w:sz w:val="20"/>
+          <w:szCs w:val="20"/>
+        </w:rPr>
+      </w:pPr>
+      <w:r>
+        <w:rPr>
+          <w:rFonts w:ascii="Times New Roman" w:hAnsi="Times New Roman" w:cs="Times New Roman"/>
+          <w:sz w:val="20"/>
+          <w:szCs w:val="20"/>
+        </w:rPr>
+        <w:t>Время готовности к выполнению задачи 06.00 15.04 (Д2)</w:t>
+      </w:r>
+      <w:r>
+        <w:rPr>
+          <w:rFonts w:ascii="Times New Roman" w:hAnsi="Times New Roman" w:cs="Times New Roman"/>
+          <w:sz w:val="20"/>
+          <w:szCs w:val="20"/>
+        </w:rPr>
+      </w:r>
+      <w:r>
+        <w:rPr>
+          <w:rFonts w:ascii="Times New Roman" w:hAnsi="Times New Roman" w:cs="Times New Roman"/>
+          <w:sz w:val="20"/>
+          <w:szCs w:val="20"/>
+        </w:rPr>
       </w:r>
     </w:p>
     <w:p>
@@ -3419,112 +3503,108 @@
           <w:sz w:val="20"/>
           <w:szCs w:val="20"/>
         </w:rPr>
-        <w:t xml:space="preserve"> задачи _____________________</w:t>
-      </w:r>
-      <w:r>
-        <w:rPr>
-          <w:rFonts w:ascii="Times New Roman" w:hAnsi="Times New Roman" w:cs="Times New Roman"/>
-          <w:sz w:val="20"/>
-          <w:szCs w:val="20"/>
-        </w:rPr>
-        <w:t>__</w:t>
-      </w:r>
-    </w:p>
-    <w:p>
-      <w:pPr>
-        <w:spacing w:after="0" w:line="240" w:lineRule="auto"/>
-        <w:jc w:val="both"/>
-        <w:rPr>
-          <w:rFonts w:ascii="Times New Roman" w:hAnsi="Times New Roman" w:cs="Times New Roman"/>
-          <w:sz w:val="20"/>
-          <w:szCs w:val="20"/>
-        </w:rPr>
-      </w:pPr>
-      <w:r>
-        <w:rPr>
-          <w:rFonts w:ascii="Times New Roman" w:hAnsi="Times New Roman" w:cs="Times New Roman"/>
-          <w:sz w:val="20"/>
-          <w:szCs w:val="20"/>
-        </w:rPr>
-        <w:t xml:space="preserve">из них светлого _________________ темного </w:t>
-      </w:r>
-      <w:r>
-        <w:rPr>
-          <w:rFonts w:ascii="Times New Roman" w:hAnsi="Times New Roman" w:cs="Times New Roman"/>
-          <w:sz w:val="20"/>
-          <w:szCs w:val="20"/>
-        </w:rPr>
-        <w:t>____________________________</w:t>
-      </w:r>
-      <w:r>
-        <w:rPr>
-          <w:rFonts w:ascii="Times New Roman" w:hAnsi="Times New Roman" w:cs="Times New Roman"/>
-          <w:sz w:val="20"/>
-          <w:szCs w:val="20"/>
-        </w:rPr>
-        <w:t>___</w:t>
-      </w:r>
-    </w:p>
-    <w:p>
-      <w:pPr>
-        <w:spacing w:after="0" w:line="240" w:lineRule="auto"/>
-        <w:jc w:val="both"/>
-        <w:rPr>
-          <w:rFonts w:ascii="Times New Roman" w:hAnsi="Times New Roman" w:cs="Times New Roman"/>
-          <w:sz w:val="20"/>
-          <w:szCs w:val="20"/>
-        </w:rPr>
-      </w:pPr>
-      <w:r>
-        <w:rPr>
-          <w:rFonts w:ascii="Times New Roman" w:hAnsi="Times New Roman" w:cs="Times New Roman"/>
-          <w:sz w:val="20"/>
-          <w:szCs w:val="20"/>
-        </w:rPr>
-        <w:t>Имеется времени на выполнение задачи ____</w:t>
-      </w:r>
-      <w:r>
-        <w:rPr>
-          <w:rFonts w:ascii="Times New Roman" w:hAnsi="Times New Roman" w:cs="Times New Roman"/>
-          <w:sz w:val="20"/>
-          <w:szCs w:val="20"/>
-        </w:rPr>
-        <w:t>_______________________________</w:t>
-      </w:r>
-    </w:p>
-    <w:p>
-      <w:pPr>
-        <w:spacing w:after="0" w:line="240" w:lineRule="auto"/>
-        <w:jc w:val="both"/>
-        <w:rPr>
-          <w:rFonts w:ascii="Times New Roman" w:hAnsi="Times New Roman" w:cs="Times New Roman"/>
-          <w:sz w:val="20"/>
-          <w:szCs w:val="20"/>
-        </w:rPr>
-      </w:pPr>
-      <w:r>
-        <w:rPr>
-          <w:rFonts w:ascii="Times New Roman" w:hAnsi="Times New Roman" w:cs="Times New Roman"/>
-          <w:sz w:val="20"/>
-          <w:szCs w:val="20"/>
-        </w:rPr>
-        <w:t xml:space="preserve">из них светлого _________________ темного </w:t>
-      </w:r>
-      <w:r>
-        <w:rPr>
-          <w:rFonts w:ascii="Times New Roman" w:hAnsi="Times New Roman" w:cs="Times New Roman"/>
-          <w:sz w:val="20"/>
-          <w:szCs w:val="20"/>
-        </w:rPr>
-        <w:t>____________________________</w:t>
-      </w:r>
-      <w:r>
-        <w:rPr>
-          <w:rFonts w:ascii="Times New Roman" w:hAnsi="Times New Roman" w:cs="Times New Roman"/>
-          <w:sz w:val="20"/>
-          <w:szCs w:val="20"/>
-        </w:rPr>
-        <w:t>___</w:t>
+        <w:t xml:space="preserve"> задачи 44 ч 00 мин</w:t>
+      </w:r>
+      <w:r>
+        <w:rPr>
+          <w:rFonts w:ascii="Times New Roman" w:hAnsi="Times New Roman" w:cs="Times New Roman"/>
+          <w:sz w:val="20"/>
+          <w:szCs w:val="20"/>
+        </w:rPr>
+      </w:r>
+    </w:p>
+    <w:p>
+      <w:pPr>
+        <w:spacing w:after="0" w:line="240" w:lineRule="auto"/>
+        <w:jc w:val="both"/>
+        <w:rPr>
+          <w:rFonts w:ascii="Times New Roman" w:hAnsi="Times New Roman" w:cs="Times New Roman"/>
+          <w:sz w:val="20"/>
+          <w:szCs w:val="20"/>
+        </w:rPr>
+      </w:pPr>
+      <w:r>
+        <w:rPr>
+          <w:rFonts w:ascii="Times New Roman" w:hAnsi="Times New Roman" w:cs="Times New Roman"/>
+          <w:sz w:val="20"/>
+          <w:szCs w:val="20"/>
+        </w:rPr>
+        <w:t xml:space="preserve">из них светлого 22 ч 00 мин темного </w:t>
+      </w:r>
+      <w:r>
+        <w:rPr>
+          <w:rFonts w:ascii="Times New Roman" w:hAnsi="Times New Roman" w:cs="Times New Roman"/>
+          <w:sz w:val="20"/>
+          <w:szCs w:val="20"/>
+        </w:rPr>
+        <w:t>22 ч 00 мин</w:t>
+      </w:r>
+      <w:r>
+        <w:rPr>
+          <w:rFonts w:ascii="Times New Roman" w:hAnsi="Times New Roman" w:cs="Times New Roman"/>
+          <w:sz w:val="20"/>
+          <w:szCs w:val="20"/>
+        </w:rPr>
+      </w:r>
+    </w:p>
+    <w:p>
+      <w:pPr>
+        <w:spacing w:after="0" w:line="240" w:lineRule="auto"/>
+        <w:jc w:val="both"/>
+        <w:rPr>
+          <w:rFonts w:ascii="Times New Roman" w:hAnsi="Times New Roman" w:cs="Times New Roman"/>
+          <w:sz w:val="20"/>
+          <w:szCs w:val="20"/>
+        </w:rPr>
+      </w:pPr>
+      <w:r>
+        <w:rPr>
+          <w:rFonts w:ascii="Times New Roman" w:hAnsi="Times New Roman" w:cs="Times New Roman"/>
+          <w:sz w:val="20"/>
+          <w:szCs w:val="20"/>
+        </w:rPr>
+        <w:t>Имеется времени на выполнение задачи 06 ч 00 мин</w:t>
+      </w:r>
+      <w:r>
+        <w:rPr>
+          <w:rFonts w:ascii="Times New Roman" w:hAnsi="Times New Roman" w:cs="Times New Roman"/>
+          <w:sz w:val="20"/>
+          <w:szCs w:val="20"/>
+        </w:rPr>
+      </w:r>
+    </w:p>
+    <w:p>
+      <w:pPr>
+        <w:spacing w:after="0" w:line="240" w:lineRule="auto"/>
+        <w:jc w:val="both"/>
+        <w:rPr>
+          <w:rFonts w:ascii="Times New Roman" w:hAnsi="Times New Roman" w:cs="Times New Roman"/>
+          <w:sz w:val="20"/>
+          <w:szCs w:val="20"/>
+        </w:rPr>
+      </w:pPr>
+      <w:r>
+        <w:rPr>
+          <w:rFonts w:ascii="Times New Roman" w:hAnsi="Times New Roman" w:cs="Times New Roman"/>
+          <w:sz w:val="20"/>
+          <w:szCs w:val="20"/>
+        </w:rPr>
+        <w:t xml:space="preserve">из них светлого 06 ч 00 мин темного </w:t>
+      </w:r>
+      <w:r>
+        <w:rPr>
+          <w:rFonts w:ascii="Times New Roman" w:hAnsi="Times New Roman" w:cs="Times New Roman"/>
+          <w:sz w:val="20"/>
+          <w:szCs w:val="20"/>
+        </w:rPr>
+        <w:t>00 ч 00 мин</w:t>
+      </w:r>
+      <w:r>
+        <w:rPr>
+          <w:rFonts w:ascii="Times New Roman" w:hAnsi="Times New Roman" w:cs="Times New Roman"/>
+          <w:sz w:val="20"/>
+          <w:szCs w:val="20"/>
+        </w:rPr>
       </w:r>
     </w:p>
     <w:p>
@@ -3861,6 +3941,9 @@
                 <w:szCs w:val="20"/>
               </w:rPr>
             </w:pPr>
+            <w:r>
+              <w:t>10.00 13.04</w:t>
+            </w:r>
           </w:p>
         </w:tc>
         <w:tc>
@@ -3876,6 +3959,9 @@
                 <w:szCs w:val="20"/>
               </w:rPr>
             </w:pPr>
+            <w:r>
+              <w:t>10.30 13.04</w:t>
+            </w:r>
           </w:p>
         </w:tc>
         <w:tc>
@@ -3891,6 +3977,9 @@
                 <w:szCs w:val="20"/>
               </w:rPr>
             </w:pPr>
+            <w:r>
+              <w:t>30</w:t>
+            </w:r>
           </w:p>
         </w:tc>
       </w:tr>
@@ -3954,6 +4043,9 @@
                 <w:szCs w:val="20"/>
               </w:rPr>
             </w:pPr>
+            <w:r>
+              <w:t>10.30 13.04</w:t>
+            </w:r>
           </w:p>
         </w:tc>
         <w:tc>
@@ -3969,6 +4061,9 @@
                 <w:szCs w:val="20"/>
               </w:rPr>
             </w:pPr>
+            <w:r>
+              <w:t>11.00 13.04</w:t>
+            </w:r>
           </w:p>
         </w:tc>
         <w:tc>
@@ -3984,6 +4079,9 @@
                 <w:szCs w:val="20"/>
               </w:rPr>
             </w:pPr>
+            <w:r>
+              <w:t>30</w:t>
+            </w:r>
           </w:p>
         </w:tc>
       </w:tr>
@@ -4047,6 +4145,9 @@
                 <w:szCs w:val="20"/>
               </w:rPr>
             </w:pPr>
+            <w:r>
+              <w:t>11.00 13.04</w:t>
+            </w:r>
           </w:p>
         </w:tc>
         <w:tc>
@@ -4062,6 +4163,9 @@
                 <w:szCs w:val="20"/>
               </w:rPr>
             </w:pPr>
+            <w:r>
+              <w:t>11.30 13.04</w:t>
+            </w:r>
           </w:p>
         </w:tc>
         <w:tc>
@@ -4077,6 +4181,9 @@
                 <w:szCs w:val="20"/>
               </w:rPr>
             </w:pPr>
+            <w:r>
+              <w:t>30</w:t>
+            </w:r>
           </w:p>
         </w:tc>
       </w:tr>
@@ -4140,6 +4247,9 @@
                 <w:szCs w:val="20"/>
               </w:rPr>
             </w:pPr>
+            <w:r>
+              <w:t>11.30 13.04</w:t>
+            </w:r>
           </w:p>
         </w:tc>
         <w:tc>
@@ -4155,6 +4265,9 @@
                 <w:szCs w:val="20"/>
               </w:rPr>
             </w:pPr>
+            <w:r>
+              <w:t>12.30 13.04</w:t>
+            </w:r>
           </w:p>
         </w:tc>
         <w:tc>
@@ -4170,6 +4283,9 @@
                 <w:szCs w:val="20"/>
               </w:rPr>
             </w:pPr>
+            <w:r>
+              <w:t>60</w:t>
+            </w:r>
           </w:p>
         </w:tc>
       </w:tr>
@@ -4233,6 +4349,9 @@
                 <w:szCs w:val="20"/>
               </w:rPr>
             </w:pPr>
+            <w:r>
+              <w:t>12.30 13.04</w:t>
+            </w:r>
           </w:p>
         </w:tc>
         <w:tc>
@@ -4248,6 +4367,9 @@
                 <w:szCs w:val="20"/>
               </w:rPr>
             </w:pPr>
+            <w:r>
+              <w:t>13.30 13.04</w:t>
+            </w:r>
           </w:p>
         </w:tc>
         <w:tc>
@@ -4263,6 +4385,9 @@
                 <w:szCs w:val="20"/>
               </w:rPr>
             </w:pPr>
+            <w:r>
+              <w:t>60</w:t>
+            </w:r>
           </w:p>
         </w:tc>
       </w:tr>
@@ -4326,6 +4451,9 @@
                 <w:szCs w:val="20"/>
               </w:rPr>
             </w:pPr>
+            <w:r>
+              <w:t>14.00 13.04</w:t>
+            </w:r>
           </w:p>
         </w:tc>
         <w:tc>
@@ -4341,6 +4469,9 @@
                 <w:szCs w:val="20"/>
               </w:rPr>
             </w:pPr>
+            <w:r>
+              <w:t>16.00 13.04</w:t>
+            </w:r>
           </w:p>
         </w:tc>
         <w:tc>
@@ -4356,6 +4487,9 @@
                 <w:szCs w:val="20"/>
               </w:rPr>
             </w:pPr>
+            <w:r>
+              <w:t>120</w:t>
+            </w:r>
           </w:p>
         </w:tc>
       </w:tr>
@@ -4419,6 +4553,9 @@
                 <w:szCs w:val="20"/>
               </w:rPr>
             </w:pPr>
+            <w:r>
+              <w:t>16.00 13.04</w:t>
+            </w:r>
           </w:p>
         </w:tc>
         <w:tc>
@@ -4434,6 +4571,9 @@
                 <w:szCs w:val="20"/>
               </w:rPr>
             </w:pPr>
+            <w:r>
+              <w:t>17.00 13.04</w:t>
+            </w:r>
           </w:p>
         </w:tc>
         <w:tc>
@@ -4449,6 +4589,9 @@
                 <w:szCs w:val="20"/>
               </w:rPr>
             </w:pPr>
+            <w:r>
+              <w:t>60</w:t>
+            </w:r>
           </w:p>
         </w:tc>
       </w:tr>
@@ -4512,6 +4655,9 @@
                 <w:szCs w:val="20"/>
               </w:rPr>
             </w:pPr>
+            <w:r>
+              <w:t>22.00 13.04</w:t>
+            </w:r>
           </w:p>
         </w:tc>
         <w:tc>
@@ -4527,6 +4673,9 @@
                 <w:szCs w:val="20"/>
               </w:rPr>
             </w:pPr>
+            <w:r>
+              <w:t>02.00 14.04</w:t>
+            </w:r>
           </w:p>
         </w:tc>
         <w:tc>
@@ -4542,6 +4691,9 @@
                 <w:szCs w:val="20"/>
               </w:rPr>
             </w:pPr>
+            <w:r>
+              <w:t>240</w:t>
+            </w:r>
           </w:p>
         </w:tc>
       </w:tr>
@@ -4605,6 +4757,9 @@
                 <w:szCs w:val="20"/>
               </w:rPr>
             </w:pPr>
+            <w:r>
+              <w:t>02.00 14.04</w:t>
+            </w:r>
           </w:p>
         </w:tc>
         <w:tc>
@@ -4620,6 +4775,9 @@
                 <w:szCs w:val="20"/>
               </w:rPr>
             </w:pPr>
+            <w:r>
+              <w:t>02.30 14.04</w:t>
+            </w:r>
           </w:p>
         </w:tc>
         <w:tc>
@@ -4635,6 +4793,9 @@
                 <w:szCs w:val="20"/>
               </w:rPr>
             </w:pPr>
+            <w:r>
+              <w:t>30</w:t>
+            </w:r>
           </w:p>
         </w:tc>
       </w:tr>
@@ -4698,6 +4859,9 @@
                 <w:szCs w:val="20"/>
               </w:rPr>
             </w:pPr>
+            <w:r>
+              <w:t>06.00 15.04</w:t>
+            </w:r>
           </w:p>
         </w:tc>
         <w:tc>
@@ -4713,6 +4877,9 @@
                 <w:szCs w:val="20"/>
               </w:rPr>
             </w:pPr>
+            <w:r>
+              <w:t>—</w:t>
+            </w:r>
           </w:p>
         </w:tc>
         <w:tc>
@@ -4728,6 +4895,9 @@
                 <w:szCs w:val="20"/>
               </w:rPr>
             </w:pPr>
+            <w:r>
+              <w:t>—</w:t>
+            </w:r>
           </w:p>
         </w:tc>
       </w:tr>
@@ -4791,6 +4961,9 @@
                 <w:szCs w:val="20"/>
               </w:rPr>
             </w:pPr>
+            <w:r>
+              <w:t>06.00 15.04</w:t>
+            </w:r>
           </w:p>
         </w:tc>
         <w:tc>
@@ -4806,6 +4979,9 @@
                 <w:szCs w:val="20"/>
               </w:rPr>
             </w:pPr>
+            <w:r>
+              <w:t>08.00 15.04</w:t>
+            </w:r>
           </w:p>
         </w:tc>
         <w:tc>
@@ -4821,6 +4997,9 @@
                 <w:szCs w:val="20"/>
               </w:rPr>
             </w:pPr>
+            <w:r>
+              <w:t>120</w:t>
+            </w:r>
           </w:p>
         </w:tc>
       </w:tr>
@@ -4884,6 +5063,9 @@
                 <w:szCs w:val="20"/>
               </w:rPr>
             </w:pPr>
+            <w:r>
+              <w:t>08.00 15.04</w:t>
+            </w:r>
           </w:p>
         </w:tc>
         <w:tc>
@@ -4899,6 +5081,9 @@
                 <w:szCs w:val="20"/>
               </w:rPr>
             </w:pPr>
+            <w:r>
+              <w:t>08.30 15.04</w:t>
+            </w:r>
           </w:p>
         </w:tc>
         <w:tc>
@@ -4914,6 +5099,9 @@
                 <w:szCs w:val="20"/>
               </w:rPr>
             </w:pPr>
+            <w:r>
+              <w:t>30</w:t>
+            </w:r>
           </w:p>
         </w:tc>
       </w:tr>
@@ -5065,31 +5253,28 @@
           <w:sz w:val="20"/>
           <w:szCs w:val="20"/>
         </w:rPr>
-        <w:t>1. Боевая задача взвода _______________</w:t>
-      </w:r>
-      <w:r>
-        <w:rPr>
-          <w:rFonts w:ascii="Times New Roman" w:hAnsi="Times New Roman" w:cs="Times New Roman"/>
-          <w:sz w:val="20"/>
-          <w:szCs w:val="20"/>
-        </w:rPr>
-        <w:t>_______________</w:t>
-      </w:r>
-      <w:r>
-        <w:rPr>
-          <w:rFonts w:ascii="Times New Roman" w:hAnsi="Times New Roman" w:cs="Times New Roman"/>
-          <w:sz w:val="20"/>
-          <w:szCs w:val="20"/>
-        </w:rPr>
-        <w:t>___</w:t>
-      </w:r>
-      <w:r>
-        <w:rPr>
-          <w:rFonts w:ascii="Times New Roman" w:hAnsi="Times New Roman" w:cs="Times New Roman"/>
-          <w:sz w:val="20"/>
-          <w:szCs w:val="20"/>
-        </w:rPr>
-        <w:t>__________</w:t>
+        <w:t>1. Боевая задача взвода  см. ниже</w:t>
+      </w:r>
+      <w:r>
+        <w:rPr>
+          <w:rFonts w:ascii="Times New Roman" w:hAnsi="Times New Roman" w:cs="Times New Roman"/>
+          <w:sz w:val="20"/>
+          <w:szCs w:val="20"/>
+        </w:rPr>
+      </w:r>
+      <w:r>
+        <w:rPr>
+          <w:rFonts w:ascii="Times New Roman" w:hAnsi="Times New Roman" w:cs="Times New Roman"/>
+          <w:sz w:val="20"/>
+          <w:szCs w:val="20"/>
+        </w:rPr>
+      </w:r>
+      <w:r>
+        <w:rPr>
+          <w:rFonts w:ascii="Times New Roman" w:hAnsi="Times New Roman" w:cs="Times New Roman"/>
+          <w:sz w:val="20"/>
+          <w:szCs w:val="20"/>
+        </w:rPr>
       </w:r>
     </w:p>
     <w:tbl>
@@ -5122,6 +5307,9 @@
                 <w:shd w:val="clear" w:color="auto" w:fill="FFFFFF"/>
               </w:rPr>
             </w:pPr>
+            <w:r>
+              <w:t>В составе ОРазг № 2 2мсб 2мсбр в ходе огневой подготовки 15.04 проделать три прохода в ПТМП противника в разрыве опорных пунктов 6 и 1 мпр для пропуска 2мсб 2мсбр; до этого к 1.00 15.04 произвести доразведку переднего края ПТМП противника на участке выс.141,6 (39715) – юж.100, КУБАЕВО (38722); проходы обозначить, организовать комендантскую службу и после пропуска атакующих частей первого эшелона передать проходы командиру 2мсб 1мсбр.</w:t>
+            </w:r>
           </w:p>
         </w:tc>
       </w:tr>
@@ -5252,27 +5440,25 @@
           <w:szCs w:val="20"/>
           <w:shd w:val="clear" w:color="auto" w:fill="FFFFFF"/>
         </w:rPr>
-        <w:t xml:space="preserve"> _______________</w:t>
-      </w:r>
-      <w:r>
-        <w:rPr>
-          <w:rFonts w:ascii="Times New Roman" w:hAnsi="Times New Roman" w:cs="Times New Roman"/>
-          <w:color w:val="333333"/>
-          <w:sz w:val="20"/>
-          <w:szCs w:val="20"/>
-          <w:shd w:val="clear" w:color="auto" w:fill="FFFFFF"/>
-        </w:rPr>
-        <w:t>___</w:t>
-      </w:r>
-      <w:r>
-        <w:rPr>
-          <w:rFonts w:ascii="Times New Roman" w:hAnsi="Times New Roman" w:cs="Times New Roman"/>
-          <w:color w:val="333333"/>
-          <w:sz w:val="20"/>
-          <w:szCs w:val="20"/>
-          <w:shd w:val="clear" w:color="auto" w:fill="FFFFFF"/>
-        </w:rPr>
-        <w:t>_</w:t>
+        <w:t xml:space="preserve">  см. ниже</w:t>
+      </w:r>
+      <w:r>
+        <w:rPr>
+          <w:rFonts w:ascii="Times New Roman" w:hAnsi="Times New Roman" w:cs="Times New Roman"/>
+          <w:color w:val="333333"/>
+          <w:sz w:val="20"/>
+          <w:szCs w:val="20"/>
+          <w:shd w:val="clear" w:color="auto" w:fill="FFFFFF"/>
+        </w:rPr>
+      </w:r>
+      <w:r>
+        <w:rPr>
+          <w:rFonts w:ascii="Times New Roman" w:hAnsi="Times New Roman" w:cs="Times New Roman"/>
+          <w:color w:val="333333"/>
+          <w:sz w:val="20"/>
+          <w:szCs w:val="20"/>
+          <w:shd w:val="clear" w:color="auto" w:fill="FFFFFF"/>
+        </w:rPr>
       </w:r>
     </w:p>
     <w:tbl>
@@ -5305,44 +5491,53 @@
                 <w:shd w:val="clear" w:color="auto" w:fill="FFFFFF"/>
               </w:rPr>
             </w:pPr>
-          </w:p>
-        </w:tc>
-      </w:tr>
-      <w:tr>
-        <w:tc>
-          <w:tcPr>
-            <w:tcW w:w="10195" w:type="dxa"/>
-          </w:tcPr>
-          <w:p>
-            <w:pPr>
-              <w:jc w:val="both"/>
-              <w:rPr>
-                <w:rFonts w:ascii="Times New Roman" w:hAnsi="Times New Roman" w:cs="Times New Roman"/>
-                <w:color w:val="333333"/>
-                <w:sz w:val="20"/>
-                <w:szCs w:val="20"/>
-                <w:shd w:val="clear" w:color="auto" w:fill="FFFFFF"/>
-              </w:rPr>
-            </w:pPr>
-          </w:p>
-        </w:tc>
-      </w:tr>
-      <w:tr>
-        <w:tc>
-          <w:tcPr>
-            <w:tcW w:w="10195" w:type="dxa"/>
-          </w:tcPr>
-          <w:p>
-            <w:pPr>
-              <w:jc w:val="both"/>
-              <w:rPr>
-                <w:rFonts w:ascii="Times New Roman" w:hAnsi="Times New Roman" w:cs="Times New Roman"/>
-                <w:color w:val="333333"/>
-                <w:sz w:val="20"/>
-                <w:szCs w:val="20"/>
-                <w:shd w:val="clear" w:color="auto" w:fill="FFFFFF"/>
-              </w:rPr>
-            </w:pPr>
+            <w:r>
+              <w:t>К 18.00 13.04 – получить и проверить СИВ (УР-83П – 3, УЗП-83 – 3, КЗО, миноискатели, средства обозначения); провести инструктаж л/с по мерам безопасности при работе с зарядами разминирования; уточнить и довести задачу командирам отделений; к 20.00 13.04 – подготовить технику взвода (БТР, КамАЗ-53501 – 2, УР-83П – 3) и тренировку расчётов УР-83П на учебном месте; к 02.00 14.04 – закончить выдвижение в район сосредоточения и оборудовать укрытия; к 5.00 15.04 – оборудовать пусковые позиции и полевой склад зарядов на зап.</w:t>
+            </w:r>
+          </w:p>
+        </w:tc>
+      </w:tr>
+      <w:tr>
+        <w:tc>
+          <w:tcPr>
+            <w:tcW w:w="10195" w:type="dxa"/>
+          </w:tcPr>
+          <w:p>
+            <w:pPr>
+              <w:jc w:val="both"/>
+              <w:rPr>
+                <w:rFonts w:ascii="Times New Roman" w:hAnsi="Times New Roman" w:cs="Times New Roman"/>
+                <w:color w:val="333333"/>
+                <w:sz w:val="20"/>
+                <w:szCs w:val="20"/>
+                <w:shd w:val="clear" w:color="auto" w:fill="FFFFFF"/>
+              </w:rPr>
+            </w:pPr>
+            <w:r>
+              <w:t>окр.</w:t>
+            </w:r>
+          </w:p>
+        </w:tc>
+      </w:tr>
+      <w:tr>
+        <w:tc>
+          <w:tcPr>
+            <w:tcW w:w="10195" w:type="dxa"/>
+          </w:tcPr>
+          <w:p>
+            <w:pPr>
+              <w:jc w:val="both"/>
+              <w:rPr>
+                <w:rFonts w:ascii="Times New Roman" w:hAnsi="Times New Roman" w:cs="Times New Roman"/>
+                <w:color w:val="333333"/>
+                <w:sz w:val="20"/>
+                <w:szCs w:val="20"/>
+                <w:shd w:val="clear" w:color="auto" w:fill="FFFFFF"/>
+              </w:rPr>
+            </w:pPr>
+            <w:r>
+              <w:t>ТУРАБЬЕВО.</w:t>
+            </w:r>
           </w:p>
         </w:tc>
       </w:tr>
@@ -5606,27 +5801,25 @@
           <w:szCs w:val="20"/>
           <w:shd w:val="clear" w:color="auto" w:fill="FFFFFF"/>
         </w:rPr>
-        <w:t>вки _________________</w:t>
-      </w:r>
-      <w:r>
-        <w:rPr>
-          <w:rFonts w:ascii="Times New Roman" w:hAnsi="Times New Roman" w:cs="Times New Roman"/>
-          <w:color w:val="333333"/>
-          <w:sz w:val="20"/>
-          <w:szCs w:val="20"/>
-          <w:shd w:val="clear" w:color="auto" w:fill="FFFFFF"/>
-        </w:rPr>
-        <w:t>___</w:t>
-      </w:r>
-      <w:r>
-        <w:rPr>
-          <w:rFonts w:ascii="Times New Roman" w:hAnsi="Times New Roman" w:cs="Times New Roman"/>
-          <w:color w:val="333333"/>
-          <w:sz w:val="20"/>
-          <w:szCs w:val="20"/>
-          <w:shd w:val="clear" w:color="auto" w:fill="FFFFFF"/>
-        </w:rPr>
-        <w:t>___</w:t>
+        <w:t>вки  см. ниже</w:t>
+      </w:r>
+      <w:r>
+        <w:rPr>
+          <w:rFonts w:ascii="Times New Roman" w:hAnsi="Times New Roman" w:cs="Times New Roman"/>
+          <w:color w:val="333333"/>
+          <w:sz w:val="20"/>
+          <w:szCs w:val="20"/>
+          <w:shd w:val="clear" w:color="auto" w:fill="FFFFFF"/>
+        </w:rPr>
+      </w:r>
+      <w:r>
+        <w:rPr>
+          <w:rFonts w:ascii="Times New Roman" w:hAnsi="Times New Roman" w:cs="Times New Roman"/>
+          <w:color w:val="333333"/>
+          <w:sz w:val="20"/>
+          <w:szCs w:val="20"/>
+          <w:shd w:val="clear" w:color="auto" w:fill="FFFFFF"/>
+        </w:rPr>
       </w:r>
     </w:p>
     <w:tbl>
@@ -5659,25 +5852,31 @@
                 <w:shd w:val="clear" w:color="auto" w:fill="FFFFFF"/>
               </w:rPr>
             </w:pPr>
-          </w:p>
-        </w:tc>
-      </w:tr>
-      <w:tr>
-        <w:tc>
-          <w:tcPr>
-            <w:tcW w:w="10195" w:type="dxa"/>
-          </w:tcPr>
-          <w:p>
-            <w:pPr>
-              <w:jc w:val="both"/>
-              <w:rPr>
-                <w:rFonts w:ascii="Times New Roman" w:hAnsi="Times New Roman" w:cs="Times New Roman"/>
-                <w:color w:val="333333"/>
-                <w:sz w:val="20"/>
-                <w:szCs w:val="20"/>
-                <w:shd w:val="clear" w:color="auto" w:fill="FFFFFF"/>
-              </w:rPr>
-            </w:pPr>
+            <w:r>
+              <w:t>13.04 в 14.00 на КНП 2мсб 2мсбр (выс. в районе ТУРАБЬЕВО, 39738).</w:t>
+            </w:r>
+          </w:p>
+        </w:tc>
+      </w:tr>
+      <w:tr>
+        <w:tc>
+          <w:tcPr>
+            <w:tcW w:w="10195" w:type="dxa"/>
+          </w:tcPr>
+          <w:p>
+            <w:pPr>
+              <w:jc w:val="both"/>
+              <w:rPr>
+                <w:rFonts w:ascii="Times New Roman" w:hAnsi="Times New Roman" w:cs="Times New Roman"/>
+                <w:color w:val="333333"/>
+                <w:sz w:val="20"/>
+                <w:szCs w:val="20"/>
+                <w:shd w:val="clear" w:color="auto" w:fill="FFFFFF"/>
+              </w:rPr>
+            </w:pPr>
+            <w:r>
+              <w:t>Состав: командир взвода, командиры отделений, старший расчёта УР-83П. Уточнить участки доразведки и пусковые позиции, маршруты выдвижения, сигналы взаимодействия с 2мсб 2мсбр и БрАГ.</w:t>
+            </w:r>
           </w:p>
         </w:tc>
       </w:tr>
@@ -5732,27 +5931,25 @@
           <w:szCs w:val="20"/>
           <w:shd w:val="clear" w:color="auto" w:fill="FFFFFF"/>
         </w:rPr>
-        <w:t>_______________</w:t>
-      </w:r>
-      <w:r>
-        <w:rPr>
-          <w:rFonts w:ascii="Times New Roman" w:hAnsi="Times New Roman" w:cs="Times New Roman"/>
-          <w:color w:val="333333"/>
-          <w:sz w:val="20"/>
-          <w:szCs w:val="20"/>
-          <w:shd w:val="clear" w:color="auto" w:fill="FFFFFF"/>
-        </w:rPr>
-        <w:t>___</w:t>
-      </w:r>
-      <w:r>
-        <w:rPr>
-          <w:rFonts w:ascii="Times New Roman" w:hAnsi="Times New Roman" w:cs="Times New Roman"/>
-          <w:color w:val="333333"/>
-          <w:sz w:val="20"/>
-          <w:szCs w:val="20"/>
-          <w:shd w:val="clear" w:color="auto" w:fill="FFFFFF"/>
-        </w:rPr>
-        <w:t>__</w:t>
+        <w:t xml:space="preserve"> 06.00 15.04 (см. ниже)</w:t>
+      </w:r>
+      <w:r>
+        <w:rPr>
+          <w:rFonts w:ascii="Times New Roman" w:hAnsi="Times New Roman" w:cs="Times New Roman"/>
+          <w:color w:val="333333"/>
+          <w:sz w:val="20"/>
+          <w:szCs w:val="20"/>
+          <w:shd w:val="clear" w:color="auto" w:fill="FFFFFF"/>
+        </w:rPr>
+      </w:r>
+      <w:r>
+        <w:rPr>
+          <w:rFonts w:ascii="Times New Roman" w:hAnsi="Times New Roman" w:cs="Times New Roman"/>
+          <w:color w:val="333333"/>
+          <w:sz w:val="20"/>
+          <w:szCs w:val="20"/>
+          <w:shd w:val="clear" w:color="auto" w:fill="FFFFFF"/>
+        </w:rPr>
       </w:r>
     </w:p>
     <w:tbl>
@@ -5785,25 +5982,31 @@
                 <w:shd w:val="clear" w:color="auto" w:fill="FFFFFF"/>
               </w:rPr>
             </w:pPr>
-          </w:p>
-        </w:tc>
-      </w:tr>
-      <w:tr>
-        <w:tc>
-          <w:tcPr>
-            <w:tcW w:w="10195" w:type="dxa"/>
-          </w:tcPr>
-          <w:p>
-            <w:pPr>
-              <w:jc w:val="both"/>
-              <w:rPr>
-                <w:rFonts w:ascii="Times New Roman" w:hAnsi="Times New Roman" w:cs="Times New Roman"/>
-                <w:color w:val="333333"/>
-                <w:sz w:val="20"/>
-                <w:szCs w:val="20"/>
-                <w:shd w:val="clear" w:color="auto" w:fill="FFFFFF"/>
-              </w:rPr>
-            </w:pPr>
+            <w:r>
+              <w:t>К 06.00 15.04 (Д2).</w:t>
+            </w:r>
+          </w:p>
+        </w:tc>
+      </w:tr>
+      <w:tr>
+        <w:tc>
+          <w:tcPr>
+            <w:tcW w:w="10195" w:type="dxa"/>
+          </w:tcPr>
+          <w:p>
+            <w:pPr>
+              <w:jc w:val="both"/>
+              <w:rPr>
+                <w:rFonts w:ascii="Times New Roman" w:hAnsi="Times New Roman" w:cs="Times New Roman"/>
+                <w:color w:val="333333"/>
+                <w:sz w:val="20"/>
+                <w:szCs w:val="20"/>
+                <w:shd w:val="clear" w:color="auto" w:fill="FFFFFF"/>
+              </w:rPr>
+            </w:pPr>
+            <w:r>
+              <w:t>Готовность пусковых позиций – к 5.00 15.04, готовность зарядов к пуску – к 6.00 15.04.</w:t>
+            </w:r>
           </w:p>
         </w:tc>
       </w:tr>
@@ -5858,27 +6061,25 @@
           <w:szCs w:val="20"/>
           <w:shd w:val="clear" w:color="auto" w:fill="FFFFFF"/>
         </w:rPr>
-        <w:t xml:space="preserve"> __________________</w:t>
-      </w:r>
-      <w:r>
-        <w:rPr>
-          <w:rFonts w:ascii="Times New Roman" w:hAnsi="Times New Roman" w:cs="Times New Roman"/>
-          <w:color w:val="333333"/>
-          <w:sz w:val="20"/>
-          <w:szCs w:val="20"/>
-          <w:shd w:val="clear" w:color="auto" w:fill="FFFFFF"/>
-        </w:rPr>
-        <w:t>___</w:t>
-      </w:r>
-      <w:r>
-        <w:rPr>
-          <w:rFonts w:ascii="Times New Roman" w:hAnsi="Times New Roman" w:cs="Times New Roman"/>
-          <w:color w:val="333333"/>
-          <w:sz w:val="20"/>
-          <w:szCs w:val="20"/>
-          <w:shd w:val="clear" w:color="auto" w:fill="FFFFFF"/>
-        </w:rPr>
-        <w:t>_____</w:t>
+        <w:t xml:space="preserve">  см. ниже</w:t>
+      </w:r>
+      <w:r>
+        <w:rPr>
+          <w:rFonts w:ascii="Times New Roman" w:hAnsi="Times New Roman" w:cs="Times New Roman"/>
+          <w:color w:val="333333"/>
+          <w:sz w:val="20"/>
+          <w:szCs w:val="20"/>
+          <w:shd w:val="clear" w:color="auto" w:fill="FFFFFF"/>
+        </w:rPr>
+      </w:r>
+      <w:r>
+        <w:rPr>
+          <w:rFonts w:ascii="Times New Roman" w:hAnsi="Times New Roman" w:cs="Times New Roman"/>
+          <w:color w:val="333333"/>
+          <w:sz w:val="20"/>
+          <w:szCs w:val="20"/>
+          <w:shd w:val="clear" w:color="auto" w:fill="FFFFFF"/>
+        </w:rPr>
       </w:r>
     </w:p>
     <w:tbl>
@@ -5911,6 +6112,9 @@
                 <w:shd w:val="clear" w:color="auto" w:fill="FFFFFF"/>
               </w:rPr>
             </w:pPr>
+            <w:r>
+              <w:t>Боевой приказ отдать устно на местности (в районе пусковых позиций) 13.04 в 16.00, по карте М 1:50 000 (У-41-96-А ЛЕТОВО) с показом тактической обстановки на рабочей карте; способ доведения задач до командиров отделений – лично, по элементам; до личного состава – командирами отделений (16.30 13.04).</w:t>
+            </w:r>
           </w:p>
         </w:tc>
       </w:tr>
@@ -6123,17 +6327,16 @@
           <w:szCs w:val="20"/>
           <w:shd w:val="clear" w:color="auto" w:fill="FFFFFF"/>
         </w:rPr>
-        <w:t>полнение задач __________</w:t>
-      </w:r>
-      <w:r>
-        <w:rPr>
-          <w:rFonts w:ascii="Times New Roman" w:hAnsi="Times New Roman" w:cs="Times New Roman"/>
-          <w:color w:val="333333"/>
-          <w:sz w:val="20"/>
-          <w:szCs w:val="20"/>
-          <w:shd w:val="clear" w:color="auto" w:fill="FFFFFF"/>
-        </w:rPr>
-        <w:t>___</w:t>
+        <w:t>полнение задач  см. ниже</w:t>
+      </w:r>
+      <w:r>
+        <w:rPr>
+          <w:rFonts w:ascii="Times New Roman" w:hAnsi="Times New Roman" w:cs="Times New Roman"/>
+          <w:color w:val="333333"/>
+          <w:sz w:val="20"/>
+          <w:szCs w:val="20"/>
+          <w:shd w:val="clear" w:color="auto" w:fill="FFFFFF"/>
+        </w:rPr>
       </w:r>
     </w:p>
     <w:tbl>
@@ -6166,44 +6369,53 @@
                 <w:shd w:val="clear" w:color="auto" w:fill="FFFFFF"/>
               </w:rPr>
             </w:pPr>
-          </w:p>
-        </w:tc>
-      </w:tr>
-      <w:tr>
-        <w:tc>
-          <w:tcPr>
-            <w:tcW w:w="10195" w:type="dxa"/>
-          </w:tcPr>
-          <w:p>
-            <w:pPr>
-              <w:jc w:val="both"/>
-              <w:rPr>
-                <w:rFonts w:ascii="Times New Roman" w:hAnsi="Times New Roman" w:cs="Times New Roman"/>
-                <w:color w:val="333333"/>
-                <w:sz w:val="20"/>
-                <w:szCs w:val="20"/>
-                <w:shd w:val="clear" w:color="auto" w:fill="FFFFFF"/>
-              </w:rPr>
-            </w:pPr>
-          </w:p>
-        </w:tc>
-      </w:tr>
-      <w:tr>
-        <w:tc>
-          <w:tcPr>
-            <w:tcW w:w="10195" w:type="dxa"/>
-          </w:tcPr>
-          <w:p>
-            <w:pPr>
-              <w:jc w:val="both"/>
-              <w:rPr>
-                <w:rFonts w:ascii="Times New Roman" w:hAnsi="Times New Roman" w:cs="Times New Roman"/>
-                <w:color w:val="333333"/>
-                <w:sz w:val="20"/>
-                <w:szCs w:val="20"/>
-                <w:shd w:val="clear" w:color="auto" w:fill="FFFFFF"/>
-              </w:rPr>
-            </w:pPr>
+            <w:r>
+              <w:t>Противник 1мпбр перешёл к обороне с передним краем по рубежу (42702), (41705), (40704), (39711), (39715), (37728), (37727), (35723), (35738), (35748). В первом эшелоне обороняются 1 и 2мпб; ОКП 1мпбр – (38653); КНП 2мпб – выс.146,6 (40707), 1мпб – выс.140,4 (37717).</w:t>
+            </w:r>
+          </w:p>
+        </w:tc>
+      </w:tr>
+      <w:tr>
+        <w:tc>
+          <w:tcPr>
+            <w:tcW w:w="10195" w:type="dxa"/>
+          </w:tcPr>
+          <w:p>
+            <w:pPr>
+              <w:jc w:val="both"/>
+              <w:rPr>
+                <w:rFonts w:ascii="Times New Roman" w:hAnsi="Times New Roman" w:cs="Times New Roman"/>
+                <w:color w:val="333333"/>
+                <w:sz w:val="20"/>
+                <w:szCs w:val="20"/>
+                <w:shd w:val="clear" w:color="auto" w:fill="FFFFFF"/>
+              </w:rPr>
+            </w:pPr>
+            <w:r>
+              <w:t>Активно ведёт воздушную и наземную разведку, применяет ВТО и СДМ по основным бригадным путям; устраивает заграждения перед передним краем и в глубине обороны. Плотность МВЗ к утру Д2: перед передним краем – 0,8; на глубине первой позиции – 0,2–0,3; в глубине обороны мпбр – 0,2.</w:t>
+            </w:r>
+          </w:p>
+        </w:tc>
+      </w:tr>
+      <w:tr>
+        <w:tc>
+          <w:tcPr>
+            <w:tcW w:w="10195" w:type="dxa"/>
+          </w:tcPr>
+          <w:p>
+            <w:pPr>
+              <w:jc w:val="both"/>
+              <w:rPr>
+                <w:rFonts w:ascii="Times New Roman" w:hAnsi="Times New Roman" w:cs="Times New Roman"/>
+                <w:color w:val="333333"/>
+                <w:sz w:val="20"/>
+                <w:szCs w:val="20"/>
+                <w:shd w:val="clear" w:color="auto" w:fill="FFFFFF"/>
+              </w:rPr>
+            </w:pPr>
+            <w:r>
+              <w:t>Силы и средства инженерных подразделений противника: ПТМП с ПТМ типа TM-62, ПОМ; противотанковый ров (42691–42708) длиной 700 м, лесной завал (426778) длиной 600 м, невзрывные противотанковые заграждения; устанавливает ПТМП на участке (43705–41704). Применяет СДМ – возможно дистанционное минирование путей выдвижения и пусковых позиций УР-83П.</w:t>
+            </w:r>
           </w:p>
         </w:tc>
       </w:tr>
@@ -6277,17 +6489,16 @@
           <w:szCs w:val="20"/>
           <w:shd w:val="clear" w:color="auto" w:fill="FFFFFF"/>
         </w:rPr>
-        <w:t>в связи с этим): _______</w:t>
-      </w:r>
-      <w:r>
-        <w:rPr>
-          <w:rFonts w:ascii="Times New Roman" w:hAnsi="Times New Roman" w:cs="Times New Roman"/>
-          <w:color w:val="333333"/>
-          <w:sz w:val="20"/>
-          <w:szCs w:val="20"/>
-          <w:shd w:val="clear" w:color="auto" w:fill="FFFFFF"/>
-        </w:rPr>
-        <w:t>___</w:t>
+        <w:t>в связи с этим):  см. ниже</w:t>
+      </w:r>
+      <w:r>
+        <w:rPr>
+          <w:rFonts w:ascii="Times New Roman" w:hAnsi="Times New Roman" w:cs="Times New Roman"/>
+          <w:color w:val="333333"/>
+          <w:sz w:val="20"/>
+          <w:szCs w:val="20"/>
+          <w:shd w:val="clear" w:color="auto" w:fill="FFFFFF"/>
+        </w:rPr>
       </w:r>
     </w:p>
     <w:tbl>
@@ -6320,6 +6531,9 @@
                 <w:shd w:val="clear" w:color="auto" w:fill="FFFFFF"/>
               </w:rPr>
             </w:pPr>
+            <w:r>
+              <w:t>Для парирования действий противника необходимо: вести непрерывную инженерную разведку участков доразведки и маршрутов выдвижения; пусковые позиции и полевой склад зарядов разместить вне зоны артиллерийского наблюдения и в укрытиях; оборудовать ложные позиции и применять маскировочные сети; работы по доразведке и сборке УР-83П выполнять преимущественно в тёмное время суток (с 19.00 13.04 до 5.00 15.04); назначить наблюдателей за СДМ; согласовать огневое поражение средств разведки и ПТРК противника с БрАГ; иметь резерв средств разминирования (1 УР-83П).</w:t>
+            </w:r>
           </w:p>
         </w:tc>
       </w:tr>
@@ -6440,27 +6654,25 @@
           <w:szCs w:val="20"/>
           <w:shd w:val="clear" w:color="auto" w:fill="FFFFFF"/>
         </w:rPr>
-        <w:t>2. Положение, состояние, боеспособность и возможности взвода (приданных подразделений) по выполнению задач инженерного обеспечения в установленные сроки, выделяемые для этого СИВ ___________</w:t>
-      </w:r>
-      <w:r>
-        <w:rPr>
-          <w:rFonts w:ascii="Times New Roman" w:hAnsi="Times New Roman" w:cs="Times New Roman"/>
-          <w:color w:val="333333"/>
-          <w:sz w:val="20"/>
-          <w:szCs w:val="20"/>
-          <w:shd w:val="clear" w:color="auto" w:fill="FFFFFF"/>
-        </w:rPr>
-        <w:t>_____________</w:t>
-      </w:r>
-      <w:r>
-        <w:rPr>
-          <w:rFonts w:ascii="Times New Roman" w:hAnsi="Times New Roman" w:cs="Times New Roman"/>
-          <w:color w:val="333333"/>
-          <w:sz w:val="20"/>
-          <w:szCs w:val="20"/>
-          <w:shd w:val="clear" w:color="auto" w:fill="FFFFFF"/>
-        </w:rPr>
-        <w:t>___</w:t>
+        <w:t>2. Положение, состояние, боеспособность и возможности взвода (приданных подразделений) по выполнению задач инженерного обеспечения в установленные сроки, выделяемые для этого СИВ  см. ниже</w:t>
+      </w:r>
+      <w:r>
+        <w:rPr>
+          <w:rFonts w:ascii="Times New Roman" w:hAnsi="Times New Roman" w:cs="Times New Roman"/>
+          <w:color w:val="333333"/>
+          <w:sz w:val="20"/>
+          <w:szCs w:val="20"/>
+          <w:shd w:val="clear" w:color="auto" w:fill="FFFFFF"/>
+        </w:rPr>
+      </w:r>
+      <w:r>
+        <w:rPr>
+          <w:rFonts w:ascii="Times New Roman" w:hAnsi="Times New Roman" w:cs="Times New Roman"/>
+          <w:color w:val="333333"/>
+          <w:sz w:val="20"/>
+          <w:szCs w:val="20"/>
+          <w:shd w:val="clear" w:color="auto" w:fill="FFFFFF"/>
+        </w:rPr>
       </w:r>
     </w:p>
     <w:tbl>
@@ -6493,63 +6705,75 @@
                 <w:shd w:val="clear" w:color="auto" w:fill="FFFFFF"/>
               </w:rPr>
             </w:pPr>
-          </w:p>
-        </w:tc>
-      </w:tr>
-      <w:tr>
-        <w:tc>
-          <w:tcPr>
-            <w:tcW w:w="10195" w:type="dxa"/>
-          </w:tcPr>
-          <w:p>
-            <w:pPr>
-              <w:jc w:val="both"/>
-              <w:rPr>
-                <w:rFonts w:ascii="Times New Roman" w:hAnsi="Times New Roman" w:cs="Times New Roman"/>
-                <w:color w:val="333333"/>
-                <w:sz w:val="20"/>
-                <w:szCs w:val="20"/>
-                <w:shd w:val="clear" w:color="auto" w:fill="FFFFFF"/>
-              </w:rPr>
-            </w:pPr>
-          </w:p>
-        </w:tc>
-      </w:tr>
-      <w:tr>
-        <w:tc>
-          <w:tcPr>
-            <w:tcW w:w="10195" w:type="dxa"/>
-          </w:tcPr>
-          <w:p>
-            <w:pPr>
-              <w:jc w:val="both"/>
-              <w:rPr>
-                <w:rFonts w:ascii="Times New Roman" w:hAnsi="Times New Roman" w:cs="Times New Roman"/>
-                <w:color w:val="333333"/>
-                <w:sz w:val="20"/>
-                <w:szCs w:val="20"/>
-                <w:shd w:val="clear" w:color="auto" w:fill="FFFFFF"/>
-              </w:rPr>
-            </w:pPr>
-          </w:p>
-        </w:tc>
-      </w:tr>
-      <w:tr>
-        <w:tc>
-          <w:tcPr>
-            <w:tcW w:w="10195" w:type="dxa"/>
-          </w:tcPr>
-          <w:p>
-            <w:pPr>
-              <w:jc w:val="both"/>
-              <w:rPr>
-                <w:rFonts w:ascii="Times New Roman" w:hAnsi="Times New Roman" w:cs="Times New Roman"/>
-                <w:color w:val="333333"/>
-                <w:sz w:val="20"/>
-                <w:szCs w:val="20"/>
-                <w:shd w:val="clear" w:color="auto" w:fill="FFFFFF"/>
-              </w:rPr>
-            </w:pPr>
+            <w:r>
+              <w:t>Взвод укомплектован на 100 % личным составом (КВ + 3 отделения по 7 человек = 22 чел.) и техникой: БТР – 1, УР-83П – 3, КамАЗ-53501 – 5, 2-ПН-4М – 4, УМП – 1, УМП-3 – 1, ВКПМ – 3, МП «Урал» – 3, ПВУ-300 – 1, ЭОВ-4421 – 1, ЭСБ-4ВО – 2.</w:t>
+            </w:r>
+          </w:p>
+        </w:tc>
+      </w:tr>
+      <w:tr>
+        <w:tc>
+          <w:tcPr>
+            <w:tcW w:w="10195" w:type="dxa"/>
+          </w:tcPr>
+          <w:p>
+            <w:pPr>
+              <w:jc w:val="both"/>
+              <w:rPr>
+                <w:rFonts w:ascii="Times New Roman" w:hAnsi="Times New Roman" w:cs="Times New Roman"/>
+                <w:color w:val="333333"/>
+                <w:sz w:val="20"/>
+                <w:szCs w:val="20"/>
+                <w:shd w:val="clear" w:color="auto" w:fill="FFFFFF"/>
+              </w:rPr>
+            </w:pPr>
+            <w:r>
+              <w:t>Личный состав обучен выполнению задач инженерного обеспечения боя (подготовка – 100 %), доз облучения не имеет.</w:t>
+            </w:r>
+          </w:p>
+        </w:tc>
+      </w:tr>
+      <w:tr>
+        <w:tc>
+          <w:tcPr>
+            <w:tcW w:w="10195" w:type="dxa"/>
+          </w:tcPr>
+          <w:p>
+            <w:pPr>
+              <w:jc w:val="both"/>
+              <w:rPr>
+                <w:rFonts w:ascii="Times New Roman" w:hAnsi="Times New Roman" w:cs="Times New Roman"/>
+                <w:color w:val="333333"/>
+                <w:sz w:val="20"/>
+                <w:szCs w:val="20"/>
+                <w:shd w:val="clear" w:color="auto" w:fill="FFFFFF"/>
+              </w:rPr>
+            </w:pPr>
+            <w:r>
+              <w:t>По нормативам № 31, 44, 52, 58 (Сборник нормативов БП СВ, книга 4, 2011 г.) расчёты в нормативное время.</w:t>
+            </w:r>
+          </w:p>
+        </w:tc>
+      </w:tr>
+      <w:tr>
+        <w:tc>
+          <w:tcPr>
+            <w:tcW w:w="10195" w:type="dxa"/>
+          </w:tcPr>
+          <w:p>
+            <w:pPr>
+              <w:jc w:val="both"/>
+              <w:rPr>
+                <w:rFonts w:ascii="Times New Roman" w:hAnsi="Times New Roman" w:cs="Times New Roman"/>
+                <w:color w:val="333333"/>
+                <w:sz w:val="20"/>
+                <w:szCs w:val="20"/>
+                <w:shd w:val="clear" w:color="auto" w:fill="FFFFFF"/>
+              </w:rPr>
+            </w:pPr>
+            <w:r>
+              <w:t>Производительность – 3 прохода УЗП-83 за 30–40 мин (с учётом сборки и пуска).</w:t>
+            </w:r>
           </w:p>
         </w:tc>
       </w:tr>
@@ -6670,27 +6894,25 @@
           <w:szCs w:val="20"/>
           <w:shd w:val="clear" w:color="auto" w:fill="FFFFFF"/>
         </w:rPr>
-        <w:t>Вывод: _____________________________</w:t>
-      </w:r>
-      <w:r>
-        <w:rPr>
-          <w:rFonts w:ascii="Times New Roman" w:hAnsi="Times New Roman" w:cs="Times New Roman"/>
-          <w:color w:val="333333"/>
-          <w:sz w:val="20"/>
-          <w:szCs w:val="20"/>
-          <w:shd w:val="clear" w:color="auto" w:fill="FFFFFF"/>
-        </w:rPr>
-        <w:t>________________________</w:t>
-      </w:r>
-      <w:r>
-        <w:rPr>
-          <w:rFonts w:ascii="Times New Roman" w:hAnsi="Times New Roman" w:cs="Times New Roman"/>
-          <w:color w:val="333333"/>
-          <w:sz w:val="20"/>
-          <w:szCs w:val="20"/>
-          <w:shd w:val="clear" w:color="auto" w:fill="FFFFFF"/>
-        </w:rPr>
-        <w:t>___</w:t>
+        <w:t>Вывод:  см. ниже</w:t>
+      </w:r>
+      <w:r>
+        <w:rPr>
+          <w:rFonts w:ascii="Times New Roman" w:hAnsi="Times New Roman" w:cs="Times New Roman"/>
+          <w:color w:val="333333"/>
+          <w:sz w:val="20"/>
+          <w:szCs w:val="20"/>
+          <w:shd w:val="clear" w:color="auto" w:fill="FFFFFF"/>
+        </w:rPr>
+      </w:r>
+      <w:r>
+        <w:rPr>
+          <w:rFonts w:ascii="Times New Roman" w:hAnsi="Times New Roman" w:cs="Times New Roman"/>
+          <w:color w:val="333333"/>
+          <w:sz w:val="20"/>
+          <w:szCs w:val="20"/>
+          <w:shd w:val="clear" w:color="auto" w:fill="FFFFFF"/>
+        </w:rPr>
       </w:r>
     </w:p>
     <w:tbl>
@@ -6723,63 +6945,75 @@
                 <w:shd w:val="clear" w:color="auto" w:fill="FFFFFF"/>
               </w:rPr>
             </w:pPr>
-          </w:p>
-        </w:tc>
-      </w:tr>
-      <w:tr>
-        <w:tc>
-          <w:tcPr>
-            <w:tcW w:w="10195" w:type="dxa"/>
-          </w:tcPr>
-          <w:p>
-            <w:pPr>
-              <w:jc w:val="both"/>
-              <w:rPr>
-                <w:rFonts w:ascii="Times New Roman" w:hAnsi="Times New Roman" w:cs="Times New Roman"/>
-                <w:color w:val="333333"/>
-                <w:sz w:val="20"/>
-                <w:szCs w:val="20"/>
-                <w:shd w:val="clear" w:color="auto" w:fill="FFFFFF"/>
-              </w:rPr>
-            </w:pPr>
-          </w:p>
-        </w:tc>
-      </w:tr>
-      <w:tr>
-        <w:tc>
-          <w:tcPr>
-            <w:tcW w:w="10195" w:type="dxa"/>
-          </w:tcPr>
-          <w:p>
-            <w:pPr>
-              <w:jc w:val="both"/>
-              <w:rPr>
-                <w:rFonts w:ascii="Times New Roman" w:hAnsi="Times New Roman" w:cs="Times New Roman"/>
-                <w:color w:val="333333"/>
-                <w:sz w:val="20"/>
-                <w:szCs w:val="20"/>
-                <w:shd w:val="clear" w:color="auto" w:fill="FFFFFF"/>
-              </w:rPr>
-            </w:pPr>
-          </w:p>
-        </w:tc>
-      </w:tr>
-      <w:tr>
-        <w:tc>
-          <w:tcPr>
-            <w:tcW w:w="10195" w:type="dxa"/>
-          </w:tcPr>
-          <w:p>
-            <w:pPr>
-              <w:jc w:val="both"/>
-              <w:rPr>
-                <w:rFonts w:ascii="Times New Roman" w:hAnsi="Times New Roman" w:cs="Times New Roman"/>
-                <w:color w:val="333333"/>
-                <w:sz w:val="20"/>
-                <w:szCs w:val="20"/>
-                <w:shd w:val="clear" w:color="auto" w:fill="FFFFFF"/>
-              </w:rPr>
-            </w:pPr>
+            <w:r>
+              <w:t>Возможности взвода обеспечивают выполнение поставленной задачи в установленные сроки.</w:t>
+            </w:r>
+          </w:p>
+        </w:tc>
+      </w:tr>
+      <w:tr>
+        <w:tc>
+          <w:tcPr>
+            <w:tcW w:w="10195" w:type="dxa"/>
+          </w:tcPr>
+          <w:p>
+            <w:pPr>
+              <w:jc w:val="both"/>
+              <w:rPr>
+                <w:rFonts w:ascii="Times New Roman" w:hAnsi="Times New Roman" w:cs="Times New Roman"/>
+                <w:color w:val="333333"/>
+                <w:sz w:val="20"/>
+                <w:szCs w:val="20"/>
+                <w:shd w:val="clear" w:color="auto" w:fill="FFFFFF"/>
+              </w:rPr>
+            </w:pPr>
+            <w:r>
+              <w:t>Основные усилия сосредоточить на 1-м и 2-м отделениях (расчёты УР-83П) – проделывание проходов; 3-е отделение использовать для оборудования пусковых позиций, полевого склада зарядов, обозначения проходов и комендантской службы.</w:t>
+            </w:r>
+          </w:p>
+        </w:tc>
+      </w:tr>
+      <w:tr>
+        <w:tc>
+          <w:tcPr>
+            <w:tcW w:w="10195" w:type="dxa"/>
+          </w:tcPr>
+          <w:p>
+            <w:pPr>
+              <w:jc w:val="both"/>
+              <w:rPr>
+                <w:rFonts w:ascii="Times New Roman" w:hAnsi="Times New Roman" w:cs="Times New Roman"/>
+                <w:color w:val="333333"/>
+                <w:sz w:val="20"/>
+                <w:szCs w:val="20"/>
+                <w:shd w:val="clear" w:color="auto" w:fill="FFFFFF"/>
+              </w:rPr>
+            </w:pPr>
+            <w:r>
+              <w:t>Резерв – один расчёт УР-83П в готовности к пуску по дополнительной команде.</w:t>
+            </w:r>
+          </w:p>
+        </w:tc>
+      </w:tr>
+      <w:tr>
+        <w:tc>
+          <w:tcPr>
+            <w:tcW w:w="10195" w:type="dxa"/>
+          </w:tcPr>
+          <w:p>
+            <w:pPr>
+              <w:jc w:val="both"/>
+              <w:rPr>
+                <w:rFonts w:ascii="Times New Roman" w:hAnsi="Times New Roman" w:cs="Times New Roman"/>
+                <w:color w:val="333333"/>
+                <w:sz w:val="20"/>
+                <w:szCs w:val="20"/>
+                <w:shd w:val="clear" w:color="auto" w:fill="FFFFFF"/>
+              </w:rPr>
+            </w:pPr>
+            <w:r>
+              <w:t>Иметь дополнительный комплект ЗИП и ВВ; восстановить запасы СИВ до нормы к 18.00 13.04.</w:t>
+            </w:r>
           </w:p>
         </w:tc>
       </w:tr>
@@ -6940,28 +7174,25 @@
           <w:szCs w:val="20"/>
           <w:shd w:val="clear" w:color="auto" w:fill="FFFFFF"/>
         </w:rPr>
-        <w:lastRenderedPageBreak/>
-        <w:t>3. Местность в районе выполнения задачи (рельеф, маскирующие свойства, состояние дорог, проходимость местности, наличие местных строительных материалов ______________________________</w:t>
-      </w:r>
-      <w:r>
-        <w:rPr>
-          <w:rFonts w:ascii="Times New Roman" w:hAnsi="Times New Roman" w:cs="Times New Roman"/>
-          <w:color w:val="333333"/>
-          <w:sz w:val="20"/>
-          <w:szCs w:val="20"/>
-          <w:shd w:val="clear" w:color="auto" w:fill="FFFFFF"/>
-        </w:rPr>
-        <w:t>______________</w:t>
-      </w:r>
-      <w:r>
-        <w:rPr>
-          <w:rFonts w:ascii="Times New Roman" w:hAnsi="Times New Roman" w:cs="Times New Roman"/>
-          <w:color w:val="333333"/>
-          <w:sz w:val="20"/>
-          <w:szCs w:val="20"/>
-          <w:shd w:val="clear" w:color="auto" w:fill="FFFFFF"/>
-        </w:rPr>
-        <w:t>___</w:t>
+        <w:t>3. Местность в районе выполнения задачи (рельеф, маскирующие свойства, состояние дорог, проходимость местности, наличие местных строительных материалов  см. ниже</w:t>
+      </w:r>
+      <w:r>
+        <w:rPr>
+          <w:rFonts w:ascii="Times New Roman" w:hAnsi="Times New Roman" w:cs="Times New Roman"/>
+          <w:color w:val="333333"/>
+          <w:sz w:val="20"/>
+          <w:szCs w:val="20"/>
+          <w:shd w:val="clear" w:color="auto" w:fill="FFFFFF"/>
+        </w:rPr>
+      </w:r>
+      <w:r>
+        <w:rPr>
+          <w:rFonts w:ascii="Times New Roman" w:hAnsi="Times New Roman" w:cs="Times New Roman"/>
+          <w:color w:val="333333"/>
+          <w:sz w:val="20"/>
+          <w:szCs w:val="20"/>
+          <w:shd w:val="clear" w:color="auto" w:fill="FFFFFF"/>
+        </w:rPr>
       </w:r>
     </w:p>
     <w:tbl>
@@ -6994,101 +7225,119 @@
                 <w:shd w:val="clear" w:color="auto" w:fill="FFFFFF"/>
               </w:rPr>
             </w:pPr>
-          </w:p>
-        </w:tc>
-      </w:tr>
-      <w:tr>
-        <w:tc>
-          <w:tcPr>
-            <w:tcW w:w="10195" w:type="dxa"/>
-          </w:tcPr>
-          <w:p>
-            <w:pPr>
-              <w:jc w:val="both"/>
-              <w:rPr>
-                <w:rFonts w:ascii="Times New Roman" w:hAnsi="Times New Roman" w:cs="Times New Roman"/>
-                <w:color w:val="333333"/>
-                <w:sz w:val="20"/>
-                <w:szCs w:val="20"/>
-                <w:shd w:val="clear" w:color="auto" w:fill="FFFFFF"/>
-              </w:rPr>
-            </w:pPr>
-          </w:p>
-        </w:tc>
-      </w:tr>
-      <w:tr>
-        <w:tc>
-          <w:tcPr>
-            <w:tcW w:w="10195" w:type="dxa"/>
-          </w:tcPr>
-          <w:p>
-            <w:pPr>
-              <w:jc w:val="both"/>
-              <w:rPr>
-                <w:rFonts w:ascii="Times New Roman" w:hAnsi="Times New Roman" w:cs="Times New Roman"/>
-                <w:color w:val="333333"/>
-                <w:sz w:val="20"/>
-                <w:szCs w:val="20"/>
-                <w:shd w:val="clear" w:color="auto" w:fill="FFFFFF"/>
-              </w:rPr>
-            </w:pPr>
-          </w:p>
-        </w:tc>
-      </w:tr>
-      <w:tr>
-        <w:tc>
-          <w:tcPr>
-            <w:tcW w:w="10195" w:type="dxa"/>
-          </w:tcPr>
-          <w:p>
-            <w:pPr>
-              <w:jc w:val="both"/>
-              <w:rPr>
-                <w:rFonts w:ascii="Times New Roman" w:hAnsi="Times New Roman" w:cs="Times New Roman"/>
-                <w:color w:val="333333"/>
-                <w:sz w:val="20"/>
-                <w:szCs w:val="20"/>
-                <w:shd w:val="clear" w:color="auto" w:fill="FFFFFF"/>
-              </w:rPr>
-            </w:pPr>
-          </w:p>
-        </w:tc>
-      </w:tr>
-      <w:tr>
-        <w:tc>
-          <w:tcPr>
-            <w:tcW w:w="10195" w:type="dxa"/>
-          </w:tcPr>
-          <w:p>
-            <w:pPr>
-              <w:jc w:val="both"/>
-              <w:rPr>
-                <w:rFonts w:ascii="Times New Roman" w:hAnsi="Times New Roman" w:cs="Times New Roman"/>
-                <w:color w:val="333333"/>
-                <w:sz w:val="20"/>
-                <w:szCs w:val="20"/>
-                <w:shd w:val="clear" w:color="auto" w:fill="FFFFFF"/>
-              </w:rPr>
-            </w:pPr>
-          </w:p>
-        </w:tc>
-      </w:tr>
-      <w:tr>
-        <w:tc>
-          <w:tcPr>
-            <w:tcW w:w="10195" w:type="dxa"/>
-          </w:tcPr>
-          <w:p>
-            <w:pPr>
-              <w:jc w:val="both"/>
-              <w:rPr>
-                <w:rFonts w:ascii="Times New Roman" w:hAnsi="Times New Roman" w:cs="Times New Roman"/>
-                <w:color w:val="333333"/>
-                <w:sz w:val="20"/>
-                <w:szCs w:val="20"/>
-                <w:shd w:val="clear" w:color="auto" w:fill="FFFFFF"/>
-              </w:rPr>
-            </w:pPr>
+            <w:r>
+              <w:t>Район выполнения задачи – участок выс.141,6 (39715) – юж.100, КУБАЕВО (38722).</w:t>
+            </w:r>
+          </w:p>
+        </w:tc>
+      </w:tr>
+      <w:tr>
+        <w:tc>
+          <w:tcPr>
+            <w:tcW w:w="10195" w:type="dxa"/>
+          </w:tcPr>
+          <w:p>
+            <w:pPr>
+              <w:jc w:val="both"/>
+              <w:rPr>
+                <w:rFonts w:ascii="Times New Roman" w:hAnsi="Times New Roman" w:cs="Times New Roman"/>
+                <w:color w:val="333333"/>
+                <w:sz w:val="20"/>
+                <w:szCs w:val="20"/>
+                <w:shd w:val="clear" w:color="auto" w:fill="FFFFFF"/>
+              </w:rPr>
+            </w:pPr>
+            <w:r>
+              <w:t>Местность среднепересечённая, открытая, с отдельными перелесками и оврагами; ходы сообщения и складки местности позволяют скрытное выдвижение расчётов до рубежа развёртывания.</w:t>
+            </w:r>
+          </w:p>
+        </w:tc>
+      </w:tr>
+      <w:tr>
+        <w:tc>
+          <w:tcPr>
+            <w:tcW w:w="10195" w:type="dxa"/>
+          </w:tcPr>
+          <w:p>
+            <w:pPr>
+              <w:jc w:val="both"/>
+              <w:rPr>
+                <w:rFonts w:ascii="Times New Roman" w:hAnsi="Times New Roman" w:cs="Times New Roman"/>
+                <w:color w:val="333333"/>
+                <w:sz w:val="20"/>
+                <w:szCs w:val="20"/>
+                <w:shd w:val="clear" w:color="auto" w:fill="FFFFFF"/>
+              </w:rPr>
+            </w:pPr>
+            <w:r>
+              <w:t>Маскирующие свойства – удовлетворительные (растительность, перелески, овраги); наблюдаемость с КНП противника – высокая, требует применения маскировочных средств.</w:t>
+            </w:r>
+          </w:p>
+        </w:tc>
+      </w:tr>
+      <w:tr>
+        <w:tc>
+          <w:tcPr>
+            <w:tcW w:w="10195" w:type="dxa"/>
+          </w:tcPr>
+          <w:p>
+            <w:pPr>
+              <w:jc w:val="both"/>
+              <w:rPr>
+                <w:rFonts w:ascii="Times New Roman" w:hAnsi="Times New Roman" w:cs="Times New Roman"/>
+                <w:color w:val="333333"/>
+                <w:sz w:val="20"/>
+                <w:szCs w:val="20"/>
+                <w:shd w:val="clear" w:color="auto" w:fill="FFFFFF"/>
+              </w:rPr>
+            </w:pPr>
+            <w:r>
+              <w:t>Грунт – суглинистый, проходимость для гусеничной и колёсной техники – хорошая, в дождливую погоду – ограниченная.</w:t>
+            </w:r>
+          </w:p>
+        </w:tc>
+      </w:tr>
+      <w:tr>
+        <w:tc>
+          <w:tcPr>
+            <w:tcW w:w="10195" w:type="dxa"/>
+          </w:tcPr>
+          <w:p>
+            <w:pPr>
+              <w:jc w:val="both"/>
+              <w:rPr>
+                <w:rFonts w:ascii="Times New Roman" w:hAnsi="Times New Roman" w:cs="Times New Roman"/>
+                <w:color w:val="333333"/>
+                <w:sz w:val="20"/>
+                <w:szCs w:val="20"/>
+                <w:shd w:val="clear" w:color="auto" w:fill="FFFFFF"/>
+              </w:rPr>
+            </w:pPr>
+            <w:r>
+              <w:t>Дороги: главный маршрут выдвижения – через ТУРАБЬЕВО (39738) – ЛЕТОВО (40721); состояние удовлетворительное.</w:t>
+            </w:r>
+          </w:p>
+        </w:tc>
+      </w:tr>
+      <w:tr>
+        <w:tc>
+          <w:tcPr>
+            <w:tcW w:w="10195" w:type="dxa"/>
+          </w:tcPr>
+          <w:p>
+            <w:pPr>
+              <w:jc w:val="both"/>
+              <w:rPr>
+                <w:rFonts w:ascii="Times New Roman" w:hAnsi="Times New Roman" w:cs="Times New Roman"/>
+                <w:color w:val="333333"/>
+                <w:sz w:val="20"/>
+                <w:szCs w:val="20"/>
+                <w:shd w:val="clear" w:color="auto" w:fill="FFFFFF"/>
+              </w:rPr>
+            </w:pPr>
+            <w:r>
+              <w:t>Местные строительные материалы (лесоматериалы, грунт) имеются в районе РОЩА (45784, 45801).</w:t>
+            </w:r>
           </w:p>
         </w:tc>
       </w:tr>
@@ -7228,27 +7477,25 @@
           <w:szCs w:val="20"/>
           <w:shd w:val="clear" w:color="auto" w:fill="FFFFFF"/>
         </w:rPr>
-        <w:t>Вывод: _____________________________</w:t>
-      </w:r>
-      <w:r>
-        <w:rPr>
-          <w:rFonts w:ascii="Times New Roman" w:hAnsi="Times New Roman" w:cs="Times New Roman"/>
-          <w:color w:val="333333"/>
-          <w:sz w:val="20"/>
-          <w:szCs w:val="20"/>
-          <w:shd w:val="clear" w:color="auto" w:fill="FFFFFF"/>
-        </w:rPr>
-        <w:t>________________________</w:t>
-      </w:r>
-      <w:r>
-        <w:rPr>
-          <w:rFonts w:ascii="Times New Roman" w:hAnsi="Times New Roman" w:cs="Times New Roman"/>
-          <w:color w:val="333333"/>
-          <w:sz w:val="20"/>
-          <w:szCs w:val="20"/>
-          <w:shd w:val="clear" w:color="auto" w:fill="FFFFFF"/>
-        </w:rPr>
-        <w:t>___</w:t>
+        <w:t>Вывод:  см. ниже</w:t>
+      </w:r>
+      <w:r>
+        <w:rPr>
+          <w:rFonts w:ascii="Times New Roman" w:hAnsi="Times New Roman" w:cs="Times New Roman"/>
+          <w:color w:val="333333"/>
+          <w:sz w:val="20"/>
+          <w:szCs w:val="20"/>
+          <w:shd w:val="clear" w:color="auto" w:fill="FFFFFF"/>
+        </w:rPr>
+      </w:r>
+      <w:r>
+        <w:rPr>
+          <w:rFonts w:ascii="Times New Roman" w:hAnsi="Times New Roman" w:cs="Times New Roman"/>
+          <w:color w:val="333333"/>
+          <w:sz w:val="20"/>
+          <w:szCs w:val="20"/>
+          <w:shd w:val="clear" w:color="auto" w:fill="FFFFFF"/>
+        </w:rPr>
       </w:r>
     </w:p>
     <w:tbl>
@@ -7281,101 +7528,119 @@
                 <w:shd w:val="clear" w:color="auto" w:fill="FFFFFF"/>
               </w:rPr>
             </w:pPr>
-          </w:p>
-        </w:tc>
-      </w:tr>
-      <w:tr>
-        <w:tc>
-          <w:tcPr>
-            <w:tcW w:w="10195" w:type="dxa"/>
-          </w:tcPr>
-          <w:p>
-            <w:pPr>
-              <w:jc w:val="both"/>
-              <w:rPr>
-                <w:rFonts w:ascii="Times New Roman" w:hAnsi="Times New Roman" w:cs="Times New Roman"/>
-                <w:color w:val="333333"/>
-                <w:sz w:val="20"/>
-                <w:szCs w:val="20"/>
-                <w:shd w:val="clear" w:color="auto" w:fill="FFFFFF"/>
-              </w:rPr>
-            </w:pPr>
-          </w:p>
-        </w:tc>
-      </w:tr>
-      <w:tr>
-        <w:tc>
-          <w:tcPr>
-            <w:tcW w:w="10195" w:type="dxa"/>
-          </w:tcPr>
-          <w:p>
-            <w:pPr>
-              <w:jc w:val="both"/>
-              <w:rPr>
-                <w:rFonts w:ascii="Times New Roman" w:hAnsi="Times New Roman" w:cs="Times New Roman"/>
-                <w:color w:val="333333"/>
-                <w:sz w:val="20"/>
-                <w:szCs w:val="20"/>
-                <w:shd w:val="clear" w:color="auto" w:fill="FFFFFF"/>
-              </w:rPr>
-            </w:pPr>
-          </w:p>
-        </w:tc>
-      </w:tr>
-      <w:tr>
-        <w:tc>
-          <w:tcPr>
-            <w:tcW w:w="10195" w:type="dxa"/>
-          </w:tcPr>
-          <w:p>
-            <w:pPr>
-              <w:jc w:val="both"/>
-              <w:rPr>
-                <w:rFonts w:ascii="Times New Roman" w:hAnsi="Times New Roman" w:cs="Times New Roman"/>
-                <w:color w:val="333333"/>
-                <w:sz w:val="20"/>
-                <w:szCs w:val="20"/>
-                <w:shd w:val="clear" w:color="auto" w:fill="FFFFFF"/>
-              </w:rPr>
-            </w:pPr>
-          </w:p>
-        </w:tc>
-      </w:tr>
-      <w:tr>
-        <w:tc>
-          <w:tcPr>
-            <w:tcW w:w="10195" w:type="dxa"/>
-          </w:tcPr>
-          <w:p>
-            <w:pPr>
-              <w:jc w:val="both"/>
-              <w:rPr>
-                <w:rFonts w:ascii="Times New Roman" w:hAnsi="Times New Roman" w:cs="Times New Roman"/>
-                <w:color w:val="333333"/>
-                <w:sz w:val="20"/>
-                <w:szCs w:val="20"/>
-                <w:shd w:val="clear" w:color="auto" w:fill="FFFFFF"/>
-              </w:rPr>
-            </w:pPr>
-          </w:p>
-        </w:tc>
-      </w:tr>
-      <w:tr>
-        <w:tc>
-          <w:tcPr>
-            <w:tcW w:w="10195" w:type="dxa"/>
-          </w:tcPr>
-          <w:p>
-            <w:pPr>
-              <w:jc w:val="both"/>
-              <w:rPr>
-                <w:rFonts w:ascii="Times New Roman" w:hAnsi="Times New Roman" w:cs="Times New Roman"/>
-                <w:color w:val="333333"/>
-                <w:sz w:val="20"/>
-                <w:szCs w:val="20"/>
-                <w:shd w:val="clear" w:color="auto" w:fill="FFFFFF"/>
-              </w:rPr>
-            </w:pPr>
+            <w:r>
+              <w:t>Маршруты выдвижения и пусковые позиции расположить с использованием складок местности и перелесков; основной маршрут – через зап. окр.</w:t>
+            </w:r>
+          </w:p>
+        </w:tc>
+      </w:tr>
+      <w:tr>
+        <w:tc>
+          <w:tcPr>
+            <w:tcW w:w="10195" w:type="dxa"/>
+          </w:tcPr>
+          <w:p>
+            <w:pPr>
+              <w:jc w:val="both"/>
+              <w:rPr>
+                <w:rFonts w:ascii="Times New Roman" w:hAnsi="Times New Roman" w:cs="Times New Roman"/>
+                <w:color w:val="333333"/>
+                <w:sz w:val="20"/>
+                <w:szCs w:val="20"/>
+                <w:shd w:val="clear" w:color="auto" w:fill="FFFFFF"/>
+              </w:rPr>
+            </w:pPr>
+            <w:r>
+              <w:t>ТУРАБЬЕВО (40721); запасной – через юж. окр.</w:t>
+            </w:r>
+          </w:p>
+        </w:tc>
+      </w:tr>
+      <w:tr>
+        <w:tc>
+          <w:tcPr>
+            <w:tcW w:w="10195" w:type="dxa"/>
+          </w:tcPr>
+          <w:p>
+            <w:pPr>
+              <w:jc w:val="both"/>
+              <w:rPr>
+                <w:rFonts w:ascii="Times New Roman" w:hAnsi="Times New Roman" w:cs="Times New Roman"/>
+                <w:color w:val="333333"/>
+                <w:sz w:val="20"/>
+                <w:szCs w:val="20"/>
+                <w:shd w:val="clear" w:color="auto" w:fill="FFFFFF"/>
+              </w:rPr>
+            </w:pPr>
+            <w:r>
+              <w:t>ЛЕТОВО. Полевой склад зарядов оборудовать на зап.</w:t>
+            </w:r>
+          </w:p>
+        </w:tc>
+      </w:tr>
+      <w:tr>
+        <w:tc>
+          <w:tcPr>
+            <w:tcW w:w="10195" w:type="dxa"/>
+          </w:tcPr>
+          <w:p>
+            <w:pPr>
+              <w:jc w:val="both"/>
+              <w:rPr>
+                <w:rFonts w:ascii="Times New Roman" w:hAnsi="Times New Roman" w:cs="Times New Roman"/>
+                <w:color w:val="333333"/>
+                <w:sz w:val="20"/>
+                <w:szCs w:val="20"/>
+                <w:shd w:val="clear" w:color="auto" w:fill="FFFFFF"/>
+              </w:rPr>
+            </w:pPr>
+            <w:r>
+              <w:t>окр. ТУРАБЬЕВО в укрытиях.</w:t>
+            </w:r>
+          </w:p>
+        </w:tc>
+      </w:tr>
+      <w:tr>
+        <w:tc>
+          <w:tcPr>
+            <w:tcW w:w="10195" w:type="dxa"/>
+          </w:tcPr>
+          <w:p>
+            <w:pPr>
+              <w:jc w:val="both"/>
+              <w:rPr>
+                <w:rFonts w:ascii="Times New Roman" w:hAnsi="Times New Roman" w:cs="Times New Roman"/>
+                <w:color w:val="333333"/>
+                <w:sz w:val="20"/>
+                <w:szCs w:val="20"/>
+                <w:shd w:val="clear" w:color="auto" w:fill="FFFFFF"/>
+              </w:rPr>
+            </w:pPr>
+            <w:r>
+              <w:t>Применять табельные маскировочные средства (МКТ, дымы) и местные материалы. Для оборудования пусковых позиций использовать готовые овраги и складки местности; объём инженерных работ – минимальный.</w:t>
+            </w:r>
+          </w:p>
+        </w:tc>
+      </w:tr>
+      <w:tr>
+        <w:tc>
+          <w:tcPr>
+            <w:tcW w:w="10195" w:type="dxa"/>
+          </w:tcPr>
+          <w:p>
+            <w:pPr>
+              <w:jc w:val="both"/>
+              <w:rPr>
+                <w:rFonts w:ascii="Times New Roman" w:hAnsi="Times New Roman" w:cs="Times New Roman"/>
+                <w:color w:val="333333"/>
+                <w:sz w:val="20"/>
+                <w:szCs w:val="20"/>
+                <w:shd w:val="clear" w:color="auto" w:fill="FFFFFF"/>
+              </w:rPr>
+            </w:pPr>
+            <w:r>
+              <w:t>При работе в дождливую погоду – подготовить настилы и средства повышения проходимости (КамАЗ с лебёдкой, тросы).</w:t>
+            </w:r>
           </w:p>
         </w:tc>
       </w:tr>
@@ -7434,6 +7699,9 @@
                 <w:shd w:val="clear" w:color="auto" w:fill="FFFFFF"/>
               </w:rPr>
             </w:pPr>
+            <w:r>
+              <w:t>Время года – весна, апрель. Светлое время суток – с 06.00 до 19.00 (≈13 ч), тёмное – с 19.00 до 06.00 (≈11 ч). Ожидаемая погода: переменная облачность, температура +5…+12 °C, возможны кратковременные осадки и туман в утренние часы; видимость ограниченная по утрам и ночью.</w:t>
+            </w:r>
           </w:p>
         </w:tc>
       </w:tr>
@@ -7497,27 +7765,25 @@
           <w:szCs w:val="20"/>
           <w:shd w:val="clear" w:color="auto" w:fill="FFFFFF"/>
         </w:rPr>
-        <w:t>Вывод: _____________________________</w:t>
-      </w:r>
-      <w:r>
-        <w:rPr>
-          <w:rFonts w:ascii="Times New Roman" w:hAnsi="Times New Roman" w:cs="Times New Roman"/>
-          <w:color w:val="333333"/>
-          <w:sz w:val="20"/>
-          <w:szCs w:val="20"/>
-          <w:shd w:val="clear" w:color="auto" w:fill="FFFFFF"/>
-        </w:rPr>
-        <w:t>________________________</w:t>
-      </w:r>
-      <w:r>
-        <w:rPr>
-          <w:rFonts w:ascii="Times New Roman" w:hAnsi="Times New Roman" w:cs="Times New Roman"/>
-          <w:color w:val="333333"/>
-          <w:sz w:val="20"/>
-          <w:szCs w:val="20"/>
-          <w:shd w:val="clear" w:color="auto" w:fill="FFFFFF"/>
-        </w:rPr>
-        <w:t>___</w:t>
+        <w:t>Вывод:  см. ниже</w:t>
+      </w:r>
+      <w:r>
+        <w:rPr>
+          <w:rFonts w:ascii="Times New Roman" w:hAnsi="Times New Roman" w:cs="Times New Roman"/>
+          <w:color w:val="333333"/>
+          <w:sz w:val="20"/>
+          <w:szCs w:val="20"/>
+          <w:shd w:val="clear" w:color="auto" w:fill="FFFFFF"/>
+        </w:rPr>
+      </w:r>
+      <w:r>
+        <w:rPr>
+          <w:rFonts w:ascii="Times New Roman" w:hAnsi="Times New Roman" w:cs="Times New Roman"/>
+          <w:color w:val="333333"/>
+          <w:sz w:val="20"/>
+          <w:szCs w:val="20"/>
+          <w:shd w:val="clear" w:color="auto" w:fill="FFFFFF"/>
+        </w:rPr>
       </w:r>
     </w:p>
     <w:tbl>
@@ -7550,44 +7816,53 @@
                 <w:shd w:val="clear" w:color="auto" w:fill="FFFFFF"/>
               </w:rPr>
             </w:pPr>
-          </w:p>
-        </w:tc>
-      </w:tr>
-      <w:tr>
-        <w:tc>
-          <w:tcPr>
-            <w:tcW w:w="10195" w:type="dxa"/>
-          </w:tcPr>
-          <w:p>
-            <w:pPr>
-              <w:jc w:val="both"/>
-              <w:rPr>
-                <w:rFonts w:ascii="Times New Roman" w:hAnsi="Times New Roman" w:cs="Times New Roman"/>
-                <w:color w:val="333333"/>
-                <w:sz w:val="20"/>
-                <w:szCs w:val="20"/>
-                <w:shd w:val="clear" w:color="auto" w:fill="FFFFFF"/>
-              </w:rPr>
-            </w:pPr>
-          </w:p>
-        </w:tc>
-      </w:tr>
-      <w:tr>
-        <w:tc>
-          <w:tcPr>
-            <w:tcW w:w="10195" w:type="dxa"/>
-          </w:tcPr>
-          <w:p>
-            <w:pPr>
-              <w:jc w:val="both"/>
-              <w:rPr>
-                <w:rFonts w:ascii="Times New Roman" w:hAnsi="Times New Roman" w:cs="Times New Roman"/>
-                <w:color w:val="333333"/>
-                <w:sz w:val="20"/>
-                <w:szCs w:val="20"/>
-                <w:shd w:val="clear" w:color="auto" w:fill="FFFFFF"/>
-              </w:rPr>
-            </w:pPr>
+            <w:r>
+              <w:t>Время года – весна (апрель), погода неустойчивая; день 13.04 – светлое время с 06.00 до 19.00 (≈13 ч), темноe время с 19.00 до 06.00 (≈11 ч).</w:t>
+            </w:r>
+          </w:p>
+        </w:tc>
+      </w:tr>
+      <w:tr>
+        <w:tc>
+          <w:tcPr>
+            <w:tcW w:w="10195" w:type="dxa"/>
+          </w:tcPr>
+          <w:p>
+            <w:pPr>
+              <w:jc w:val="both"/>
+              <w:rPr>
+                <w:rFonts w:ascii="Times New Roman" w:hAnsi="Times New Roman" w:cs="Times New Roman"/>
+                <w:color w:val="333333"/>
+                <w:sz w:val="20"/>
+                <w:szCs w:val="20"/>
+                <w:shd w:val="clear" w:color="auto" w:fill="FFFFFF"/>
+              </w:rPr>
+            </w:pPr>
+            <w:r>
+              <w:t>Светлое время использовать для рекогносцировки, подготовки СИВ и доведения задач; основные работы по доразведке и оборудованию пусковых позиций выполнять ночью (с 19.00 13.04 до 5.00 15.04) – это снижает риск поражения наблюдением и ВТО противника.</w:t>
+            </w:r>
+          </w:p>
+        </w:tc>
+      </w:tr>
+      <w:tr>
+        <w:tc>
+          <w:tcPr>
+            <w:tcW w:w="10195" w:type="dxa"/>
+          </w:tcPr>
+          <w:p>
+            <w:pPr>
+              <w:jc w:val="both"/>
+              <w:rPr>
+                <w:rFonts w:ascii="Times New Roman" w:hAnsi="Times New Roman" w:cs="Times New Roman"/>
+                <w:color w:val="333333"/>
+                <w:sz w:val="20"/>
+                <w:szCs w:val="20"/>
+                <w:shd w:val="clear" w:color="auto" w:fill="FFFFFF"/>
+              </w:rPr>
+            </w:pPr>
+            <w:r>
+              <w:t>Учесть возможные осадки – подготовить средства гидроизоляции для зарядов и СВ; обеспечить освещение пусковых позиций приборами ночного видения 2-ПН-4М.</w:t>
+            </w:r>
           </w:p>
         </w:tc>
       </w:tr>
@@ -7613,27 +7888,25 @@
           <w:szCs w:val="20"/>
           <w:shd w:val="clear" w:color="auto" w:fill="FFFFFF"/>
         </w:rPr>
-        <w:t>5. Радиационная, химическая, бактериологическая (биологическая) обстановка (когда, по каким районам нанесены удары; районы завалов, пожаров; обходы; как это влияет на выполнение задачи) _______________</w:t>
-      </w:r>
-      <w:r>
-        <w:rPr>
-          <w:rFonts w:ascii="Times New Roman" w:hAnsi="Times New Roman" w:cs="Times New Roman"/>
-          <w:color w:val="333333"/>
-          <w:sz w:val="20"/>
-          <w:szCs w:val="20"/>
-          <w:shd w:val="clear" w:color="auto" w:fill="FFFFFF"/>
-        </w:rPr>
-        <w:t>____</w:t>
-      </w:r>
-      <w:r>
-        <w:rPr>
-          <w:rFonts w:ascii="Times New Roman" w:hAnsi="Times New Roman" w:cs="Times New Roman"/>
-          <w:color w:val="333333"/>
-          <w:sz w:val="20"/>
-          <w:szCs w:val="20"/>
-          <w:shd w:val="clear" w:color="auto" w:fill="FFFFFF"/>
-        </w:rPr>
-        <w:t>__________</w:t>
+        <w:t>5. Радиационная, химическая, бактериологическая (биологическая) обстановка (когда, по каким районам нанесены удары; районы завалов, пожаров; обходы; как это влияет на выполнение задачи)  см. ниже</w:t>
+      </w:r>
+      <w:r>
+        <w:rPr>
+          <w:rFonts w:ascii="Times New Roman" w:hAnsi="Times New Roman" w:cs="Times New Roman"/>
+          <w:color w:val="333333"/>
+          <w:sz w:val="20"/>
+          <w:szCs w:val="20"/>
+          <w:shd w:val="clear" w:color="auto" w:fill="FFFFFF"/>
+        </w:rPr>
+      </w:r>
+      <w:r>
+        <w:rPr>
+          <w:rFonts w:ascii="Times New Roman" w:hAnsi="Times New Roman" w:cs="Times New Roman"/>
+          <w:color w:val="333333"/>
+          <w:sz w:val="20"/>
+          <w:szCs w:val="20"/>
+          <w:shd w:val="clear" w:color="auto" w:fill="FFFFFF"/>
+        </w:rPr>
       </w:r>
     </w:p>
     <w:tbl>
@@ -7666,44 +7939,53 @@
                 <w:shd w:val="clear" w:color="auto" w:fill="FFFFFF"/>
               </w:rPr>
             </w:pPr>
-          </w:p>
-        </w:tc>
-      </w:tr>
-      <w:tr>
-        <w:tc>
-          <w:tcPr>
-            <w:tcW w:w="10195" w:type="dxa"/>
-          </w:tcPr>
-          <w:p>
-            <w:pPr>
-              <w:jc w:val="both"/>
-              <w:rPr>
-                <w:rFonts w:ascii="Times New Roman" w:hAnsi="Times New Roman" w:cs="Times New Roman"/>
-                <w:color w:val="333333"/>
-                <w:sz w:val="20"/>
-                <w:szCs w:val="20"/>
-                <w:shd w:val="clear" w:color="auto" w:fill="FFFFFF"/>
-              </w:rPr>
-            </w:pPr>
-          </w:p>
-        </w:tc>
-      </w:tr>
-      <w:tr>
-        <w:tc>
-          <w:tcPr>
-            <w:tcW w:w="10195" w:type="dxa"/>
-          </w:tcPr>
-          <w:p>
-            <w:pPr>
-              <w:jc w:val="both"/>
-              <w:rPr>
-                <w:rFonts w:ascii="Times New Roman" w:hAnsi="Times New Roman" w:cs="Times New Roman"/>
-                <w:color w:val="333333"/>
-                <w:sz w:val="20"/>
-                <w:szCs w:val="20"/>
-                <w:shd w:val="clear" w:color="auto" w:fill="FFFFFF"/>
-              </w:rPr>
-            </w:pPr>
+            <w:r>
+              <w:t>Радиационная, химическая, бактериологическая обстановка: ударов ОМП по району действий взвода не наносилось; зон заражения нет; доз облучения л/с не имеет.</w:t>
+            </w:r>
+          </w:p>
+        </w:tc>
+      </w:tr>
+      <w:tr>
+        <w:tc>
+          <w:tcPr>
+            <w:tcW w:w="10195" w:type="dxa"/>
+          </w:tcPr>
+          <w:p>
+            <w:pPr>
+              <w:jc w:val="both"/>
+              <w:rPr>
+                <w:rFonts w:ascii="Times New Roman" w:hAnsi="Times New Roman" w:cs="Times New Roman"/>
+                <w:color w:val="333333"/>
+                <w:sz w:val="20"/>
+                <w:szCs w:val="20"/>
+                <w:shd w:val="clear" w:color="auto" w:fill="FFFFFF"/>
+              </w:rPr>
+            </w:pPr>
+            <w:r>
+              <w:t>Имеются признаки возможного применения противником ОВ – НИС бригады довёл сигнал «Атом» (по радио 888) и «Химическая тревога» (по радио 7777).</w:t>
+            </w:r>
+          </w:p>
+        </w:tc>
+      </w:tr>
+      <w:tr>
+        <w:tc>
+          <w:tcPr>
+            <w:tcW w:w="10195" w:type="dxa"/>
+          </w:tcPr>
+          <w:p>
+            <w:pPr>
+              <w:jc w:val="both"/>
+              <w:rPr>
+                <w:rFonts w:ascii="Times New Roman" w:hAnsi="Times New Roman" w:cs="Times New Roman"/>
+                <w:color w:val="333333"/>
+                <w:sz w:val="20"/>
+                <w:szCs w:val="20"/>
+                <w:shd w:val="clear" w:color="auto" w:fill="FFFFFF"/>
+              </w:rPr>
+            </w:pPr>
+            <w:r>
+              <w:t>Возможна установка противником химических фугасов и применение СДМ с минами химического снаряжения по путям выдвижения.</w:t>
+            </w:r>
           </w:p>
         </w:tc>
       </w:tr>
@@ -7748,27 +8030,25 @@
           <w:szCs w:val="20"/>
           <w:shd w:val="clear" w:color="auto" w:fill="FFFFFF"/>
         </w:rPr>
-        <w:t>Вывод: ____________________________________</w:t>
-      </w:r>
-      <w:r>
-        <w:rPr>
-          <w:rFonts w:ascii="Times New Roman" w:hAnsi="Times New Roman" w:cs="Times New Roman"/>
-          <w:color w:val="333333"/>
-          <w:sz w:val="20"/>
-          <w:szCs w:val="20"/>
-          <w:shd w:val="clear" w:color="auto" w:fill="FFFFFF"/>
-        </w:rPr>
-        <w:t>_________________</w:t>
-      </w:r>
-      <w:r>
-        <w:rPr>
-          <w:rFonts w:ascii="Times New Roman" w:hAnsi="Times New Roman" w:cs="Times New Roman"/>
-          <w:color w:val="333333"/>
-          <w:sz w:val="20"/>
-          <w:szCs w:val="20"/>
-          <w:shd w:val="clear" w:color="auto" w:fill="FFFFFF"/>
-        </w:rPr>
-        <w:t>___</w:t>
+        <w:t>Вывод:  см. ниже</w:t>
+      </w:r>
+      <w:r>
+        <w:rPr>
+          <w:rFonts w:ascii="Times New Roman" w:hAnsi="Times New Roman" w:cs="Times New Roman"/>
+          <w:color w:val="333333"/>
+          <w:sz w:val="20"/>
+          <w:szCs w:val="20"/>
+          <w:shd w:val="clear" w:color="auto" w:fill="FFFFFF"/>
+        </w:rPr>
+      </w:r>
+      <w:r>
+        <w:rPr>
+          <w:rFonts w:ascii="Times New Roman" w:hAnsi="Times New Roman" w:cs="Times New Roman"/>
+          <w:color w:val="333333"/>
+          <w:sz w:val="20"/>
+          <w:szCs w:val="20"/>
+          <w:shd w:val="clear" w:color="auto" w:fill="FFFFFF"/>
+        </w:rPr>
       </w:r>
     </w:p>
     <w:tbl>
@@ -7801,6 +8081,9 @@
                 <w:shd w:val="clear" w:color="auto" w:fill="FFFFFF"/>
               </w:rPr>
             </w:pPr>
+            <w:r>
+              <w:t>Иметь СИЗ в положении «Походное», постоянно вести радиационную, химическую разведку силами расчётов (приборы – штатные ВПХР, ДП-5В); по сигналу «Атом»/«Химическая тревога» – перевести СИЗ в положение «Боевое», прекратить работы и доложить командиру иср; запасной маршрут выдвижения подготовить с учётом обхода вероятных зон заражения; иметь запас антидотов и средств частичной санитарной обработки.</w:t>
+            </w:r>
           </w:p>
         </w:tc>
       </w:tr>
@@ -8074,6 +8357,9 @@
                 <w:shd w:val="clear" w:color="auto" w:fill="FFFFFF"/>
               </w:rPr>
             </w:pPr>
+            <w:r>
+              <w:t>Основные усилия сосредоточить на проделывании трёх проходов в ПТМП противника в разрыве опорных пунктов 6 и 1мпр в полосе 2мсб 2мсбр; при подготовке наступления – на инженерной разведке переднего края ПТМП и оборудовании пусковых позиций УР-83П; в ходе боя – на управлении пуском зарядов разминирования и комендантской службе на проходах с последующей передачей их командиру 2мсб 1мсбр.</w:t>
+            </w:r>
           </w:p>
         </w:tc>
       </w:tr>
@@ -8262,37 +8548,34 @@
           <w:szCs w:val="20"/>
           <w:shd w:val="clear" w:color="auto" w:fill="FFFFFF"/>
         </w:rPr>
-        <w:t xml:space="preserve"> ________________</w:t>
-      </w:r>
-      <w:r>
-        <w:rPr>
-          <w:rFonts w:ascii="Times New Roman" w:hAnsi="Times New Roman" w:cs="Times New Roman"/>
-          <w:color w:val="333333"/>
-          <w:sz w:val="20"/>
-          <w:szCs w:val="20"/>
-          <w:shd w:val="clear" w:color="auto" w:fill="FFFFFF"/>
-        </w:rPr>
-        <w:t>___</w:t>
-      </w:r>
-      <w:r>
-        <w:rPr>
-          <w:rFonts w:ascii="Times New Roman" w:hAnsi="Times New Roman" w:cs="Times New Roman"/>
-          <w:color w:val="333333"/>
-          <w:sz w:val="20"/>
-          <w:szCs w:val="20"/>
-          <w:shd w:val="clear" w:color="auto" w:fill="FFFFFF"/>
-        </w:rPr>
-        <w:t>____________________</w:t>
-      </w:r>
-      <w:r>
-        <w:rPr>
-          <w:rFonts w:ascii="Times New Roman" w:hAnsi="Times New Roman" w:cs="Times New Roman"/>
-          <w:color w:val="333333"/>
-          <w:sz w:val="20"/>
-          <w:szCs w:val="20"/>
-          <w:shd w:val="clear" w:color="auto" w:fill="FFFFFF"/>
-        </w:rPr>
-        <w:t>_____</w:t>
+        <w:t xml:space="preserve">  см. ниже</w:t>
+      </w:r>
+      <w:r>
+        <w:rPr>
+          <w:rFonts w:ascii="Times New Roman" w:hAnsi="Times New Roman" w:cs="Times New Roman"/>
+          <w:color w:val="333333"/>
+          <w:sz w:val="20"/>
+          <w:szCs w:val="20"/>
+          <w:shd w:val="clear" w:color="auto" w:fill="FFFFFF"/>
+        </w:rPr>
+      </w:r>
+      <w:r>
+        <w:rPr>
+          <w:rFonts w:ascii="Times New Roman" w:hAnsi="Times New Roman" w:cs="Times New Roman"/>
+          <w:color w:val="333333"/>
+          <w:sz w:val="20"/>
+          <w:szCs w:val="20"/>
+          <w:shd w:val="clear" w:color="auto" w:fill="FFFFFF"/>
+        </w:rPr>
+      </w:r>
+      <w:r>
+        <w:rPr>
+          <w:rFonts w:ascii="Times New Roman" w:hAnsi="Times New Roman" w:cs="Times New Roman"/>
+          <w:color w:val="333333"/>
+          <w:sz w:val="20"/>
+          <w:szCs w:val="20"/>
+          <w:shd w:val="clear" w:color="auto" w:fill="FFFFFF"/>
+        </w:rPr>
       </w:r>
     </w:p>
     <w:tbl>
@@ -8325,177 +8608,207 @@
                 <w:shd w:val="clear" w:color="auto" w:fill="FFFFFF"/>
               </w:rPr>
             </w:pPr>
-          </w:p>
-        </w:tc>
-      </w:tr>
-      <w:tr>
-        <w:tc>
-          <w:tcPr>
-            <w:tcW w:w="10195" w:type="dxa"/>
-          </w:tcPr>
-          <w:p>
-            <w:pPr>
-              <w:jc w:val="both"/>
-              <w:rPr>
-                <w:rFonts w:ascii="Times New Roman" w:hAnsi="Times New Roman" w:cs="Times New Roman"/>
-                <w:color w:val="333333"/>
-                <w:sz w:val="20"/>
-                <w:szCs w:val="20"/>
-                <w:shd w:val="clear" w:color="auto" w:fill="FFFFFF"/>
-              </w:rPr>
-            </w:pPr>
-          </w:p>
-        </w:tc>
-      </w:tr>
-      <w:tr>
-        <w:tc>
-          <w:tcPr>
-            <w:tcW w:w="10195" w:type="dxa"/>
-          </w:tcPr>
-          <w:p>
-            <w:pPr>
-              <w:jc w:val="both"/>
-              <w:rPr>
-                <w:rFonts w:ascii="Times New Roman" w:hAnsi="Times New Roman" w:cs="Times New Roman"/>
-                <w:color w:val="333333"/>
-                <w:sz w:val="20"/>
-                <w:szCs w:val="20"/>
-                <w:shd w:val="clear" w:color="auto" w:fill="FFFFFF"/>
-              </w:rPr>
-            </w:pPr>
-          </w:p>
-        </w:tc>
-      </w:tr>
-      <w:tr>
-        <w:tc>
-          <w:tcPr>
-            <w:tcW w:w="10195" w:type="dxa"/>
-          </w:tcPr>
-          <w:p>
-            <w:pPr>
-              <w:jc w:val="both"/>
-              <w:rPr>
-                <w:rFonts w:ascii="Times New Roman" w:hAnsi="Times New Roman" w:cs="Times New Roman"/>
-                <w:color w:val="333333"/>
-                <w:sz w:val="20"/>
-                <w:szCs w:val="20"/>
-                <w:shd w:val="clear" w:color="auto" w:fill="FFFFFF"/>
-              </w:rPr>
-            </w:pPr>
-          </w:p>
-        </w:tc>
-      </w:tr>
-      <w:tr>
-        <w:tc>
-          <w:tcPr>
-            <w:tcW w:w="10195" w:type="dxa"/>
-          </w:tcPr>
-          <w:p>
-            <w:pPr>
-              <w:jc w:val="both"/>
-              <w:rPr>
-                <w:rFonts w:ascii="Times New Roman" w:hAnsi="Times New Roman" w:cs="Times New Roman"/>
-                <w:color w:val="333333"/>
-                <w:sz w:val="20"/>
-                <w:szCs w:val="20"/>
-                <w:shd w:val="clear" w:color="auto" w:fill="FFFFFF"/>
-              </w:rPr>
-            </w:pPr>
-          </w:p>
-        </w:tc>
-      </w:tr>
-      <w:tr>
-        <w:tc>
-          <w:tcPr>
-            <w:tcW w:w="10195" w:type="dxa"/>
-          </w:tcPr>
-          <w:p>
-            <w:pPr>
-              <w:jc w:val="both"/>
-              <w:rPr>
-                <w:rFonts w:ascii="Times New Roman" w:hAnsi="Times New Roman" w:cs="Times New Roman"/>
-                <w:color w:val="333333"/>
-                <w:sz w:val="20"/>
-                <w:szCs w:val="20"/>
-                <w:shd w:val="clear" w:color="auto" w:fill="FFFFFF"/>
-              </w:rPr>
-            </w:pPr>
-          </w:p>
-        </w:tc>
-      </w:tr>
-      <w:tr>
-        <w:tc>
-          <w:tcPr>
-            <w:tcW w:w="10195" w:type="dxa"/>
-          </w:tcPr>
-          <w:p>
-            <w:pPr>
-              <w:jc w:val="both"/>
-              <w:rPr>
-                <w:rFonts w:ascii="Times New Roman" w:hAnsi="Times New Roman" w:cs="Times New Roman"/>
-                <w:color w:val="333333"/>
-                <w:sz w:val="20"/>
-                <w:szCs w:val="20"/>
-                <w:shd w:val="clear" w:color="auto" w:fill="FFFFFF"/>
-              </w:rPr>
-            </w:pPr>
-          </w:p>
-        </w:tc>
-      </w:tr>
-      <w:tr>
-        <w:tc>
-          <w:tcPr>
-            <w:tcW w:w="10195" w:type="dxa"/>
-          </w:tcPr>
-          <w:p>
-            <w:pPr>
-              <w:jc w:val="both"/>
-              <w:rPr>
-                <w:rFonts w:ascii="Times New Roman" w:hAnsi="Times New Roman" w:cs="Times New Roman"/>
-                <w:color w:val="333333"/>
-                <w:sz w:val="20"/>
-                <w:szCs w:val="20"/>
-                <w:shd w:val="clear" w:color="auto" w:fill="FFFFFF"/>
-              </w:rPr>
-            </w:pPr>
-          </w:p>
-        </w:tc>
-      </w:tr>
-      <w:tr>
-        <w:tc>
-          <w:tcPr>
-            <w:tcW w:w="10195" w:type="dxa"/>
-          </w:tcPr>
-          <w:p>
-            <w:pPr>
-              <w:jc w:val="both"/>
-              <w:rPr>
-                <w:rFonts w:ascii="Times New Roman" w:hAnsi="Times New Roman" w:cs="Times New Roman"/>
-                <w:color w:val="333333"/>
-                <w:sz w:val="20"/>
-                <w:szCs w:val="20"/>
-                <w:shd w:val="clear" w:color="auto" w:fill="FFFFFF"/>
-              </w:rPr>
-            </w:pPr>
-          </w:p>
-        </w:tc>
-      </w:tr>
-      <w:tr>
-        <w:tc>
-          <w:tcPr>
-            <w:tcW w:w="10195" w:type="dxa"/>
-          </w:tcPr>
-          <w:p>
-            <w:pPr>
-              <w:jc w:val="both"/>
-              <w:rPr>
-                <w:rFonts w:ascii="Times New Roman" w:hAnsi="Times New Roman" w:cs="Times New Roman"/>
-                <w:color w:val="333333"/>
-                <w:sz w:val="20"/>
-                <w:szCs w:val="20"/>
-                <w:shd w:val="clear" w:color="auto" w:fill="FFFFFF"/>
-              </w:rPr>
-            </w:pPr>
+            <w:r>
+              <w:t>Районы и участки: доразведка – участок выс.141,6 (39715) – юж.100, КУБАЕВО (38722) опорным пунктом 6мпр (полоса 6–8 м, вручную); проделывание проходов – в разрыве опорных пунктов 6 и 1мпр (3 прохода); пусковые позиции УР-83П – в 200–300 м от переднего края, в укрытиях складок местности; полевой склад зарядов – зап.</w:t>
+            </w:r>
+          </w:p>
+        </w:tc>
+      </w:tr>
+      <w:tr>
+        <w:tc>
+          <w:tcPr>
+            <w:tcW w:w="10195" w:type="dxa"/>
+          </w:tcPr>
+          <w:p>
+            <w:pPr>
+              <w:jc w:val="both"/>
+              <w:rPr>
+                <w:rFonts w:ascii="Times New Roman" w:hAnsi="Times New Roman" w:cs="Times New Roman"/>
+                <w:color w:val="333333"/>
+                <w:sz w:val="20"/>
+                <w:szCs w:val="20"/>
+                <w:shd w:val="clear" w:color="auto" w:fill="FFFFFF"/>
+              </w:rPr>
+            </w:pPr>
+            <w:r>
+              <w:t>окр.</w:t>
+            </w:r>
+          </w:p>
+        </w:tc>
+      </w:tr>
+      <w:tr>
+        <w:tc>
+          <w:tcPr>
+            <w:tcW w:w="10195" w:type="dxa"/>
+          </w:tcPr>
+          <w:p>
+            <w:pPr>
+              <w:jc w:val="both"/>
+              <w:rPr>
+                <w:rFonts w:ascii="Times New Roman" w:hAnsi="Times New Roman" w:cs="Times New Roman"/>
+                <w:color w:val="333333"/>
+                <w:sz w:val="20"/>
+                <w:szCs w:val="20"/>
+                <w:shd w:val="clear" w:color="auto" w:fill="FFFFFF"/>
+              </w:rPr>
+            </w:pPr>
+            <w:r>
+              <w:t>ТУРАБЬЕВО (40721).</w:t>
+            </w:r>
+          </w:p>
+        </w:tc>
+      </w:tr>
+      <w:tr>
+        <w:tc>
+          <w:tcPr>
+            <w:tcW w:w="10195" w:type="dxa"/>
+          </w:tcPr>
+          <w:p>
+            <w:pPr>
+              <w:jc w:val="both"/>
+              <w:rPr>
+                <w:rFonts w:ascii="Times New Roman" w:hAnsi="Times New Roman" w:cs="Times New Roman"/>
+                <w:color w:val="333333"/>
+                <w:sz w:val="20"/>
+                <w:szCs w:val="20"/>
+                <w:shd w:val="clear" w:color="auto" w:fill="FFFFFF"/>
+              </w:rPr>
+            </w:pPr>
+            <w:r>
+              <w:t>Сроки: доразведка – к 1.00 15.04; пусковые позиции – к 5.00 15.04; готовность зарядов – к 6.00 15.04; пуск зарядов и проделывание проходов – по сигналу «Тайфун-333» в ходе огневой подготовки.</w:t>
+            </w:r>
+          </w:p>
+        </w:tc>
+      </w:tr>
+      <w:tr>
+        <w:tc>
+          <w:tcPr>
+            <w:tcW w:w="10195" w:type="dxa"/>
+          </w:tcPr>
+          <w:p>
+            <w:pPr>
+              <w:jc w:val="both"/>
+              <w:rPr>
+                <w:rFonts w:ascii="Times New Roman" w:hAnsi="Times New Roman" w:cs="Times New Roman"/>
+                <w:color w:val="333333"/>
+                <w:sz w:val="20"/>
+                <w:szCs w:val="20"/>
+                <w:shd w:val="clear" w:color="auto" w:fill="FFFFFF"/>
+              </w:rPr>
+            </w:pPr>
+            <w:r>
+              <w:t>Маршруты выдвижения: основной – через зап.</w:t>
+            </w:r>
+          </w:p>
+        </w:tc>
+      </w:tr>
+      <w:tr>
+        <w:tc>
+          <w:tcPr>
+            <w:tcW w:w="10195" w:type="dxa"/>
+          </w:tcPr>
+          <w:p>
+            <w:pPr>
+              <w:jc w:val="both"/>
+              <w:rPr>
+                <w:rFonts w:ascii="Times New Roman" w:hAnsi="Times New Roman" w:cs="Times New Roman"/>
+                <w:color w:val="333333"/>
+                <w:sz w:val="20"/>
+                <w:szCs w:val="20"/>
+                <w:shd w:val="clear" w:color="auto" w:fill="FFFFFF"/>
+              </w:rPr>
+            </w:pPr>
+            <w:r>
+              <w:t>окр.</w:t>
+            </w:r>
+          </w:p>
+        </w:tc>
+      </w:tr>
+      <w:tr>
+        <w:tc>
+          <w:tcPr>
+            <w:tcW w:w="10195" w:type="dxa"/>
+          </w:tcPr>
+          <w:p>
+            <w:pPr>
+              <w:jc w:val="both"/>
+              <w:rPr>
+                <w:rFonts w:ascii="Times New Roman" w:hAnsi="Times New Roman" w:cs="Times New Roman"/>
+                <w:color w:val="333333"/>
+                <w:sz w:val="20"/>
+                <w:szCs w:val="20"/>
+                <w:shd w:val="clear" w:color="auto" w:fill="FFFFFF"/>
+              </w:rPr>
+            </w:pPr>
+            <w:r>
+              <w:t>ТУРАБЬЕВО (40721) – ЛЕТОВО (40721); запасной – через юж.</w:t>
+            </w:r>
+          </w:p>
+        </w:tc>
+      </w:tr>
+      <w:tr>
+        <w:tc>
+          <w:tcPr>
+            <w:tcW w:w="10195" w:type="dxa"/>
+          </w:tcPr>
+          <w:p>
+            <w:pPr>
+              <w:jc w:val="both"/>
+              <w:rPr>
+                <w:rFonts w:ascii="Times New Roman" w:hAnsi="Times New Roman" w:cs="Times New Roman"/>
+                <w:color w:val="333333"/>
+                <w:sz w:val="20"/>
+                <w:szCs w:val="20"/>
+                <w:shd w:val="clear" w:color="auto" w:fill="FFFFFF"/>
+              </w:rPr>
+            </w:pPr>
+            <w:r>
+              <w:t>окр.</w:t>
+            </w:r>
+          </w:p>
+        </w:tc>
+      </w:tr>
+      <w:tr>
+        <w:tc>
+          <w:tcPr>
+            <w:tcW w:w="10195" w:type="dxa"/>
+          </w:tcPr>
+          <w:p>
+            <w:pPr>
+              <w:jc w:val="both"/>
+              <w:rPr>
+                <w:rFonts w:ascii="Times New Roman" w:hAnsi="Times New Roman" w:cs="Times New Roman"/>
+                <w:color w:val="333333"/>
+                <w:sz w:val="20"/>
+                <w:szCs w:val="20"/>
+                <w:shd w:val="clear" w:color="auto" w:fill="FFFFFF"/>
+              </w:rPr>
+            </w:pPr>
+            <w:r>
+              <w:t>ЛЕТОВО; рубеж развёртывания – у пусковых позиций.</w:t>
+            </w:r>
+          </w:p>
+        </w:tc>
+      </w:tr>
+      <w:tr>
+        <w:tc>
+          <w:tcPr>
+            <w:tcW w:w="10195" w:type="dxa"/>
+          </w:tcPr>
+          <w:p>
+            <w:pPr>
+              <w:jc w:val="both"/>
+              <w:rPr>
+                <w:rFonts w:ascii="Times New Roman" w:hAnsi="Times New Roman" w:cs="Times New Roman"/>
+                <w:color w:val="333333"/>
+                <w:sz w:val="20"/>
+                <w:szCs w:val="20"/>
+                <w:shd w:val="clear" w:color="auto" w:fill="FFFFFF"/>
+              </w:rPr>
+            </w:pPr>
+            <w:r>
+              <w:t>Способ выполнения – зарядами разминирования УЗП-83 при помощи установок УР-83П, расчётным методом по 6 номеров на расчёт.</w:t>
+            </w:r>
           </w:p>
         </w:tc>
       </w:tr>
@@ -8530,37 +8843,34 @@
           <w:szCs w:val="20"/>
           <w:shd w:val="clear" w:color="auto" w:fill="FFFFFF"/>
         </w:rPr>
-        <w:t>ения задач ________</w:t>
-      </w:r>
-      <w:r>
-        <w:rPr>
-          <w:rFonts w:ascii="Times New Roman" w:hAnsi="Times New Roman" w:cs="Times New Roman"/>
-          <w:color w:val="333333"/>
-          <w:sz w:val="20"/>
-          <w:szCs w:val="20"/>
-          <w:shd w:val="clear" w:color="auto" w:fill="FFFFFF"/>
-        </w:rPr>
-        <w:t>__</w:t>
-      </w:r>
-      <w:r>
-        <w:rPr>
-          <w:rFonts w:ascii="Times New Roman" w:hAnsi="Times New Roman" w:cs="Times New Roman"/>
-          <w:color w:val="333333"/>
-          <w:sz w:val="20"/>
-          <w:szCs w:val="20"/>
-          <w:shd w:val="clear" w:color="auto" w:fill="FFFFFF"/>
-        </w:rPr>
-        <w:t>______</w:t>
-      </w:r>
-      <w:r>
-        <w:rPr>
-          <w:rFonts w:ascii="Times New Roman" w:hAnsi="Times New Roman" w:cs="Times New Roman"/>
-          <w:color w:val="333333"/>
-          <w:sz w:val="20"/>
-          <w:szCs w:val="20"/>
-          <w:shd w:val="clear" w:color="auto" w:fill="FFFFFF"/>
-        </w:rPr>
-        <w:t>______</w:t>
+        <w:t>ения задач  см. ниже</w:t>
+      </w:r>
+      <w:r>
+        <w:rPr>
+          <w:rFonts w:ascii="Times New Roman" w:hAnsi="Times New Roman" w:cs="Times New Roman"/>
+          <w:color w:val="333333"/>
+          <w:sz w:val="20"/>
+          <w:szCs w:val="20"/>
+          <w:shd w:val="clear" w:color="auto" w:fill="FFFFFF"/>
+        </w:rPr>
+      </w:r>
+      <w:r>
+        <w:rPr>
+          <w:rFonts w:ascii="Times New Roman" w:hAnsi="Times New Roman" w:cs="Times New Roman"/>
+          <w:color w:val="333333"/>
+          <w:sz w:val="20"/>
+          <w:szCs w:val="20"/>
+          <w:shd w:val="clear" w:color="auto" w:fill="FFFFFF"/>
+        </w:rPr>
+      </w:r>
+      <w:r>
+        <w:rPr>
+          <w:rFonts w:ascii="Times New Roman" w:hAnsi="Times New Roman" w:cs="Times New Roman"/>
+          <w:color w:val="333333"/>
+          <w:sz w:val="20"/>
+          <w:szCs w:val="20"/>
+          <w:shd w:val="clear" w:color="auto" w:fill="FFFFFF"/>
+        </w:rPr>
       </w:r>
     </w:p>
     <w:tbl>
@@ -8593,25 +8903,55 @@
                 <w:shd w:val="clear" w:color="auto" w:fill="FFFFFF"/>
               </w:rPr>
             </w:pPr>
-          </w:p>
-        </w:tc>
-      </w:tr>
-      <w:tr>
-        <w:tc>
-          <w:tcPr>
-            <w:tcW w:w="10195" w:type="dxa"/>
-          </w:tcPr>
-          <w:p>
-            <w:pPr>
-              <w:jc w:val="both"/>
-              <w:rPr>
-                <w:rFonts w:ascii="Times New Roman" w:hAnsi="Times New Roman" w:cs="Times New Roman"/>
-                <w:color w:val="333333"/>
-                <w:sz w:val="20"/>
-                <w:szCs w:val="20"/>
-                <w:shd w:val="clear" w:color="auto" w:fill="FFFFFF"/>
-              </w:rPr>
-            </w:pPr>
+            <w:r>
+              <w:t>Силы и средства взвода:</w:t>
+            </w:r>
+          </w:p>
+          <w:p>
+            <w:pPr/>
+            <w:r>
+              <w:t>– 1-е отделение (7 чел.): расчёт № 1 УР-83П – проход № 1; БТР, КамАЗ-53501, УР-83П, 2-ПН-4М;</w:t>
+            </w:r>
+          </w:p>
+          <w:p>
+            <w:pPr/>
+            <w:r>
+              <w:t>– 2-е отделение (7 чел.): расчёт № 2 УР-83П – проход № 2; КамАЗ-53501, УР-83П, УМП, УМП-3, ВКПМ, МП «Урал»;</w:t>
+            </w:r>
+          </w:p>
+          <w:p>
+            <w:pPr/>
+            <w:r>
+              <w:t>– 3-е отделение (7 чел.): расчёт № 3 УР-83П – проход № 3, а также оборудование пусковых позиций и полевого склада зарядов, обозначение проходов и комендантская служба; КамАЗ-53501 – 2, ПВУ-300, ЭОВ-4421, ЭСБ-4ВО – 2, МП «Урал», 2-ПН-4М – 2.</w:t>
+            </w:r>
+          </w:p>
+          <w:p>
+            <w:pPr/>
+            <w:r>
+              <w:t>Приданные средства: подрывная команда от иср (по плану иср) и группа радиационной, химической разведки в составе 2 чел.</w:t>
+            </w:r>
+          </w:p>
+        </w:tc>
+      </w:tr>
+      <w:tr>
+        <w:tc>
+          <w:tcPr>
+            <w:tcW w:w="10195" w:type="dxa"/>
+          </w:tcPr>
+          <w:p>
+            <w:pPr>
+              <w:jc w:val="both"/>
+              <w:rPr>
+                <w:rFonts w:ascii="Times New Roman" w:hAnsi="Times New Roman" w:cs="Times New Roman"/>
+                <w:color w:val="333333"/>
+                <w:sz w:val="20"/>
+                <w:szCs w:val="20"/>
+                <w:shd w:val="clear" w:color="auto" w:fill="FFFFFF"/>
+              </w:rPr>
+            </w:pPr>
+            <w:r>
+              <w:t>от взвода обеспечения иср.</w:t>
+            </w:r>
           </w:p>
         </w:tc>
       </w:tr>
@@ -8760,17 +9100,16 @@
           <w:szCs w:val="20"/>
           <w:shd w:val="clear" w:color="auto" w:fill="FFFFFF"/>
         </w:rPr>
-        <w:t xml:space="preserve"> _______________________</w:t>
-      </w:r>
-      <w:r>
-        <w:rPr>
-          <w:rFonts w:ascii="Times New Roman" w:hAnsi="Times New Roman" w:cs="Times New Roman"/>
-          <w:color w:val="333333"/>
-          <w:sz w:val="20"/>
-          <w:szCs w:val="20"/>
-          <w:shd w:val="clear" w:color="auto" w:fill="FFFFFF"/>
-        </w:rPr>
-        <w:t>___</w:t>
+        <w:t xml:space="preserve">  см. ниже</w:t>
+      </w:r>
+      <w:r>
+        <w:rPr>
+          <w:rFonts w:ascii="Times New Roman" w:hAnsi="Times New Roman" w:cs="Times New Roman"/>
+          <w:color w:val="333333"/>
+          <w:sz w:val="20"/>
+          <w:szCs w:val="20"/>
+          <w:shd w:val="clear" w:color="auto" w:fill="FFFFFF"/>
+        </w:rPr>
       </w:r>
     </w:p>
     <w:tbl>
@@ -8804,6 +9143,9 @@
                 <w:shd w:val="clear" w:color="auto" w:fill="FFFFFF"/>
               </w:rPr>
             </w:pPr>
+            <w:r>
+              <w:t>Маневр силами и средствами осуществить в два этапа: 1-й этап (13.04 22.00 – 14.04 02.00) – скрытное выдвижение взвода в район сосредоточения (зап.</w:t>
+            </w:r>
           </w:p>
         </w:tc>
       </w:tr>
@@ -8824,6 +9166,9 @@
                 <w:shd w:val="clear" w:color="auto" w:fill="FFFFFF"/>
               </w:rPr>
             </w:pPr>
+            <w:r>
+              <w:t>окр.</w:t>
+            </w:r>
           </w:p>
         </w:tc>
       </w:tr>
@@ -8844,6 +9189,9 @@
                 <w:shd w:val="clear" w:color="auto" w:fill="FFFFFF"/>
               </w:rPr>
             </w:pPr>
+            <w:r>
+              <w:t>ТУРАБЬЕВО) по основному маршруту; в случае поражения маршрута – переход на запасной (через юж.</w:t>
+            </w:r>
           </w:p>
         </w:tc>
       </w:tr>
@@ -8864,6 +9212,9 @@
                 <w:shd w:val="clear" w:color="auto" w:fill="FFFFFF"/>
               </w:rPr>
             </w:pPr>
+            <w:r>
+              <w:t>окр.</w:t>
+            </w:r>
           </w:p>
         </w:tc>
       </w:tr>
@@ -8884,6 +9235,9 @@
                 <w:shd w:val="clear" w:color="auto" w:fill="FFFFFF"/>
               </w:rPr>
             </w:pPr>
+            <w:r>
+              <w:t>ЛЕТОВО).</w:t>
+            </w:r>
           </w:p>
         </w:tc>
       </w:tr>
@@ -8904,6 +9258,9 @@
                 <w:shd w:val="clear" w:color="auto" w:fill="FFFFFF"/>
               </w:rPr>
             </w:pPr>
+            <w:r>
+              <w:t>2-й этап (14.04 02.30 – 15.04 5.00) – развёртывание расчётов УР-83П на пусковых позициях и оборудование полевого склада зарядов.</w:t>
+            </w:r>
           </w:p>
         </w:tc>
       </w:tr>
@@ -8924,6 +9281,9 @@
                 <w:shd w:val="clear" w:color="auto" w:fill="FFFFFF"/>
               </w:rPr>
             </w:pPr>
+            <w:r>
+              <w:t>В ходе боя – перемещение комендантских постов вдоль обозначенных проходов; при наращивании усилий противника по подавлению пусковых позиций – маневр резервным расчётом УР-83П на запасную пусковую позицию.</w:t>
+            </w:r>
           </w:p>
         </w:tc>
       </w:tr>
@@ -8944,6 +9304,9 @@
                 <w:shd w:val="clear" w:color="auto" w:fill="FFFFFF"/>
               </w:rPr>
             </w:pPr>
+            <w:r>
+              <w:t>После выполнения задачи – перемещение в составе ОРазг № 2 в полосу 2мсб 2мсбр для решения задач инженерного обеспечения наступления в глубине обороны противника.</w:t>
+            </w:r>
           </w:p>
         </w:tc>
       </w:tr>
@@ -9011,7 +9374,6 @@
           <w:szCs w:val="20"/>
           <w:shd w:val="clear" w:color="auto" w:fill="FFFFFF"/>
         </w:rPr>
-        <w:lastRenderedPageBreak/>
         <w:t>- мероприятия по обеспечению скрытности (при подготовке и в ходе выполнения задач)</w:t>
       </w:r>
       <w:r>
@@ -9022,17 +9384,16 @@
           <w:szCs w:val="20"/>
           <w:shd w:val="clear" w:color="auto" w:fill="FFFFFF"/>
         </w:rPr>
-        <w:t xml:space="preserve"> _____________________________________________________</w:t>
-      </w:r>
-      <w:r>
-        <w:rPr>
-          <w:rFonts w:ascii="Times New Roman" w:hAnsi="Times New Roman" w:cs="Times New Roman"/>
-          <w:color w:val="333333"/>
-          <w:sz w:val="20"/>
-          <w:szCs w:val="20"/>
-          <w:shd w:val="clear" w:color="auto" w:fill="FFFFFF"/>
-        </w:rPr>
-        <w:t>___________</w:t>
+        <w:t xml:space="preserve">  см. ниже</w:t>
+      </w:r>
+      <w:r>
+        <w:rPr>
+          <w:rFonts w:ascii="Times New Roman" w:hAnsi="Times New Roman" w:cs="Times New Roman"/>
+          <w:color w:val="333333"/>
+          <w:sz w:val="20"/>
+          <w:szCs w:val="20"/>
+          <w:shd w:val="clear" w:color="auto" w:fill="FFFFFF"/>
+        </w:rPr>
       </w:r>
     </w:p>
     <w:tbl>
@@ -9066,6 +9427,9 @@
                 <w:shd w:val="clear" w:color="auto" w:fill="FFFFFF"/>
               </w:rPr>
             </w:pPr>
+            <w:r>
+              <w:t>Меры по обеспечению скрытности: выдвижение и работы выполнять преимущественно в тёмное время суток с использованием 2-ПН-4М; соблюдать радиомолчание (выход в эфир – только по необходимости и со средствами засекречивания); применять штатные маскировочные средства (МКТ, маскировочные сети) и местные материалы; использовать дымовые завесы при пуске зарядов разминирования (подача дымов по запросу через БрАГ); обеспечить световую и звуковую дисциплину; запретить работу с открытыми источниками света и громкие команды на пусковых позициях; следы техники маскировать; применять ложные пусковые позиции (1 шт.) для введения противника в заблуждение.</w:t>
+            </w:r>
           </w:p>
         </w:tc>
       </w:tr>
@@ -9276,6 +9640,9 @@
                 <w:shd w:val="clear" w:color="auto" w:fill="FFFFFF"/>
               </w:rPr>
             </w:pPr>
+            <w:r>
+              <w:t>1-му инженерно-сапёрному отделению (расчёт № 1 УР-83П, КО – ст. сержант): к 1.00 15.04 произвести доразведку переднего края ПТМП противника на левом фланге участка – выс.141,6 (39715), полоса 6–8 м, вручную; к 5.00 15.04 оборудовать пусковую позицию УР-83П № 1; в ходе огневой подготовки по сигналу «Тайфун-333» произвести пуск заряда и проделать проход № 1; обозначить проход и направление выдвижения; нести комендантскую службу.</w:t>
+            </w:r>
           </w:p>
         </w:tc>
       </w:tr>
@@ -9295,6 +9662,9 @@
                 <w:shd w:val="clear" w:color="auto" w:fill="FFFFFF"/>
               </w:rPr>
             </w:pPr>
+            <w:r>
+              <w:t>Технические средства: БТР – 1, УР-83П – 1, КамАЗ-53501 – 1, 2-ПН-4М – 1.</w:t>
+            </w:r>
           </w:p>
         </w:tc>
       </w:tr>
@@ -9333,6 +9703,9 @@
                 <w:shd w:val="clear" w:color="auto" w:fill="FFFFFF"/>
               </w:rPr>
             </w:pPr>
+            <w:r>
+              <w:t>2-му инженерно-сапёрному отделению (расчёт № 2 УР-83П, КО – ст. сержант): к 1.00 15.04 произвести доразведку центральной части участка (район 39715 – юж.100); к 5.00 15.04 оборудовать пусковую позицию УР-83П № 2; в ходе огневой подготовки по сигналу «Тайфун-333» произвести пуск заряда и проделать проход № 2; обозначить проход и нести комендантскую службу.</w:t>
+            </w:r>
           </w:p>
         </w:tc>
       </w:tr>
@@ -9352,6 +9725,9 @@
                 <w:shd w:val="clear" w:color="auto" w:fill="FFFFFF"/>
               </w:rPr>
             </w:pPr>
+            <w:r>
+              <w:t>Технические средства: УМП – 1, УМП-3 – 1, ВКПМ – 1, МП «Урал» – 1, КамАЗ-53501 – 1, УР-83П – 1.</w:t>
+            </w:r>
           </w:p>
         </w:tc>
       </w:tr>
@@ -9390,6 +9766,9 @@
                 <w:shd w:val="clear" w:color="auto" w:fill="FFFFFF"/>
               </w:rPr>
             </w:pPr>
+            <w:r>
+              <w:t>3-му инженерно-сапёрному отделению (расчёт № 3 УР-83П, КО – ст. сержант): к 1.00 15.04 произвести доразведку правого фланга участка (район КУБАЕВО – 38722); к 4.00 15.04 оборудовать полевой склад зарядов разминирования на зап.</w:t>
+            </w:r>
           </w:p>
         </w:tc>
       </w:tr>
@@ -9409,6 +9788,9 @@
                 <w:shd w:val="clear" w:color="auto" w:fill="FFFFFF"/>
               </w:rPr>
             </w:pPr>
+            <w:r>
+              <w:t>окр. ТУРАБЬЕВО (40721); к 5.00 15.04 оборудовать пусковую позицию УР-83П № 3; в ходе огневой подготовки по сигналу «Тайфун-333» произвести пуск заряда и проделать проход № 3; обозначить проходы и направления выдвижения к ним, нести комендантскую службу.</w:t>
+            </w:r>
           </w:p>
         </w:tc>
       </w:tr>
@@ -9428,6 +9810,9 @@
                 <w:shd w:val="clear" w:color="auto" w:fill="FFFFFF"/>
               </w:rPr>
             </w:pPr>
+            <w:r>
+              <w:t>Технические средства: ПВУ-300 – 1, ЭОВ-4421 – 1, ЭСБ-4ВО – 2, МП «Урал» – 1, КамАЗ-53501 – 2, 2-ПН-4М – 2, УР-83П – 1.</w:t>
+            </w:r>
           </w:p>
         </w:tc>
       </w:tr>
@@ -9466,6 +9851,9 @@
                 <w:shd w:val="clear" w:color="auto" w:fill="FFFFFF"/>
               </w:rPr>
             </w:pPr>
+            <w:r>
+              <w:t>Приданной группе радиационной, химической разведки (2 чел.): вести непрерывное наблюдение за РХБ обстановкой на пусковых позициях и в районе сосредоточения; по сигналам «Атом» / «Химическая тревога» немедленно докладывать командиру взвода и переводить расчёты в положение «Боевое».</w:t>
+            </w:r>
           </w:p>
         </w:tc>
       </w:tr>
@@ -9504,6 +9892,9 @@
                 <w:shd w:val="clear" w:color="auto" w:fill="FFFFFF"/>
               </w:rPr>
             </w:pPr>
+            <w:r>
+              <w:t>Сигналы управления: «Дождь-222» – приготовиться к пуску зарядов; «Тайфун-333» – пуск зарядов; «Снег-444» – готовность проходов; «ХАРЗА-1 кв.» – ОРазг №1 выдвинуться для преодоления заграждения; «Воздух»/777 – воздушное нападение; «Атом»/888 – применение противником ОВ. Связь: с командиром иср – осн.</w:t>
+            </w:r>
           </w:p>
         </w:tc>
       </w:tr>
@@ -9523,6 +9914,9 @@
                 <w:shd w:val="clear" w:color="auto" w:fill="FFFFFF"/>
               </w:rPr>
             </w:pPr>
+            <w:r>
+              <w:t>42422 / зап. 44422, позывной «ЛИС-2»; позывной взвода – «ХАРЗА-2».</w:t>
+            </w:r>
           </w:p>
         </w:tc>
       </w:tr>
@@ -9561,6 +9955,9 @@
                 <w:shd w:val="clear" w:color="auto" w:fill="FFFFFF"/>
               </w:rPr>
             </w:pPr>
+            <w:r>
+              <w:t>Готовность взвода к выполнению задачи – 06.00 15.04. Я нахожусь на пусковой позиции УР-83П № 2.</w:t>
+            </w:r>
           </w:p>
         </w:tc>
       </w:tr>
@@ -9580,6 +9977,9 @@
                 <w:shd w:val="clear" w:color="auto" w:fill="FFFFFF"/>
               </w:rPr>
             </w:pPr>
+            <w:r>
+              <w:t>Заместитель – командир 1-го отделения. О выполнении задачи и любых изменениях обстановки докладывать немедленно.</w:t>
+            </w:r>
           </w:p>
         </w:tc>
       </w:tr>

--- a/Форм_ые_док_ты_ГУ_+++_брошюра_для_студента.docx
+++ b/Форм_ые_док_ты_ГУ_+++_брошюра_для_студента.docx
@@ -1455,6 +1455,13 @@
           <w:szCs w:val="20"/>
         </w:rPr>
       </w:pPr>
+      <w:r>
+        <w:rPr>
+          <w:rFonts w:ascii="Times New Roman" w:hAnsi="Times New Roman"/>
+          <w:b w:val="0"/>
+        </w:rPr>
+        <w:t>Студент действует в должности командира 2-го инженерно-сапёрного взвода (2исв) инженерно-сапёрной роты (иср) инженерно-сапёрного батальона (исб) 2-й мотострелковой бригады (2мсбр).</w:t>
+      </w:r>
     </w:p>
     <w:p>
       <w:pPr>
@@ -1481,6 +1488,13 @@
           <w:szCs w:val="20"/>
         </w:rPr>
       </w:pPr>
+      <w:r>
+        <w:rPr>
+          <w:rFonts w:ascii="Times New Roman" w:hAnsi="Times New Roman"/>
+          <w:b w:val="0"/>
+        </w:rPr>
+        <w:t>Организация взвода:</w:t>
+      </w:r>
     </w:p>
     <w:p>
       <w:pPr>
@@ -1494,6 +1508,13 @@
           <w:szCs w:val="20"/>
         </w:rPr>
       </w:pPr>
+      <w:r>
+        <w:rPr>
+          <w:rFonts w:ascii="Times New Roman" w:hAnsi="Times New Roman"/>
+          <w:b w:val="0"/>
+        </w:rPr>
+        <w:t>– командир взвода (КВ) – 1 (всего во взводе – 22 чел.);</w:t>
+      </w:r>
     </w:p>
     <w:p>
       <w:pPr>
@@ -1507,6 +1528,13 @@
           <w:szCs w:val="20"/>
         </w:rPr>
       </w:pPr>
+      <w:r>
+        <w:rPr>
+          <w:rFonts w:ascii="Times New Roman" w:hAnsi="Times New Roman"/>
+          <w:b w:val="0"/>
+        </w:rPr>
+        <w:t>– три инженерно-сапёрных отделения по 7 человек: 1-е, 2-е и 3-е (командир отделения – ст. сержант, 6 номеров расчёта).</w:t>
+      </w:r>
     </w:p>
     <w:p>
       <w:pPr>
@@ -1533,6 +1561,13 @@
           <w:szCs w:val="20"/>
         </w:rPr>
       </w:pPr>
+      <w:r>
+        <w:rPr>
+          <w:rFonts w:ascii="Times New Roman" w:hAnsi="Times New Roman"/>
+          <w:b w:val="0"/>
+        </w:rPr>
+        <w:t>Вооружение и техника взвода:</w:t>
+      </w:r>
     </w:p>
     <w:p>
       <w:pPr>
@@ -1546,6 +1581,13 @@
           <w:szCs w:val="20"/>
         </w:rPr>
       </w:pPr>
+      <w:r>
+        <w:rPr>
+          <w:rFonts w:ascii="Times New Roman" w:hAnsi="Times New Roman"/>
+          <w:b w:val="0"/>
+        </w:rPr>
+        <w:t>– стрелковое оружие: АК-74 у личного состава, ПМ – у командира взвода и командиров отделений; средства ближнего боя (ручные гранаты).</w:t>
+      </w:r>
     </w:p>
     <w:p>
       <w:pPr>
@@ -1559,6 +1601,13 @@
           <w:szCs w:val="20"/>
         </w:rPr>
       </w:pPr>
+      <w:r>
+        <w:rPr>
+          <w:rFonts w:ascii="Times New Roman" w:hAnsi="Times New Roman"/>
+          <w:b w:val="0"/>
+        </w:rPr>
+        <w:t>– боевая и инженерная техника: БТР – 1; УР-83П – 3 (установки разми-нирования); КамАЗ-53501 – 5; ЭОВ-4421 – 1; ПВУ-300 – 1; ЭСБ-4ВО – 2; УМП – 1; УМП-3 – 1; ВКПМ – 3; МП «Урал» – 3; 2-ПН-4М – 4 (приборы ночного видения).</w:t>
+      </w:r>
     </w:p>
     <w:p>
       <w:pPr>
@@ -1572,6 +1621,13 @@
           <w:szCs w:val="20"/>
         </w:rPr>
       </w:pPr>
+      <w:r>
+        <w:rPr>
+          <w:rFonts w:ascii="Times New Roman" w:hAnsi="Times New Roman"/>
+          <w:b w:val="0"/>
+        </w:rPr>
+        <w:t>– средства разминирования: заряды разминирования УЗП-83 (по числу пусков), штатные миноискатели ИМП-2, щупы, кошки и шнур, средства обозначения проходов (КЗО), маскировочные комплекты МКТ.</w:t>
+      </w:r>
     </w:p>
     <w:p>
       <w:pPr>
@@ -1598,6 +1654,13 @@
           <w:szCs w:val="20"/>
         </w:rPr>
       </w:pPr>
+      <w:r>
+        <w:rPr>
+          <w:rFonts w:ascii="Times New Roman" w:hAnsi="Times New Roman"/>
+          <w:b w:val="0"/>
+        </w:rPr>
+        <w:t>Возможности взвода (по нормативам сборника № 4 БП СВ, 2011 г., нормы № 31, 44, 52, 58):</w:t>
+      </w:r>
     </w:p>
     <w:p>
       <w:pPr>
@@ -1611,6 +1674,13 @@
           <w:szCs w:val="20"/>
         </w:rPr>
       </w:pPr>
+      <w:r>
+        <w:rPr>
+          <w:rFonts w:ascii="Times New Roman" w:hAnsi="Times New Roman"/>
+          <w:b w:val="0"/>
+        </w:rPr>
+        <w:t>– проделывание трёх проходов в ПТМП противника зарядами УЗП-83 при помощи установок УР-83П в установленные сроки – одновременно или последовательно;</w:t>
+      </w:r>
     </w:p>
     <w:p>
       <w:pPr>
@@ -1624,6 +1694,13 @@
           <w:szCs w:val="20"/>
         </w:rPr>
       </w:pPr>
+      <w:r>
+        <w:rPr>
+          <w:rFonts w:ascii="Times New Roman" w:hAnsi="Times New Roman"/>
+          <w:b w:val="0"/>
+        </w:rPr>
+        <w:t>– инженерная (минная) разведка местности и путей выдвижения вручную в полосе 6–8 м с производительностью 80–120 м/ч на расчёт;</w:t>
+      </w:r>
     </w:p>
     <w:p>
       <w:pPr>
@@ -1637,6 +1714,13 @@
           <w:szCs w:val="20"/>
         </w:rPr>
       </w:pPr>
+      <w:r>
+        <w:rPr>
+          <w:rFonts w:ascii="Times New Roman" w:hAnsi="Times New Roman"/>
+          <w:b w:val="0"/>
+        </w:rPr>
+        <w:t>– устройство и обозначение проходов в МВЗ противника общей шириной до 6 м (3 прохода × 2 м) для пропуска подразделений первого эшелона;</w:t>
+      </w:r>
     </w:p>
     <w:p>
       <w:pPr>
@@ -1650,6 +1734,13 @@
           <w:szCs w:val="20"/>
         </w:rPr>
       </w:pPr>
+      <w:r>
+        <w:rPr>
+          <w:rFonts w:ascii="Times New Roman" w:hAnsi="Times New Roman"/>
+          <w:b w:val="0"/>
+        </w:rPr>
+        <w:t>– комендантская служба на проходах;</w:t>
+      </w:r>
     </w:p>
     <w:p>
       <w:pPr>
@@ -1663,6 +1754,13 @@
           <w:szCs w:val="20"/>
         </w:rPr>
       </w:pPr>
+      <w:r>
+        <w:rPr>
+          <w:rFonts w:ascii="Times New Roman" w:hAnsi="Times New Roman"/>
+          <w:b w:val="0"/>
+        </w:rPr>
+        <w:t>– устройство МП и невзрывных заграждений силами одного отделения за ночь – по нормативам.</w:t>
+      </w:r>
     </w:p>
     <w:p>
       <w:pPr>
@@ -1689,6 +1787,13 @@
           <w:szCs w:val="20"/>
         </w:rPr>
       </w:pPr>
+      <w:r>
+        <w:rPr>
+          <w:rFonts w:ascii="Times New Roman" w:hAnsi="Times New Roman"/>
+          <w:b w:val="0"/>
+        </w:rPr>
+        <w:t>Боевое применение: 2исв применяется в составе ОРазг № 2 2мсб 2мсбр для проделывания проходов в МВЗ противника перед передним краем и в глубине его обороны, а также для проведения инженерной разведки, устройства и содержания путей движения, обозначения проходов и несения комендантской службы. После выполнения задачи – переходит в подчинение штатного командира иср и решает задачи инженерного обеспечения наступления.</w:t>
+      </w:r>
     </w:p>
     <w:p>
       <w:pPr>
@@ -1824,11 +1929,222 @@
       </w:pPr>
       <w:r>
         <w:rPr>
-          <w:rFonts w:ascii="Times New Roman" w:hAnsi="Times New Roman" w:cs="Times New Roman"/>
-          <w:sz w:val="20"/>
-          <w:szCs w:val="20"/>
-        </w:rPr>
-        <w:br w:type="page"/>
+          <w:rFonts w:ascii="Times New Roman" w:hAnsi="Times New Roman"/>
+          <w:b w:val="0"/>
+        </w:rPr>
+        <w:t>Боевой и численный состав 2-го инженерно-сапёрного взвода (2исв) иср исб 2мсбр на 13.04 (Д):</w:t>
+      </w:r>
+    </w:p>
+    <w:p>
+      <w:pPr>
+        <w:rPr>
+          <w:rFonts w:ascii="Times New Roman" w:hAnsi="Times New Roman" w:cs="Times New Roman"/>
+          <w:sz w:val="20"/>
+          <w:szCs w:val="20"/>
+        </w:rPr>
+      </w:pPr>
+    </w:p>
+    <w:p>
+      <w:pPr>
+        <w:rPr>
+          <w:rFonts w:ascii="Times New Roman" w:hAnsi="Times New Roman" w:cs="Times New Roman"/>
+          <w:sz w:val="20"/>
+          <w:szCs w:val="20"/>
+        </w:rPr>
+      </w:pPr>
+      <w:r>
+        <w:rPr>
+          <w:rFonts w:ascii="Times New Roman" w:hAnsi="Times New Roman"/>
+          <w:b w:val="0"/>
+        </w:rPr>
+        <w:t>Личный состав – всего 22 человека (укомплектованность 100 %):</w:t>
+      </w:r>
+    </w:p>
+    <w:p>
+      <w:pPr>
+        <w:rPr>
+          <w:rFonts w:ascii="Times New Roman" w:hAnsi="Times New Roman" w:cs="Times New Roman"/>
+          <w:sz w:val="20"/>
+          <w:szCs w:val="20"/>
+        </w:rPr>
+      </w:pPr>
+      <w:r>
+        <w:rPr>
+          <w:rFonts w:ascii="Times New Roman" w:hAnsi="Times New Roman"/>
+          <w:b w:val="0"/>
+        </w:rPr>
+        <w:t>– командир взвода – 1 (офицер);</w:t>
+      </w:r>
+    </w:p>
+    <w:p>
+      <w:pPr>
+        <w:rPr>
+          <w:rFonts w:ascii="Times New Roman" w:hAnsi="Times New Roman" w:cs="Times New Roman"/>
+          <w:sz w:val="20"/>
+          <w:szCs w:val="20"/>
+        </w:rPr>
+      </w:pPr>
+      <w:r>
+        <w:rPr>
+          <w:rFonts w:ascii="Times New Roman" w:hAnsi="Times New Roman"/>
+          <w:b w:val="0"/>
+        </w:rPr>
+        <w:t>– 1-е инженерно-сапёрное отделение – 7 чел. (командир отделения – ст. сержант, 6 номеров расчёта);</w:t>
+      </w:r>
+    </w:p>
+    <w:p>
+      <w:pPr>
+        <w:rPr>
+          <w:rFonts w:ascii="Times New Roman" w:hAnsi="Times New Roman" w:cs="Times New Roman"/>
+          <w:sz w:val="20"/>
+          <w:szCs w:val="20"/>
+        </w:rPr>
+      </w:pPr>
+      <w:r>
+        <w:rPr>
+          <w:rFonts w:ascii="Times New Roman" w:hAnsi="Times New Roman"/>
+          <w:b w:val="0"/>
+        </w:rPr>
+        <w:t>– 2-е инженерно-сапёрное отделение – 7 чел. (командир отделения – ст. сержант, 6 номеров расчёта);</w:t>
+      </w:r>
+    </w:p>
+    <w:p>
+      <w:pPr>
+        <w:rPr>
+          <w:rFonts w:ascii="Times New Roman" w:hAnsi="Times New Roman" w:cs="Times New Roman"/>
+          <w:sz w:val="20"/>
+          <w:szCs w:val="20"/>
+        </w:rPr>
+      </w:pPr>
+      <w:r>
+        <w:rPr>
+          <w:rFonts w:ascii="Times New Roman" w:hAnsi="Times New Roman"/>
+          <w:b w:val="0"/>
+        </w:rPr>
+        <w:t>– 3-е инженерно-сапёрное отделение – 7 чел. (командир отделения – ст. сержант, 6 номеров расчёта).</w:t>
+      </w:r>
+    </w:p>
+    <w:p>
+      <w:pPr>
+        <w:rPr>
+          <w:rFonts w:ascii="Times New Roman" w:hAnsi="Times New Roman" w:cs="Times New Roman"/>
+          <w:sz w:val="20"/>
+          <w:szCs w:val="20"/>
+        </w:rPr>
+      </w:pPr>
+    </w:p>
+    <w:p>
+      <w:pPr>
+        <w:rPr>
+          <w:rFonts w:ascii="Times New Roman" w:hAnsi="Times New Roman" w:cs="Times New Roman"/>
+          <w:sz w:val="20"/>
+          <w:szCs w:val="20"/>
+        </w:rPr>
+      </w:pPr>
+      <w:r>
+        <w:rPr>
+          <w:rFonts w:ascii="Times New Roman" w:hAnsi="Times New Roman"/>
+          <w:b w:val="0"/>
+        </w:rPr>
+        <w:t>Вооружение: АК-74 – 21, ПМ – 4, штык-ножи – 21, ручные гранаты – по норме.</w:t>
+      </w:r>
+    </w:p>
+    <w:p>
+      <w:pPr>
+        <w:rPr>
+          <w:rFonts w:ascii="Times New Roman" w:hAnsi="Times New Roman" w:cs="Times New Roman"/>
+          <w:sz w:val="20"/>
+          <w:szCs w:val="20"/>
+        </w:rPr>
+      </w:pPr>
+    </w:p>
+    <w:p>
+      <w:pPr>
+        <w:rPr>
+          <w:rFonts w:ascii="Times New Roman" w:hAnsi="Times New Roman" w:cs="Times New Roman"/>
+          <w:sz w:val="20"/>
+          <w:szCs w:val="20"/>
+        </w:rPr>
+      </w:pPr>
+      <w:r>
+        <w:rPr>
+          <w:rFonts w:ascii="Times New Roman" w:hAnsi="Times New Roman"/>
+          <w:b w:val="0"/>
+        </w:rPr>
+        <w:t>Техника и инженерное имущество:</w:t>
+      </w:r>
+    </w:p>
+    <w:p>
+      <w:pPr>
+        <w:rPr>
+          <w:rFonts w:ascii="Times New Roman" w:hAnsi="Times New Roman" w:cs="Times New Roman"/>
+          <w:sz w:val="20"/>
+          <w:szCs w:val="20"/>
+        </w:rPr>
+      </w:pPr>
+      <w:r>
+        <w:rPr>
+          <w:rFonts w:ascii="Times New Roman" w:hAnsi="Times New Roman"/>
+          <w:b w:val="0"/>
+        </w:rPr>
+        <w:t>– 1-е отделение: БТР – 1, УР-83П – 3, КамАЗ-53501 – 2, 2-ПН-4М – 2;</w:t>
+      </w:r>
+    </w:p>
+    <w:p>
+      <w:pPr>
+        <w:rPr>
+          <w:rFonts w:ascii="Times New Roman" w:hAnsi="Times New Roman" w:cs="Times New Roman"/>
+          <w:sz w:val="20"/>
+          <w:szCs w:val="20"/>
+        </w:rPr>
+      </w:pPr>
+      <w:r>
+        <w:rPr>
+          <w:rFonts w:ascii="Times New Roman" w:hAnsi="Times New Roman"/>
+          <w:b w:val="0"/>
+        </w:rPr>
+        <w:t>– 2-е отделение: УМП – 1, УМП-3 – 1, ВКПМ – 3, МП «Урал» – 2, КамАЗ-53501 – 1;</w:t>
+      </w:r>
+    </w:p>
+    <w:p>
+      <w:pPr>
+        <w:rPr>
+          <w:rFonts w:ascii="Times New Roman" w:hAnsi="Times New Roman" w:cs="Times New Roman"/>
+          <w:sz w:val="20"/>
+          <w:szCs w:val="20"/>
+        </w:rPr>
+      </w:pPr>
+      <w:r>
+        <w:rPr>
+          <w:rFonts w:ascii="Times New Roman" w:hAnsi="Times New Roman"/>
+          <w:b w:val="0"/>
+        </w:rPr>
+        <w:t>– 3-е отделение: ПВУ-300 – 1, ЭОВ-4421 – 1, ЭСБ-4ВО – 2, МП «Урал» – 1, КамАЗ-53501 – 2, 2-ПН-4М – 2.</w:t>
+      </w:r>
+    </w:p>
+    <w:p>
+      <w:pPr>
+        <w:rPr>
+          <w:rFonts w:ascii="Times New Roman" w:hAnsi="Times New Roman" w:cs="Times New Roman"/>
+          <w:sz w:val="20"/>
+          <w:szCs w:val="20"/>
+        </w:rPr>
+      </w:pPr>
+    </w:p>
+    <w:p>
+      <w:pPr>
+        <w:rPr>
+          <w:rFonts w:ascii="Times New Roman" w:hAnsi="Times New Roman" w:cs="Times New Roman"/>
+          <w:sz w:val="20"/>
+          <w:szCs w:val="20"/>
+        </w:rPr>
+      </w:pPr>
+      <w:r>
+        <w:rPr>
+          <w:rFonts w:ascii="Times New Roman" w:hAnsi="Times New Roman"/>
+          <w:b w:val="0"/>
+        </w:rPr>
+        <w:t>Техника исправна, заправлена ГСМ до полной нормы, боеприпасы и заряды (УЗП-83 – 3 комплекта, ИМП-2, КЗО) – на штатных местах. Доз облучения личный состав не имеет, обучен выполнению задач инженерного обеспечения боя на 100 %.</w:t>
       </w:r>
     </w:p>
     <w:p>
@@ -1941,6 +2257,13 @@
           <w:szCs w:val="20"/>
         </w:rPr>
       </w:pPr>
+      <w:r>
+        <w:rPr>
+          <w:rFonts w:ascii="Times New Roman" w:hAnsi="Times New Roman"/>
+          <w:b w:val="0"/>
+        </w:rPr>
+        <w:t>Походный порядок 2-го исв при выходе из ППД и совершении марша в район сосредоточения (зап. окр. ТУРАБЬЕВО, 40721) построить в следующем порядке (направление движения – на сев. от ППД через ЛЕТОВО):</w:t>
+      </w:r>
     </w:p>
     <w:p>
       <w:pPr>
@@ -1965,6 +2288,13 @@
           <w:szCs w:val="20"/>
         </w:rPr>
       </w:pPr>
+      <w:r>
+        <w:rPr>
+          <w:rFonts w:ascii="Times New Roman" w:hAnsi="Times New Roman"/>
+          <w:b w:val="0"/>
+        </w:rPr>
+        <w:t>1. Походное охранение (головной дозор) – 1-е отделение на БТР (удаление 0,5–1 км):</w:t>
+      </w:r>
     </w:p>
     <w:p>
       <w:pPr>
@@ -1977,6 +2307,13 @@
           <w:szCs w:val="20"/>
         </w:rPr>
       </w:pPr>
+      <w:r>
+        <w:rPr>
+          <w:rFonts w:ascii="Times New Roman" w:hAnsi="Times New Roman"/>
+          <w:b w:val="0"/>
+        </w:rPr>
+        <w:t xml:space="preserve">    – БТР – командир дозора (КО 1-го отделения), 2 номера расчёта.</w:t>
+      </w:r>
     </w:p>
     <w:p>
       <w:pPr>
@@ -2001,6 +2338,13 @@
           <w:szCs w:val="20"/>
         </w:rPr>
       </w:pPr>
+      <w:r>
+        <w:rPr>
+          <w:rFonts w:ascii="Times New Roman" w:hAnsi="Times New Roman"/>
+          <w:b w:val="0"/>
+        </w:rPr>
+        <w:t>2. Главные силы взвода (дистанция между машинами в колонне 25–50 м, скорость движения 25–30 км/ч):</w:t>
+      </w:r>
     </w:p>
     <w:p>
       <w:pPr>
@@ -2013,6 +2357,13 @@
           <w:szCs w:val="20"/>
         </w:rPr>
       </w:pPr>
+      <w:r>
+        <w:rPr>
+          <w:rFonts w:ascii="Times New Roman" w:hAnsi="Times New Roman"/>
+          <w:b w:val="0"/>
+        </w:rPr>
+        <w:t xml:space="preserve">    – командирская машина: БТР командира взвода (если выделен)        или КамАЗ-53501 № 1 с КВ;</w:t>
+      </w:r>
     </w:p>
     <w:p>
       <w:pPr>
@@ -2025,6 +2376,13 @@
           <w:szCs w:val="20"/>
         </w:rPr>
       </w:pPr>
+      <w:r>
+        <w:rPr>
+          <w:rFonts w:ascii="Times New Roman" w:hAnsi="Times New Roman"/>
+          <w:b w:val="0"/>
+        </w:rPr>
+        <w:t xml:space="preserve">    – 1-е отделение: КамАЗ-53501 № 2 (л/с и УР-83П № 1, имущество);</w:t>
+      </w:r>
     </w:p>
     <w:p>
       <w:pPr>
@@ -2037,6 +2395,13 @@
           <w:szCs w:val="20"/>
         </w:rPr>
       </w:pPr>
+      <w:r>
+        <w:rPr>
+          <w:rFonts w:ascii="Times New Roman" w:hAnsi="Times New Roman"/>
+          <w:b w:val="0"/>
+        </w:rPr>
+        <w:t xml:space="preserve">    – 1-е отделение: КамАЗ-53501 № 3 с УР-83П № 2;</w:t>
+      </w:r>
     </w:p>
     <w:p>
       <w:pPr>
@@ -2049,6 +2414,13 @@
           <w:szCs w:val="20"/>
         </w:rPr>
       </w:pPr>
+      <w:r>
+        <w:rPr>
+          <w:rFonts w:ascii="Times New Roman" w:hAnsi="Times New Roman"/>
+          <w:b w:val="0"/>
+        </w:rPr>
+        <w:t xml:space="preserve">    – 2-е отделение: КамАЗ-53501 № 4 (л/с, УМП, УМП-3, ВКПМ,        МП «Урал», УР-83П № 3);</w:t>
+      </w:r>
     </w:p>
     <w:p>
       <w:pPr>
@@ -2061,6 +2433,13 @@
           <w:szCs w:val="20"/>
         </w:rPr>
       </w:pPr>
+      <w:r>
+        <w:rPr>
+          <w:rFonts w:ascii="Times New Roman" w:hAnsi="Times New Roman"/>
+          <w:b w:val="0"/>
+        </w:rPr>
+        <w:t xml:space="preserve">    – 3-е отделение: КамАЗ-53501 № 5 (л/с, ПВУ-300, ЭОВ-4421);</w:t>
+      </w:r>
     </w:p>
     <w:p>
       <w:pPr>
@@ -2073,6 +2452,13 @@
           <w:szCs w:val="20"/>
         </w:rPr>
       </w:pPr>
+      <w:r>
+        <w:rPr>
+          <w:rFonts w:ascii="Times New Roman" w:hAnsi="Times New Roman"/>
+          <w:b w:val="0"/>
+        </w:rPr>
+        <w:t xml:space="preserve">    – 3-е отделение: КамАЗ-53501 № 6 (ЭСБ-4ВО – 2, МП «Урал»,        2-ПН-4М, имущество).</w:t>
+      </w:r>
     </w:p>
     <w:p>
       <w:pPr>
@@ -2097,6 +2483,13 @@
           <w:szCs w:val="20"/>
         </w:rPr>
       </w:pPr>
+      <w:r>
+        <w:rPr>
+          <w:rFonts w:ascii="Times New Roman" w:hAnsi="Times New Roman"/>
+          <w:b w:val="0"/>
+        </w:rPr>
+        <w:t>3. Тыльное охранение – тыльный дозор от 3-го отделения (2 чел. на КамАЗ-53501 № 6, удаление 0,3–0,5 км).</w:t>
+      </w:r>
     </w:p>
     <w:p>
       <w:pPr>
@@ -2121,6 +2514,13 @@
           <w:szCs w:val="20"/>
         </w:rPr>
       </w:pPr>
+      <w:r>
+        <w:rPr>
+          <w:rFonts w:ascii="Times New Roman" w:hAnsi="Times New Roman"/>
+          <w:b w:val="0"/>
+        </w:rPr>
+        <w:t>Управление в колонне – по радио (позывной взвода «ХАРЗА-2», осн. 42422 / зап. 44422) и сигналами визуальной связи. На малых привалах (через каждые 2–3 ч движения) – проверка л/с и техники, дозаправка по необходимости. Меры боевого обеспечения: РХР силами расчёта от 3-го отделения (приборы ВПХР, ДП-5В); наблюдение за воздухом – по 1 наблюдателю от каждого отделения.</w:t>
+      </w:r>
     </w:p>
     <w:p>
       <w:pPr>
@@ -2145,6 +2545,13 @@
           <w:szCs w:val="20"/>
         </w:rPr>
       </w:pPr>
+      <w:r>
+        <w:rPr>
+          <w:rFonts w:ascii="Times New Roman" w:hAnsi="Times New Roman"/>
+          <w:b w:val="0"/>
+        </w:rPr>
+        <w:t>Маршрут марша: основной – ППД – зап. окр. ЛЕТОВО (40721) – зап. окр. ТУРАБЬЕВО (40721); запасной – через юж. окр. ЛЕТОВО. Время выхода из ППД – 22.00 13.04, прибытие в район сосредоточения – к 02.00 14.04.</w:t>
+      </w:r>
     </w:p>
     <w:p>
       <w:pPr>
@@ -2290,11 +2697,185 @@
       </w:pPr>
       <w:r>
         <w:rPr>
-          <w:rFonts w:ascii="Times New Roman" w:hAnsi="Times New Roman" w:cs="Times New Roman"/>
-          <w:sz w:val="20"/>
-          <w:szCs w:val="20"/>
-        </w:rPr>
-        <w:br w:type="page"/>
+          <w:rFonts w:ascii="Times New Roman" w:hAnsi="Times New Roman"/>
+          <w:b w:val="0"/>
+        </w:rPr>
+        <w:t>Описание размещения 2исв в районе сосредоточения (зап. окр. ТУРАБЬЕВО, 40721):</w:t>
+      </w:r>
+    </w:p>
+    <w:p>
+      <w:pPr>
+        <w:rPr>
+          <w:rFonts w:ascii="Times New Roman" w:hAnsi="Times New Roman" w:cs="Times New Roman"/>
+          <w:sz w:val="20"/>
+          <w:szCs w:val="20"/>
+        </w:rPr>
+      </w:pPr>
+    </w:p>
+    <w:p>
+      <w:pPr>
+        <w:rPr>
+          <w:rFonts w:ascii="Times New Roman" w:hAnsi="Times New Roman" w:cs="Times New Roman"/>
+          <w:sz w:val="20"/>
+          <w:szCs w:val="20"/>
+        </w:rPr>
+      </w:pPr>
+      <w:r>
+        <w:rPr>
+          <w:rFonts w:ascii="Times New Roman" w:hAnsi="Times New Roman"/>
+          <w:b w:val="0"/>
+        </w:rPr>
+        <w:t>Район сосредоточения выбран с использованием складок местности и перелесков, площадь – около 0,5 км × 0,7 км. Размещение по элементам:</w:t>
+      </w:r>
+    </w:p>
+    <w:p>
+      <w:pPr>
+        <w:rPr>
+          <w:rFonts w:ascii="Times New Roman" w:hAnsi="Times New Roman" w:cs="Times New Roman"/>
+          <w:sz w:val="20"/>
+          <w:szCs w:val="20"/>
+        </w:rPr>
+      </w:pPr>
+    </w:p>
+    <w:p>
+      <w:pPr>
+        <w:rPr>
+          <w:rFonts w:ascii="Times New Roman" w:hAnsi="Times New Roman" w:cs="Times New Roman"/>
+          <w:sz w:val="20"/>
+          <w:szCs w:val="20"/>
+        </w:rPr>
+      </w:pPr>
+      <w:r>
+        <w:rPr>
+          <w:rFonts w:ascii="Times New Roman" w:hAnsi="Times New Roman"/>
+          <w:b w:val="0"/>
+        </w:rPr>
+        <w:t>1. Командно-наблюдательный пункт (КНП) командира взвода – в центре района, в укрытии (овраг с замаскированным наблюдательным местом); средства связи – радиостанция Р-168, проводная связь к КП исб.</w:t>
+      </w:r>
+    </w:p>
+    <w:p>
+      <w:pPr>
+        <w:rPr>
+          <w:rFonts w:ascii="Times New Roman" w:hAnsi="Times New Roman" w:cs="Times New Roman"/>
+          <w:sz w:val="20"/>
+          <w:szCs w:val="20"/>
+        </w:rPr>
+      </w:pPr>
+    </w:p>
+    <w:p>
+      <w:pPr>
+        <w:rPr>
+          <w:rFonts w:ascii="Times New Roman" w:hAnsi="Times New Roman" w:cs="Times New Roman"/>
+          <w:sz w:val="20"/>
+          <w:szCs w:val="20"/>
+        </w:rPr>
+      </w:pPr>
+      <w:r>
+        <w:rPr>
+          <w:rFonts w:ascii="Times New Roman" w:hAnsi="Times New Roman"/>
+          <w:b w:val="0"/>
+        </w:rPr>
+        <w:t>2. 1-е инженерно-сапёрное отделение – северная часть района (район БТР), укрытия отрыты для БТР, КамАЗ-53501 (2 ед.), УР-83П (2 ед.) и л/с (по 1 окопу-щели на 2 чел.).</w:t>
+      </w:r>
+    </w:p>
+    <w:p>
+      <w:pPr>
+        <w:rPr>
+          <w:rFonts w:ascii="Times New Roman" w:hAnsi="Times New Roman" w:cs="Times New Roman"/>
+          <w:sz w:val="20"/>
+          <w:szCs w:val="20"/>
+        </w:rPr>
+      </w:pPr>
+    </w:p>
+    <w:p>
+      <w:pPr>
+        <w:rPr>
+          <w:rFonts w:ascii="Times New Roman" w:hAnsi="Times New Roman" w:cs="Times New Roman"/>
+          <w:sz w:val="20"/>
+          <w:szCs w:val="20"/>
+        </w:rPr>
+      </w:pPr>
+      <w:r>
+        <w:rPr>
+          <w:rFonts w:ascii="Times New Roman" w:hAnsi="Times New Roman"/>
+          <w:b w:val="0"/>
+        </w:rPr>
+        <w:t>3. 2-е инженерно-сапёрное отделение – восточная часть района, укрытия для КамАЗ-53501, УМП, УМП-3, ВКПМ, МП «Урал», УР-83П (1 ед.) и л/с.</w:t>
+      </w:r>
+    </w:p>
+    <w:p>
+      <w:pPr>
+        <w:rPr>
+          <w:rFonts w:ascii="Times New Roman" w:hAnsi="Times New Roman" w:cs="Times New Roman"/>
+          <w:sz w:val="20"/>
+          <w:szCs w:val="20"/>
+        </w:rPr>
+      </w:pPr>
+    </w:p>
+    <w:p>
+      <w:pPr>
+        <w:rPr>
+          <w:rFonts w:ascii="Times New Roman" w:hAnsi="Times New Roman" w:cs="Times New Roman"/>
+          <w:sz w:val="20"/>
+          <w:szCs w:val="20"/>
+        </w:rPr>
+      </w:pPr>
+      <w:r>
+        <w:rPr>
+          <w:rFonts w:ascii="Times New Roman" w:hAnsi="Times New Roman"/>
+          <w:b w:val="0"/>
+        </w:rPr>
+        <w:t>4. 3-е инженерно-сапёрное отделение – южная часть района, оборудует также полевой склад зарядов разминирования УЗП-83 (отдельная площадка 100 × 50 м с двойным охранением и обозначением); укрытия для ПВУ-300, ЭОВ-4421, ЭСБ-4ВО, МП «Урал», КамАЗ-53501 (2 ед.) и л/с.</w:t>
+      </w:r>
+    </w:p>
+    <w:p>
+      <w:pPr>
+        <w:rPr>
+          <w:rFonts w:ascii="Times New Roman" w:hAnsi="Times New Roman" w:cs="Times New Roman"/>
+          <w:sz w:val="20"/>
+          <w:szCs w:val="20"/>
+        </w:rPr>
+      </w:pPr>
+    </w:p>
+    <w:p>
+      <w:pPr>
+        <w:rPr>
+          <w:rFonts w:ascii="Times New Roman" w:hAnsi="Times New Roman" w:cs="Times New Roman"/>
+          <w:sz w:val="20"/>
+          <w:szCs w:val="20"/>
+        </w:rPr>
+      </w:pPr>
+      <w:r>
+        <w:rPr>
+          <w:rFonts w:ascii="Times New Roman" w:hAnsi="Times New Roman"/>
+          <w:b w:val="0"/>
+        </w:rPr>
+        <w:t>5. Охрана и оборона района: круговая, 2 поста наблюдения (сев. и юж.), 1 секрет (вост.), пост у полевого склада зарядов; пароль и отзыв – по указанию НИС. Сигналы тревоги – по радио и установленные звуковые. Меры маскировки: применение МКТ, табельных маскировочных сетей, местных материалов; следы техники маскировать; запрещено разведение костров, разговоры громким голосом и работа со светом без ПНВ.</w:t>
+      </w:r>
+    </w:p>
+    <w:p>
+      <w:pPr>
+        <w:rPr>
+          <w:rFonts w:ascii="Times New Roman" w:hAnsi="Times New Roman" w:cs="Times New Roman"/>
+          <w:sz w:val="20"/>
+          <w:szCs w:val="20"/>
+        </w:rPr>
+      </w:pPr>
+    </w:p>
+    <w:p>
+      <w:pPr>
+        <w:rPr>
+          <w:rFonts w:ascii="Times New Roman" w:hAnsi="Times New Roman" w:cs="Times New Roman"/>
+          <w:sz w:val="20"/>
+          <w:szCs w:val="20"/>
+        </w:rPr>
+      </w:pPr>
+      <w:r>
+        <w:rPr>
+          <w:rFonts w:ascii="Times New Roman" w:hAnsi="Times New Roman"/>
+          <w:b w:val="0"/>
+        </w:rPr>
+        <w:t>6. Пути выдвижения из района сосредоточения на пусковые позиции УР-83П: основной – через перелесок на сев.-вост., скрытно от КНП противника; запасной – через юж. опушку рощи. Время выхода с района – по сигналу «Вечер-2» (см. таблицу сигналов управления).</w:t>
       </w:r>
     </w:p>
     <w:p>
@@ -2625,6 +3206,10 @@
           </w:p>
           <w:p>
             <w:pPr/>
+            <w:r/>
+          </w:p>
+          <w:p>
+            <w:pPr/>
             <w:r>
               <w:t>Сроки: пусковые позиции УР-83П оборудовать к 5.00 15.04; полевые склады зарядов разминирования – на зап.окр.</w:t>
             </w:r>
@@ -2648,6 +3233,10 @@
             <w:r>
               <w:t>ТУРАБЬЕВО; готовность зарядов к пуску – 6.00 15.04; пуск зарядов – по сигналу «Тайфун-333».</w:t>
             </w:r>
+          </w:p>
+          <w:p>
+            <w:pPr/>
+            <w:r/>
           </w:p>
           <w:p>
             <w:pPr/>
@@ -2854,6 +3443,10 @@
           </w:p>
           <w:p>
             <w:pPr/>
+            <w:r/>
+          </w:p>
+          <w:p>
+            <w:pPr/>
             <w:r>
               <w:t>Доставка СИВ к пусковым позициям – штатным транспортом взвода: КамАЗ-53501 (2 ед.) и БТР, под прикрытием 1-го отделения.</w:t>
             </w:r>
@@ -2935,6 +3528,14 @@
           </w:p>
           <w:p>
             <w:pPr/>
+            <w:r/>
+          </w:p>
+          <w:p>
+            <w:pPr/>
+            <w:r/>
+          </w:p>
+          <w:p>
+            <w:pPr/>
             <w:r>
               <w:t>– с командиром 2мсб 2мсбр (через ОРазг № 2) – по вопросам пропуска атакующих подразделений через проходы, передачи проходов и комендантской службы; сигналы готовности проходов – «Снег-444»; позывной «ХАРЗА-2»;</w:t>
             </w:r>
@@ -3024,6 +3625,14 @@
             <w:r>
               <w:t>34567 (НИС);</w:t>
             </w:r>
+          </w:p>
+          <w:p>
+            <w:pPr/>
+            <w:r/>
+          </w:p>
+          <w:p>
+            <w:pPr/>
+            <w:r/>
           </w:p>
           <w:p>
             <w:pPr/>
@@ -8906,6 +9515,22 @@
             <w:r>
               <w:t>Силы и средства взвода:</w:t>
             </w:r>
+          </w:p>
+          <w:p>
+            <w:pPr/>
+            <w:r/>
+          </w:p>
+          <w:p>
+            <w:pPr/>
+            <w:r/>
+          </w:p>
+          <w:p>
+            <w:pPr/>
+            <w:r/>
+          </w:p>
+          <w:p>
+            <w:pPr/>
+            <w:r/>
           </w:p>
           <w:p>
             <w:pPr/>
